--- a/tillsyn/A 2991-2026 tillsynsbegäran.docx
+++ b/tillsyn/A 2991-2026 tillsynsbegäran.docx
@@ -380,7 +380,7 @@
     <w:r>
       <w:tab/>
       <w:tab/>
-      <w:t>2026-01-17</w:t>
+      <w:t>2026-01-18</w:t>
       <w:br/>
       <w:br/>
     </w:r>

--- a/tillsyn/A 2991-2026 tillsynsbegäran.docx
+++ b/tillsyn/A 2991-2026 tillsynsbegäran.docx
@@ -380,7 +380,7 @@
     <w:r>
       <w:tab/>
       <w:tab/>
-      <w:t>2026-01-18</w:t>
+      <w:t>2026-01-19</w:t>
       <w:br/>
       <w:br/>
     </w:r>

--- a/tillsyn/A 2991-2026 tillsynsbegäran.docx
+++ b/tillsyn/A 2991-2026 tillsynsbegäran.docx
@@ -380,7 +380,7 @@
     <w:r>
       <w:tab/>
       <w:tab/>
-      <w:t>2026-01-19</w:t>
+      <w:t>2026-01-20</w:t>
       <w:br/>
       <w:br/>
     </w:r>

--- a/tillsyn/A 2991-2026 tillsynsbegäran.docx
+++ b/tillsyn/A 2991-2026 tillsynsbegäran.docx
@@ -380,7 +380,7 @@
     <w:r>
       <w:tab/>
       <w:tab/>
-      <w:t>2026-01-20</w:t>
+      <w:t>2026-01-21</w:t>
       <w:br/>
       <w:br/>
     </w:r>

--- a/tillsyn/A 2991-2026 tillsynsbegäran.docx
+++ b/tillsyn/A 2991-2026 tillsynsbegäran.docx
@@ -380,7 +380,7 @@
     <w:r>
       <w:tab/>
       <w:tab/>
-      <w:t>2026-01-21</w:t>
+      <w:t>2026-01-23</w:t>
       <w:br/>
       <w:br/>
     </w:r>

--- a/tillsyn/A 2991-2026 tillsynsbegäran.docx
+++ b/tillsyn/A 2991-2026 tillsynsbegäran.docx
@@ -380,7 +380,7 @@
     <w:r>
       <w:tab/>
       <w:tab/>
-      <w:t>2026-01-23</w:t>
+      <w:t>2026-01-24</w:t>
       <w:br/>
       <w:br/>
     </w:r>

--- a/tillsyn/A 2991-2026 tillsynsbegäran.docx
+++ b/tillsyn/A 2991-2026 tillsynsbegäran.docx
@@ -380,7 +380,7 @@
     <w:r>
       <w:tab/>
       <w:tab/>
-      <w:t>2026-01-24</w:t>
+      <w:t>2026-01-25</w:t>
       <w:br/>
       <w:br/>
     </w:r>

--- a/tillsyn/A 2991-2026 tillsynsbegäran.docx
+++ b/tillsyn/A 2991-2026 tillsynsbegäran.docx
@@ -380,7 +380,7 @@
     <w:r>
       <w:tab/>
       <w:tab/>
-      <w:t>2026-01-25</w:t>
+      <w:t>2026-01-26</w:t>
       <w:br/>
       <w:br/>
     </w:r>

--- a/tillsyn/A 2991-2026 tillsynsbegäran.docx
+++ b/tillsyn/A 2991-2026 tillsynsbegäran.docx
@@ -380,7 +380,7 @@
     <w:r>
       <w:tab/>
       <w:tab/>
-      <w:t>2026-01-26</w:t>
+      <w:t>2026-01-27</w:t>
       <w:br/>
       <w:br/>
     </w:r>

--- a/tillsyn/A 2991-2026 tillsynsbegäran.docx
+++ b/tillsyn/A 2991-2026 tillsynsbegäran.docx
@@ -380,7 +380,7 @@
     <w:r>
       <w:tab/>
       <w:tab/>
-      <w:t>2026-01-27</w:t>
+      <w:t>2026-01-28</w:t>
       <w:br/>
       <w:br/>
     </w:r>

--- a/tillsyn/A 2991-2026 tillsynsbegäran.docx
+++ b/tillsyn/A 2991-2026 tillsynsbegäran.docx
@@ -95,10 +95,39 @@
         <w:rPr>
           <w:b/>
         </w:rPr>
+        <w:t>Dropptaggsvamp</w:t>
+      </w:r>
+      <w:r>
+        <w:t xml:space="preserve"> bildar mykorrhiza med tall, huvudsakligen i äldre skog. Total population i landet bedöms ha minskat och fortsatt minska på grund av slutavverkningar och förhöja kvävenivåer i marken som en följd av skogsgödsling. Dropptaggsvamp är typisk art för </w:t>
+      </w:r>
+      <w:r>
+        <w:rPr>
+          <w:i/>
+        </w:rPr>
+        <w:t xml:space="preserve">9010 Taiga </w:t>
+      </w:r>
+      <w:r>
+        <w:t>(SLU Artdatabanken, 2025).</w:t>
+      </w:r>
+    </w:p>
+    <w:p>
+      <w:r>
+        <w:rPr>
+          <w:b/>
+        </w:rPr>
         <w:t>Goliatmusseron (VU)</w:t>
       </w:r>
       <w:r>
-        <w:t xml:space="preserve"> är en mykorrhizasvamp knuten till gammal tall på sandig eller grusig mark, främst ljusöppna torra lavtallhedar där svampen växer bland renlavar och lingon. Mager, sandig och brandpräglad tallskog med lång trädkontinuitet bör undantas från trakthyggesbruk och inte kalavverkas. Goliatmusseron är placerad högst upp i Skogsstyrelsens värdepyramid för bedömning av skog med höga naturvärden och den är globalt rödlistad som sårbar (VU) vilket innebär att Sverige har ett internationellt ansvar för arten (SLU Artdatabanken, 2024; Nitare &amp; Skogsstyrelsen, 2019; IUCN, 2020).</w:t>
+        <w:t xml:space="preserve"> är en mykorrhizasvamp knuten till gammal tall på sandig eller grusig mark, främst ljusöppna torra lavtallhedar där svampen växer bland renlavar och lingon. Mager, sandig och brandpräglad tallskog med lång trädkontinuitet bör undantas från trakthyggesbruk och inte kalavverkas. Goliatmusseron är placerad högst upp i Skogsstyrelsens värdepyramid för bedömning av skog med höga naturvärden och den är globalt rödlistad som sårbar (VU) vilket innebär att Sverige har ett internationellt ansvar för arten. Goliatmusseron är typisk art för </w:t>
+      </w:r>
+      <w:r>
+        <w:rPr>
+          <w:i/>
+        </w:rPr>
+        <w:t>9010 Taiga</w:t>
+      </w:r>
+      <w:r>
+        <w:t xml:space="preserve"> (SLU Artdatabanken, 2024; Nitare &amp; Skogsstyrelsen, 2019; IUCN, 2020).</w:t>
       </w:r>
     </w:p>
     <w:p>
@@ -120,7 +149,16 @@
         <w:t>Grovticka</w:t>
       </w:r>
       <w:r>
-        <w:t xml:space="preserve"> är i skogslandskapet främst knuten till naturskogsartad äldre barrskog. Den är där en värdefull ”gammelskogsindikator” och påträffas mest vid tallar som är över 200 år gamla (Nitare &amp; Skogsstyrelsen, 2019).</w:t>
+        <w:t xml:space="preserve"> är i skogslandskapet främst knuten till naturskogsartad äldre barrskog. Den är där en värdefull ”gammelskogsindikator” och påträffas mest vid tallar som är över 200 år gamla.  Grovticka är typisk art för </w:t>
+      </w:r>
+      <w:r>
+        <w:rPr>
+          <w:i/>
+        </w:rPr>
+        <w:t xml:space="preserve">9060 Åsbarrskog </w:t>
+      </w:r>
+      <w:r>
+        <w:t>(Nitare &amp; Skogsstyrelsen, 2019; SLU Artdatabanken, 2025).</w:t>
       </w:r>
     </w:p>
     <w:p>
@@ -131,7 +169,36 @@
         <w:t xml:space="preserve">Motaggsvamp (NT) </w:t>
       </w:r>
       <w:r>
-        <w:t>bildar mykorrhiza med tall i tallskog och hittas huvudsakligen i äldre, glesare skogsbestånd och hällmarksimpediment. Arten hotas främst av skogsavverkning och tycks försvinna efter slutavverkning, markberedning och plantering (SLU Artdatabanken, 2024).</w:t>
+        <w:t xml:space="preserve">bildar mykorrhiza med tall i tallskog och hittas huvudsakligen i äldre, glesare skogsbestånd och hällmarksimpediment. Arten hotas främst av skogsavverkning och tycks försvinna efter slutavverkning, markberedning och plantering. Motaggsvamp är typisk art för </w:t>
+      </w:r>
+      <w:r>
+        <w:rPr>
+          <w:i/>
+        </w:rPr>
+        <w:t>9010 Taiga</w:t>
+      </w:r>
+      <w:r>
+        <w:t xml:space="preserve"> (SLU Artdatabanken, 2024).</w:t>
+      </w:r>
+    </w:p>
+    <w:p>
+      <w:r>
+        <w:rPr>
+          <w:b/>
+        </w:rPr>
+        <w:t>Nästlav</w:t>
+      </w:r>
+      <w:r>
+        <w:t xml:space="preserve"> indikerar söder om den naturliga norrlandsgränsen äldre barrskogsområden med höga naturvärden där andra ovanliga nordliga barrskogsarter kan påträffas. Nästlav är typisk art för </w:t>
+      </w:r>
+      <w:r>
+        <w:rPr>
+          <w:i/>
+        </w:rPr>
+        <w:t xml:space="preserve">9010 Taiga </w:t>
+      </w:r>
+      <w:r>
+        <w:t>(Nitare &amp; Skogsstyrelsen, 2019; SLU Artdatabanken, 2025).</w:t>
       </w:r>
     </w:p>
     <w:p>
@@ -191,7 +258,25 @@
         <w:t>Järpe (NT, §4)</w:t>
       </w:r>
       <w:r>
-        <w:t>, som är rödlistad som nära hotad och upptagen i bilaga 1 och 2 EU:s fågeldirektiv, har häckningsrevir i avverkningsanmälan. Arten har minskat med 25 (10–40) % under de senaste 12 åren och är mycket stationär inom sitt revir som är minst 25 hektar stort. Dess livsmiljöer utgörs av tät barrskog med inblandning av lövträd och en väl utvecklad flerskiktad struktur med bärris och yngre eller undertryckta, täta granar i ett lägre skikt, ofta utmed bäckar och åar inne i den skyddande granskogen. Järpen överlever inte om dess livsmiljö kalavverkas och är även känslig för röjning, gallring och avverkning där unga granar och lövträd inte sparas i tillräcklig omfattning. Minskningstakten för den svenska populationen bedöms vara nära gränsvärdet för Sårbar (VU). (A2b)  (SLU Artdatabanken, 2022).</w:t>
+        <w:t xml:space="preserve">, som är rödlistad som nära hotad och upptagen i bilaga 1 och 2 EU:s fågeldirektiv, har häckningsrevir i avverkningsanmälan. Arten har minskat med 25 (10–40) % under de senaste 12 åren och är mycket stationär inom sitt revir som är minst 25 hektar stort. Dess livsmiljöer utgörs av tät barrskog med inblandning av lövträd och en väl utvecklad flerskiktad struktur med bärris och yngre eller undertryckta, täta granar i ett lägre skikt, ofta utmed bäckar och åar inne i den skyddande granskogen. Järpen överlever inte om dess livsmiljö kalavverkas och är även känslig för röjning, gallring och avverkning där unga granar och lövträd inte sparas i tillräcklig omfattning. Minskningstakten för den svenska populationen bedöms vara nära gränsvärdet för Sårbar (VU). Järpe är typisk art för </w:t>
+      </w:r>
+      <w:r>
+        <w:rPr>
+          <w:i/>
+        </w:rPr>
+        <w:t xml:space="preserve">9010 Taiga, 9080 Lövsumpskog </w:t>
+      </w:r>
+      <w:r>
+        <w:t xml:space="preserve">och </w:t>
+      </w:r>
+      <w:r>
+        <w:rPr>
+          <w:i/>
+        </w:rPr>
+        <w:t xml:space="preserve">9740 Skogsbevuxen myr </w:t>
+      </w:r>
+      <w:r>
+        <w:t>(SLU Artdatabanken, 2022).</w:t>
       </w:r>
     </w:p>
     <w:p>
@@ -380,7 +465,7 @@
     <w:r>
       <w:tab/>
       <w:tab/>
-      <w:t>2026-01-28</w:t>
+      <w:t>2026-01-29</w:t>
       <w:br/>
       <w:br/>
     </w:r>

--- a/tillsyn/A 2991-2026 tillsynsbegäran.docx
+++ b/tillsyn/A 2991-2026 tillsynsbegäran.docx
@@ -465,7 +465,7 @@
     <w:r>
       <w:tab/>
       <w:tab/>
-      <w:t>2026-01-29</w:t>
+      <w:t>2026-01-30</w:t>
       <w:br/>
       <w:br/>
     </w:r>

--- a/tillsyn/A 2991-2026 tillsynsbegäran.docx
+++ b/tillsyn/A 2991-2026 tillsynsbegäran.docx
@@ -465,7 +465,7 @@
     <w:r>
       <w:tab/>
       <w:tab/>
-      <w:t>2026-01-30</w:t>
+      <w:t>2026-01-31</w:t>
       <w:br/>
       <w:br/>
     </w:r>

--- a/tillsyn/A 2991-2026 tillsynsbegäran.docx
+++ b/tillsyn/A 2991-2026 tillsynsbegäran.docx
@@ -465,7 +465,7 @@
     <w:r>
       <w:tab/>
       <w:tab/>
-      <w:t>2026-03-02</w:t>
+      <w:t>2026-03-03</w:t>
       <w:br/>
       <w:br/>
     </w:r>

--- a/tillsyn/A 2991-2026 tillsynsbegäran.docx
+++ b/tillsyn/A 2991-2026 tillsynsbegäran.docx
@@ -465,7 +465,7 @@
     <w:r>
       <w:tab/>
       <w:tab/>
-      <w:t>2026-03-03</w:t>
+      <w:t>2026-03-04</w:t>
       <w:br/>
       <w:br/>
     </w:r>

--- a/tillsyn/A 2991-2026 tillsynsbegäran.docx
+++ b/tillsyn/A 2991-2026 tillsynsbegäran.docx
@@ -465,7 +465,7 @@
     <w:r>
       <w:tab/>
       <w:tab/>
-      <w:t>2026-03-04</w:t>
+      <w:t>2026-03-05</w:t>
       <w:br/>
       <w:br/>
     </w:r>

--- a/tillsyn/A 2991-2026 tillsynsbegäran.docx
+++ b/tillsyn/A 2991-2026 tillsynsbegäran.docx
@@ -465,7 +465,7 @@
     <w:r>
       <w:tab/>
       <w:tab/>
-      <w:t>2026-03-05</w:t>
+      <w:t>2026-03-06</w:t>
       <w:br/>
       <w:br/>
     </w:r>

--- a/tillsyn/A 2991-2026 tillsynsbegäran.docx
+++ b/tillsyn/A 2991-2026 tillsynsbegäran.docx
@@ -465,7 +465,7 @@
     <w:r>
       <w:tab/>
       <w:tab/>
-      <w:t>2026-03-06</w:t>
+      <w:t>2026-03-07</w:t>
       <w:br/>
       <w:br/>
     </w:r>

--- a/tillsyn/A 2991-2026 tillsynsbegäran.docx
+++ b/tillsyn/A 2991-2026 tillsynsbegäran.docx
@@ -465,7 +465,7 @@
     <w:r>
       <w:tab/>
       <w:tab/>
-      <w:t>2026-03-07</w:t>
+      <w:t>2026-03-08</w:t>
       <w:br/>
       <w:br/>
     </w:r>

--- a/tillsyn/A 2991-2026 tillsynsbegäran.docx
+++ b/tillsyn/A 2991-2026 tillsynsbegäran.docx
@@ -465,7 +465,7 @@
     <w:r>
       <w:tab/>
       <w:tab/>
-      <w:t>2026-03-08</w:t>
+      <w:t>2026-03-09</w:t>
       <w:br/>
       <w:br/>
     </w:r>

--- a/tillsyn/A 2991-2026 tillsynsbegäran.docx
+++ b/tillsyn/A 2991-2026 tillsynsbegäran.docx
@@ -465,7 +465,7 @@
     <w:r>
       <w:tab/>
       <w:tab/>
-      <w:t>2026-03-09</w:t>
+      <w:t>2026-03-10</w:t>
       <w:br/>
       <w:br/>
     </w:r>

--- a/tillsyn/A 2991-2026 tillsynsbegäran.docx
+++ b/tillsyn/A 2991-2026 tillsynsbegäran.docx
@@ -312,7 +312,7 @@
     </w:p>
     <w:p>
       <w:r>
-        <w:t>Arten behöver lämpliga skogsbestånd om sammanlagt minst 25 hektar. Den är mycket stationär inom sitt revir och när ett par etablerat sig stannar de så länge miljön är intakt. Den undviker öppen mark och förﬂyttar sig sällan över större öppna myrar eller åkermark, och är därför känslig för fragmentering. Järpen överlever inte om dess livsmiljö kalavverkas och är även känslig för röjning, gallring och avverkning där unga granar och lövträd inte sparas i tillräcklig omfattning. Minskningstakten för den svenska populationen bedöms vara nära gränsvärdet för Sårbar (VU). (A2b)  (SLU Artdatabanken, 2022).</w:t>
+        <w:t>Arten behöver lämpliga skogsbestånd om sammanlagt minst 25 hektar. Den är mycket stationär inom sitt revir och när ett par etablerat sig stannar de så länge miljön är intakt. Den undviker öppen mark och förﬂyttar sig sällan över större öppna myrar eller åkermark, och är därför känslig för fragmentering. Järpen överlever inte om dess livsmiljö kalavverkas och är även känslig för röjning, gallring och avverkning där unga granar och lövträd inte sparas i tillräcklig omfattning. Minskningstakten för den svenska populationen bedöms vara nära gränsvärdet för Sårbar (VU). (A2b) (SLU Artdatabanken, 2022).</w:t>
       </w:r>
     </w:p>
     <w:p>
@@ -465,7 +465,7 @@
     <w:r>
       <w:tab/>
       <w:tab/>
-      <w:t>2026-03-10</w:t>
+      <w:t>2026-03-11</w:t>
       <w:br/>
       <w:br/>
     </w:r>

--- a/tillsyn/A 2991-2026 tillsynsbegäran.docx
+++ b/tillsyn/A 2991-2026 tillsynsbegäran.docx
@@ -465,7 +465,7 @@
     <w:r>
       <w:tab/>
       <w:tab/>
-      <w:t>2026-03-11</w:t>
+      <w:t>2026-03-12</w:t>
       <w:br/>
       <w:br/>
     </w:r>

--- a/tillsyn/A 2991-2026 tillsynsbegäran.docx
+++ b/tillsyn/A 2991-2026 tillsynsbegäran.docx
@@ -465,7 +465,7 @@
     <w:r>
       <w:tab/>
       <w:tab/>
-      <w:t>2026-03-12</w:t>
+      <w:t>2026-03-13</w:t>
       <w:br/>
       <w:br/>
     </w:r>

--- a/tillsyn/A 2991-2026 tillsynsbegäran.docx
+++ b/tillsyn/A 2991-2026 tillsynsbegäran.docx
@@ -494,7 +494,7 @@
     <w:r>
       <w:tab/>
       <w:tab/>
-      <w:t>2026-04-14</w:t>
+      <w:t>2026-04-15</w:t>
       <w:br/>
       <w:br/>
     </w:r>

--- a/tillsyn/A 2991-2026 tillsynsbegäran.docx
+++ b/tillsyn/A 2991-2026 tillsynsbegäran.docx
@@ -494,7 +494,7 @@
     <w:r>
       <w:tab/>
       <w:tab/>
-      <w:t>2026-04-15</w:t>
+      <w:t>2026-04-16</w:t>
       <w:br/>
       <w:br/>
     </w:r>

--- a/tillsyn/A 2991-2026 tillsynsbegäran.docx
+++ b/tillsyn/A 2991-2026 tillsynsbegäran.docx
@@ -494,7 +494,7 @@
     <w:r>
       <w:tab/>
       <w:tab/>
-      <w:t>2026-04-16</w:t>
+      <w:t>2026-04-17</w:t>
       <w:br/>
       <w:br/>
     </w:r>

--- a/tillsyn/A 2991-2026 tillsynsbegäran.docx
+++ b/tillsyn/A 2991-2026 tillsynsbegäran.docx
@@ -494,7 +494,7 @@
     <w:r>
       <w:tab/>
       <w:tab/>
-      <w:t>2026-04-17</w:t>
+      <w:t>2026-04-18</w:t>
       <w:br/>
       <w:br/>
     </w:r>

--- a/tillsyn/A 2991-2026 tillsynsbegäran.docx
+++ b/tillsyn/A 2991-2026 tillsynsbegäran.docx
@@ -494,7 +494,7 @@
     <w:r>
       <w:tab/>
       <w:tab/>
-      <w:t>2026-04-18</w:t>
+      <w:t>2026-04-19</w:t>
       <w:br/>
       <w:br/>
     </w:r>

--- a/tillsyn/A 2991-2026 tillsynsbegäran.docx
+++ b/tillsyn/A 2991-2026 tillsynsbegäran.docx
@@ -494,7 +494,7 @@
     <w:r>
       <w:tab/>
       <w:tab/>
-      <w:t>2026-04-19</w:t>
+      <w:t>2026-04-20</w:t>
       <w:br/>
       <w:br/>
     </w:r>

--- a/tillsyn/A 2991-2026 tillsynsbegäran.docx
+++ b/tillsyn/A 2991-2026 tillsynsbegäran.docx
@@ -494,7 +494,7 @@
     <w:r>
       <w:tab/>
       <w:tab/>
-      <w:t>2026-04-20</w:t>
+      <w:t>2026-04-21</w:t>
       <w:br/>
       <w:br/>
     </w:r>

--- a/tillsyn/A 2991-2026 tillsynsbegäran.docx
+++ b/tillsyn/A 2991-2026 tillsynsbegäran.docx
@@ -494,7 +494,7 @@
     <w:r>
       <w:tab/>
       <w:tab/>
-      <w:t>2026-04-21</w:t>
+      <w:t>2026-04-22</w:t>
       <w:br/>
       <w:br/>
     </w:r>

--- a/tillsyn/A 2991-2026 tillsynsbegäran.docx
+++ b/tillsyn/A 2991-2026 tillsynsbegäran.docx
@@ -494,7 +494,7 @@
     <w:r>
       <w:tab/>
       <w:tab/>
-      <w:t>2026-04-22</w:t>
+      <w:t>2026-04-23</w:t>
       <w:br/>
       <w:br/>
     </w:r>

--- a/tillsyn/A 2991-2026 tillsynsbegäran.docx
+++ b/tillsyn/A 2991-2026 tillsynsbegäran.docx
@@ -494,7 +494,7 @@
     <w:r>
       <w:tab/>
       <w:tab/>
-      <w:t>2026-04-23</w:t>
+      <w:t>2026-04-24</w:t>
       <w:br/>
       <w:br/>
     </w:r>

--- a/tillsyn/A 2991-2026 tillsynsbegäran.docx
+++ b/tillsyn/A 2991-2026 tillsynsbegäran.docx
@@ -494,7 +494,7 @@
     <w:r>
       <w:tab/>
       <w:tab/>
-      <w:t>2026-04-24</w:t>
+      <w:t>2026-04-25</w:t>
       <w:br/>
       <w:br/>
     </w:r>

--- a/tillsyn/A 2991-2026 tillsynsbegäran.docx
+++ b/tillsyn/A 2991-2026 tillsynsbegäran.docx
@@ -494,7 +494,7 @@
     <w:r>
       <w:tab/>
       <w:tab/>
-      <w:t>2026-04-25</w:t>
+      <w:t>2026-04-26</w:t>
       <w:br/>
       <w:br/>
     </w:r>

--- a/tillsyn/A 2991-2026 tillsynsbegäran.docx
+++ b/tillsyn/A 2991-2026 tillsynsbegäran.docx
@@ -494,7 +494,7 @@
     <w:r>
       <w:tab/>
       <w:tab/>
-      <w:t>2026-04-26</w:t>
+      <w:t>2026-04-27</w:t>
       <w:br/>
       <w:br/>
     </w:r>

--- a/tillsyn/A 2991-2026 tillsynsbegäran.docx
+++ b/tillsyn/A 2991-2026 tillsynsbegäran.docx
@@ -494,7 +494,7 @@
     <w:r>
       <w:tab/>
       <w:tab/>
-      <w:t>2026-04-27</w:t>
+      <w:t>2026-04-28</w:t>
       <w:br/>
       <w:br/>
     </w:r>

--- a/tillsyn/A 2991-2026 tillsynsbegäran.docx
+++ b/tillsyn/A 2991-2026 tillsynsbegäran.docx
@@ -494,7 +494,7 @@
     <w:r>
       <w:tab/>
       <w:tab/>
-      <w:t>2026-04-28</w:t>
+      <w:t>2026-04-29</w:t>
       <w:br/>
       <w:br/>
     </w:r>

--- a/tillsyn/A 2991-2026 tillsynsbegäran.docx
+++ b/tillsyn/A 2991-2026 tillsynsbegäran.docx
@@ -494,7 +494,7 @@
     <w:r>
       <w:tab/>
       <w:tab/>
-      <w:t>2026-04-29</w:t>
+      <w:t>2026-04-30</w:t>
       <w:br/>
       <w:br/>
     </w:r>

--- a/tillsyn/A 2991-2026 tillsynsbegäran.docx
+++ b/tillsyn/A 2991-2026 tillsynsbegäran.docx
@@ -494,7 +494,7 @@
     <w:r>
       <w:tab/>
       <w:tab/>
-      <w:t>2026-04-30</w:t>
+      <w:t>2026-05-01</w:t>
       <w:br/>
       <w:br/>
     </w:r>

--- a/tillsyn/A 2991-2026 tillsynsbegäran.docx
+++ b/tillsyn/A 2991-2026 tillsynsbegäran.docx
@@ -494,7 +494,7 @@
     <w:r>
       <w:tab/>
       <w:tab/>
-      <w:t>2026-05-01</w:t>
+      <w:t>2026-05-02</w:t>
       <w:br/>
       <w:br/>
     </w:r>

--- a/tillsyn/A 2991-2026 tillsynsbegäran.docx
+++ b/tillsyn/A 2991-2026 tillsynsbegäran.docx
@@ -494,7 +494,7 @@
     <w:r>
       <w:tab/>
       <w:tab/>
-      <w:t>2026-05-02</w:t>
+      <w:t>2026-05-03</w:t>
       <w:br/>
       <w:br/>
     </w:r>

--- a/tillsyn/A 2991-2026 tillsynsbegäran.docx
+++ b/tillsyn/A 2991-2026 tillsynsbegäran.docx
@@ -494,7 +494,7 @@
     <w:r>
       <w:tab/>
       <w:tab/>
-      <w:t>2026-05-03</w:t>
+      <w:t>2026-05-04</w:t>
       <w:br/>
       <w:br/>
     </w:r>

--- a/tillsyn/A 2991-2026 tillsynsbegäran.docx
+++ b/tillsyn/A 2991-2026 tillsynsbegäran.docx
@@ -494,7 +494,7 @@
     <w:r>
       <w:tab/>
       <w:tab/>
-      <w:t>2026-05-04</w:t>
+      <w:t>2026-05-05</w:t>
       <w:br/>
       <w:br/>
     </w:r>

--- a/tillsyn/A 2991-2026 tillsynsbegäran.docx
+++ b/tillsyn/A 2991-2026 tillsynsbegäran.docx
@@ -494,7 +494,7 @@
     <w:r>
       <w:tab/>
       <w:tab/>
-      <w:t>2026-05-05</w:t>
+      <w:t>2026-05-06</w:t>
       <w:br/>
       <w:br/>
     </w:r>

--- a/tillsyn/A 2991-2026 tillsynsbegäran.docx
+++ b/tillsyn/A 2991-2026 tillsynsbegäran.docx
@@ -494,7 +494,7 @@
     <w:r>
       <w:tab/>
       <w:tab/>
-      <w:t>2026-05-16</w:t>
+      <w:t>2026-05-17</w:t>
       <w:br/>
       <w:br/>
     </w:r>

--- a/tillsyn/A 2991-2026 tillsynsbegäran.docx
+++ b/tillsyn/A 2991-2026 tillsynsbegäran.docx
@@ -494,7 +494,7 @@
     <w:r>
       <w:tab/>
       <w:tab/>
-      <w:t>2026-05-17</w:t>
+      <w:t>2026-05-18</w:t>
       <w:br/>
       <w:br/>
     </w:r>

--- a/tillsyn/A 2991-2026 tillsynsbegäran.docx
+++ b/tillsyn/A 2991-2026 tillsynsbegäran.docx
@@ -494,7 +494,7 @@
     <w:r>
       <w:tab/>
       <w:tab/>
-      <w:t>2026-05-18</w:t>
+      <w:t>2026-05-19</w:t>
       <w:br/>
       <w:br/>
     </w:r>

--- a/tillsyn/A 2991-2026 tillsynsbegäran.docx
+++ b/tillsyn/A 2991-2026 tillsynsbegäran.docx
@@ -494,7 +494,7 @@
     <w:r>
       <w:tab/>
       <w:tab/>
-      <w:t>2026-05-19</w:t>
+      <w:t>2026-05-20</w:t>
       <w:br/>
       <w:br/>
     </w:r>

--- a/tillsyn/A 2991-2026 tillsynsbegäran.docx
+++ b/tillsyn/A 2991-2026 tillsynsbegäran.docx
@@ -494,7 +494,7 @@
     <w:r>
       <w:tab/>
       <w:tab/>
-      <w:t>2026-05-20</w:t>
+      <w:t>2026-05-21</w:t>
       <w:br/>
       <w:br/>
     </w:r>

--- a/tillsyn/A 2991-2026 tillsynsbegäran.docx
+++ b/tillsyn/A 2991-2026 tillsynsbegäran.docx
@@ -494,7 +494,7 @@
     <w:r>
       <w:tab/>
       <w:tab/>
-      <w:t>2026-05-21</w:t>
+      <w:t>2026-05-22</w:t>
       <w:br/>
       <w:br/>
     </w:r>

--- a/tillsyn/A 2991-2026 tillsynsbegäran.docx
+++ b/tillsyn/A 2991-2026 tillsynsbegäran.docx
@@ -494,7 +494,7 @@
     <w:r>
       <w:tab/>
       <w:tab/>
-      <w:t>2026-05-22</w:t>
+      <w:t>2026-05-23</w:t>
       <w:br/>
       <w:br/>
     </w:r>

--- a/tillsyn/A 2991-2026 tillsynsbegäran.docx
+++ b/tillsyn/A 2991-2026 tillsynsbegäran.docx
@@ -494,7 +494,7 @@
     <w:r>
       <w:tab/>
       <w:tab/>
-      <w:t>2026-05-23</w:t>
+      <w:t>2026-05-24</w:t>
       <w:br/>
       <w:br/>
     </w:r>

--- a/tillsyn/A 2991-2026 tillsynsbegäran.docx
+++ b/tillsyn/A 2991-2026 tillsynsbegäran.docx
@@ -494,7 +494,7 @@
     <w:r>
       <w:tab/>
       <w:tab/>
-      <w:t>2026-05-24</w:t>
+      <w:t>2026-05-25</w:t>
       <w:br/>
       <w:br/>
     </w:r>

--- a/tillsyn/A 2991-2026 tillsynsbegäran.docx
+++ b/tillsyn/A 2991-2026 tillsynsbegäran.docx
@@ -494,7 +494,7 @@
     <w:r>
       <w:tab/>
       <w:tab/>
-      <w:t>2026-05-25</w:t>
+      <w:t>2026-05-26</w:t>
       <w:br/>
       <w:br/>
     </w:r>

--- a/tillsyn/A 2991-2026 tillsynsbegäran.docx
+++ b/tillsyn/A 2991-2026 tillsynsbegäran.docx
@@ -494,7 +494,7 @@
     <w:r>
       <w:tab/>
       <w:tab/>
-      <w:t>2026-05-26</w:t>
+      <w:t>2026-05-27</w:t>
       <w:br/>
       <w:br/>
     </w:r>

--- a/tillsyn/A 2991-2026 tillsynsbegäran.docx
+++ b/tillsyn/A 2991-2026 tillsynsbegäran.docx
@@ -494,7 +494,7 @@
     <w:r>
       <w:tab/>
       <w:tab/>
-      <w:t>2026-05-27</w:t>
+      <w:t>2026-05-28</w:t>
       <w:br/>
       <w:br/>
     </w:r>

--- a/tillsyn/A 2991-2026 tillsynsbegäran.docx
+++ b/tillsyn/A 2991-2026 tillsynsbegäran.docx
@@ -494,7 +494,7 @@
     <w:r>
       <w:tab/>
       <w:tab/>
-      <w:t>2026-05-28</w:t>
+      <w:t>2026-05-29</w:t>
       <w:br/>
       <w:br/>
     </w:r>

--- a/tillsyn/A 2991-2026 tillsynsbegäran.docx
+++ b/tillsyn/A 2991-2026 tillsynsbegäran.docx
@@ -494,7 +494,7 @@
     <w:r>
       <w:tab/>
       <w:tab/>
-      <w:t>2026-05-29</w:t>
+      <w:t>2026-05-30</w:t>
       <w:br/>
       <w:br/>
     </w:r>

--- a/tillsyn/A 2991-2026 tillsynsbegäran.docx
+++ b/tillsyn/A 2991-2026 tillsynsbegäran.docx
@@ -494,7 +494,7 @@
     <w:r>
       <w:tab/>
       <w:tab/>
-      <w:t>2026-05-30</w:t>
+      <w:t>2026-05-31</w:t>
       <w:br/>
       <w:br/>
     </w:r>

--- a/tillsyn/A 2991-2026 tillsynsbegäran.docx
+++ b/tillsyn/A 2991-2026 tillsynsbegäran.docx
@@ -494,7 +494,7 @@
     <w:r>
       <w:tab/>
       <w:tab/>
-      <w:t>2026-05-31</w:t>
+      <w:t>2026-06-01</w:t>
       <w:br/>
       <w:br/>
     </w:r>

--- a/tillsyn/A 2991-2026 tillsynsbegäran.docx
+++ b/tillsyn/A 2991-2026 tillsynsbegäran.docx
@@ -494,7 +494,7 @@
     <w:r>
       <w:tab/>
       <w:tab/>
-      <w:t>2026-06-01</w:t>
+      <w:t>2026-06-02</w:t>
       <w:br/>
       <w:br/>
     </w:r>

--- a/tillsyn/A 2991-2026 tillsynsbegäran.docx
+++ b/tillsyn/A 2991-2026 tillsynsbegäran.docx
@@ -494,7 +494,7 @@
     <w:r>
       <w:tab/>
       <w:tab/>
-      <w:t>2026-06-02</w:t>
+      <w:t>2026-06-03</w:t>
       <w:br/>
       <w:br/>
     </w:r>

--- a/tillsyn/A 2991-2026 tillsynsbegäran.docx
+++ b/tillsyn/A 2991-2026 tillsynsbegäran.docx
@@ -494,7 +494,7 @@
     <w:r>
       <w:tab/>
       <w:tab/>
-      <w:t>2026-06-03</w:t>
+      <w:t>2026-06-04</w:t>
       <w:br/>
       <w:br/>
     </w:r>

--- a/tillsyn/A 2991-2026 tillsynsbegäran.docx
+++ b/tillsyn/A 2991-2026 tillsynsbegäran.docx
@@ -494,7 +494,7 @@
     <w:r>
       <w:tab/>
       <w:tab/>
-      <w:t>2026-06-04</w:t>
+      <w:t>2026-06-05</w:t>
       <w:br/>
       <w:br/>
     </w:r>

--- a/tillsyn/A 2991-2026 tillsynsbegäran.docx
+++ b/tillsyn/A 2991-2026 tillsynsbegäran.docx
@@ -494,7 +494,7 @@
     <w:r>
       <w:tab/>
       <w:tab/>
-      <w:t>2026-06-05</w:t>
+      <w:t>2026-06-06</w:t>
       <w:br/>
       <w:br/>
     </w:r>

--- a/tillsyn/A 2991-2026 tillsynsbegäran.docx
+++ b/tillsyn/A 2991-2026 tillsynsbegäran.docx
@@ -494,7 +494,7 @@
     <w:r>
       <w:tab/>
       <w:tab/>
-      <w:t>2026-06-06</w:t>
+      <w:t>2026-06-07</w:t>
       <w:br/>
       <w:br/>
     </w:r>

--- a/tillsyn/A 2991-2026 tillsynsbegäran.docx
+++ b/tillsyn/A 2991-2026 tillsynsbegäran.docx
@@ -494,7 +494,7 @@
     <w:r>
       <w:tab/>
       <w:tab/>
-      <w:t>2026-06-07</w:t>
+      <w:t>2026-06-08</w:t>
       <w:br/>
       <w:br/>
     </w:r>

--- a/tillsyn/A 2991-2026 tillsynsbegäran.docx
+++ b/tillsyn/A 2991-2026 tillsynsbegäran.docx
@@ -494,7 +494,7 @@
     <w:r>
       <w:tab/>
       <w:tab/>
-      <w:t>2026-06-08</w:t>
+      <w:t>2026-06-09</w:t>
       <w:br/>
       <w:br/>
     </w:r>

--- a/tillsyn/A 2991-2026 tillsynsbegäran.docx
+++ b/tillsyn/A 2991-2026 tillsynsbegäran.docx
@@ -494,7 +494,7 @@
     <w:r>
       <w:tab/>
       <w:tab/>
-      <w:t>2026-06-09</w:t>
+      <w:t>2026-06-10</w:t>
       <w:br/>
       <w:br/>
     </w:r>

--- a/tillsyn/A 2991-2026 tillsynsbegäran.docx
+++ b/tillsyn/A 2991-2026 tillsynsbegäran.docx
@@ -494,7 +494,7 @@
     <w:r>
       <w:tab/>
       <w:tab/>
-      <w:t>2026-06-10</w:t>
+      <w:t>2026-06-11</w:t>
       <w:br/>
       <w:br/>
     </w:r>

--- a/tillsyn/A 2991-2026 tillsynsbegäran.docx
+++ b/tillsyn/A 2991-2026 tillsynsbegäran.docx
@@ -494,7 +494,7 @@
     <w:r>
       <w:tab/>
       <w:tab/>
-      <w:t>2026-06-11</w:t>
+      <w:t>2026-06-12</w:t>
       <w:br/>
       <w:br/>
     </w:r>

--- a/tillsyn/A 2991-2026 tillsynsbegäran.docx
+++ b/tillsyn/A 2991-2026 tillsynsbegäran.docx
@@ -494,7 +494,7 @@
     <w:r>
       <w:tab/>
       <w:tab/>
-      <w:t>2026-06-12</w:t>
+      <w:t>2026-06-13</w:t>
       <w:br/>
       <w:br/>
     </w:r>

--- a/tillsyn/A 2991-2026 tillsynsbegäran.docx
+++ b/tillsyn/A 2991-2026 tillsynsbegäran.docx
@@ -494,7 +494,7 @@
     <w:r>
       <w:tab/>
       <w:tab/>
-      <w:t>2026-06-13</w:t>
+      <w:t>2026-06-14</w:t>
       <w:br/>
       <w:br/>
     </w:r>

--- a/tillsyn/A 2991-2026 tillsynsbegäran.docx
+++ b/tillsyn/A 2991-2026 tillsynsbegäran.docx
@@ -494,7 +494,7 @@
     <w:r>
       <w:tab/>
       <w:tab/>
-      <w:t>2026-06-15</w:t>
+      <w:t>2026-06-16</w:t>
       <w:br/>
       <w:br/>
     </w:r>

--- a/tillsyn/A 2991-2026 tillsynsbegäran.docx
+++ b/tillsyn/A 2991-2026 tillsynsbegäran.docx
@@ -494,7 +494,7 @@
     <w:r>
       <w:tab/>
       <w:tab/>
-      <w:t>2026-06-16</w:t>
+      <w:t>2026-06-17</w:t>
       <w:br/>
       <w:br/>
     </w:r>

--- a/tillsyn/A 2991-2026 tillsynsbegäran.docx
+++ b/tillsyn/A 2991-2026 tillsynsbegäran.docx
@@ -1,6 +1,6 @@
 
 <file path=word/document.xml><?xml version="1.0" encoding="utf-8"?>
-<w:document xmlns:wpc="http://schemas.microsoft.com/office/word/2010/wordprocessingCanvas" xmlns:cx="http://schemas.microsoft.com/office/drawing/2014/chartex" xmlns:cx1="http://schemas.microsoft.com/office/drawing/2015/9/8/chartex" xmlns:cx2="http://schemas.microsoft.com/office/drawing/2015/10/21/chartex" xmlns:cx3="http://schemas.microsoft.com/office/drawing/2016/5/9/chartex" xmlns:cx4="http://schemas.microsoft.com/office/drawing/2016/5/10/chartex" xmlns:cx5="http://schemas.microsoft.com/office/drawing/2016/5/11/chartex" xmlns:cx6="http://schemas.microsoft.com/office/drawing/2016/5/12/chartex" xmlns:cx7="http://schemas.microsoft.com/office/drawing/2016/5/13/chartex" xmlns:cx8="http://schemas.microsoft.com/office/drawing/2016/5/14/chartex" xmlns:mc="http://schemas.openxmlformats.org/markup-compatibility/2006" xmlns:aink="http://schemas.microsoft.com/office/drawing/2016/ink" xmlns:am3d="http://schemas.microsoft.com/office/drawing/2017/model3d" xmlns:o="urn:schemas-microsoft-com:office:office" xmlns:oel="http://schemas.microsoft.com/office/2019/extlst" xmlns:r="http://schemas.openxmlformats.org/officeDocument/2006/relationships" xmlns:m="http://schemas.openxmlformats.org/officeDocument/2006/math" xmlns:v="urn:schemas-microsoft-com:vml" xmlns:wp14="http://schemas.microsoft.com/office/word/2010/wordprocessingDrawing" xmlns:wp="http://schemas.openxmlformats.org/drawingml/2006/wordprocessingDrawing" xmlns:w10="urn:schemas-microsoft-com:office:word" xmlns:w="http://schemas.openxmlformats.org/wordprocessingml/2006/main" xmlns:w14="http://schemas.microsoft.com/office/word/2010/wordml" xmlns:w15="http://schemas.microsoft.com/office/word/2012/wordml" xmlns:w16cex="http://schemas.microsoft.com/office/word/2018/wordml/cex" xmlns:w16cid="http://schemas.microsoft.com/office/word/2016/wordml/cid" xmlns:w16="http://schemas.microsoft.com/office/word/2018/wordml" xmlns:w16sdtdh="http://schemas.microsoft.com/office/word/2020/wordml/sdtdatahash" xmlns:w16se="http://schemas.microsoft.com/office/word/2015/wordml/symex" xmlns:wpg="http://schemas.microsoft.com/office/word/2010/wordprocessingGroup" xmlns:wpi="http://schemas.microsoft.com/office/word/2010/wordprocessingInk" xmlns:wne="http://schemas.microsoft.com/office/word/2006/wordml" xmlns:wps="http://schemas.microsoft.com/office/word/2010/wordprocessingShape" mc:Ignorable="w14 w15 w16se w16cid w16 w16cex w16sdtdh wp14">
+<w:document xmlns:wpc="http://schemas.microsoft.com/office/word/2010/wordprocessingCanvas" xmlns:cx="http://schemas.microsoft.com/office/drawing/2014/chartex" xmlns:cx1="http://schemas.microsoft.com/office/drawing/2015/9/8/chartex" xmlns:cx2="http://schemas.microsoft.com/office/drawing/2015/10/21/chartex" xmlns:cx3="http://schemas.microsoft.com/office/drawing/2016/5/9/chartex" xmlns:cx4="http://schemas.microsoft.com/office/drawing/2016/5/10/chartex" xmlns:cx5="http://schemas.microsoft.com/office/drawing/2016/5/11/chartex" xmlns:cx6="http://schemas.microsoft.com/office/drawing/2016/5/12/chartex" xmlns:cx7="http://schemas.microsoft.com/office/drawing/2016/5/13/chartex" xmlns:cx8="http://schemas.microsoft.com/office/drawing/2016/5/14/chartex" xmlns:mc="http://schemas.openxmlformats.org/markup-compatibility/2006" xmlns:aink="http://schemas.microsoft.com/office/drawing/2016/ink" xmlns:am3d="http://schemas.microsoft.com/office/drawing/2017/model3d" xmlns:o="urn:schemas-microsoft-com:office:office" xmlns:oel="http://schemas.microsoft.com/office/2019/extlst" xmlns:r="http://schemas.openxmlformats.org/officeDocument/2006/relationships" xmlns:m="http://schemas.openxmlformats.org/officeDocument/2006/math" xmlns:v="urn:schemas-microsoft-com:vml" xmlns:wp14="http://schemas.microsoft.com/office/word/2010/wordprocessingDrawing" xmlns:wp="http://schemas.openxmlformats.org/drawingml/2006/wordprocessingDrawing" xmlns:w10="urn:schemas-microsoft-com:office:word" xmlns:w="http://schemas.openxmlformats.org/wordprocessingml/2006/main" xmlns:w14="http://schemas.microsoft.com/office/word/2010/wordml" xmlns:w15="http://schemas.microsoft.com/office/word/2012/wordml" xmlns:w16cex="http://schemas.microsoft.com/office/word/2018/wordml/cex" xmlns:w16cid="http://schemas.microsoft.com/office/word/2016/wordml/cid" xmlns:w16="http://schemas.microsoft.com/office/word/2018/wordml" xmlns:w16du="http://schemas.microsoft.com/office/word/2023/wordml/word16du" xmlns:w16sdtdh="http://schemas.microsoft.com/office/word/2020/wordml/sdtdatahash" xmlns:w16sdtfl="http://schemas.microsoft.com/office/word/2024/wordml/sdtformatlock" xmlns:w16se="http://schemas.microsoft.com/office/word/2015/wordml/symex" xmlns:wpg="http://schemas.microsoft.com/office/word/2010/wordprocessingGroup" xmlns:wpi="http://schemas.microsoft.com/office/word/2010/wordprocessingInk" xmlns:wne="http://schemas.microsoft.com/office/word/2006/wordml" xmlns:wps="http://schemas.microsoft.com/office/word/2010/wordprocessingShape" mc:Ignorable="w14 w15 w16se w16cid w16 w16cex w16sdtdh w16sdtfl w16du wp14">
   <w:body>
     <w:p>
       <w:pPr>
@@ -12,35 +12,10 @@
     </w:p>
     <w:p>
       <w:r>
-        <w:t>Detta dokument behandlar höga naturvärden i avverkningsanmälan A 2991-2026 i Umeå kommun. Denna avverkningsanmälan inkom 2026-01-16 00:00:00 och omfattar 35,3 ha.</w:t>
+        <w:t>Detta dokument behandlar höga naturvärden i avverkningsanmälan A 2991-2026 i Umeå kommun som inkom 2026-01-16 och omfattar 35,3 ha.</w:t>
       </w:r>
-    </w:p>
-    <w:p>
       <w:r>
-        <w:t>Vi begär härmed att Skogsstyrelsen fattar beslut enligt miljöbalken som säkerställer att skogens höga naturvärden bevaras samt säkerställer att EU-lagstiftning efterlevs och att artskyddsbrott förhindras. Vi önskar även ta del av de ställningstaganden och beslut som myndigheterna meddelar till följd av aktuell avverkningsanmälan och föreningens inlaga (se 34 § förvaltningslagen).</w:t>
-      </w:r>
-    </w:p>
-    <w:p>
-      <w:r>
-        <w:t>Nedan beskrivs fynd av naturvårdsarter och fridlysta arter som gjorts i det avverkningsanmälda området. I BILAGA 1 finns artfakta om fridlysta arter.</w:t>
-      </w:r>
-    </w:p>
-    <w:p>
-      <w:pPr>
-        <w:pStyle w:val="Heading1"/>
-      </w:pPr>
-      <w:r>
-        <w:t>Naturvårdsarter</w:t>
-      </w:r>
-    </w:p>
-    <w:p>
-      <w:r>
-        <w:t>I avverkningsanmälan har följande 12 naturvårdsarter hittats: goliatmusseron (VU), smalfotad taggsvamp (VU), grantaggsvamp (NT), järpe (NT, §4), motaggsvamp (NT), sandrottryffel (NT), talltaggsvamp (NT), dropptaggsvamp (S), fjällig taggsvamp s.str. (S), grovticka (S), nästlav (S) och göktyta (§4). Av dessa är 7 rödlistade. För rödlistade arter har rödlistekategorin angivits inom parentes. Arter som är signalarter enligt Skogsstyrelsen har markerats med (S). För fridlysta arter anges även paragrafen i Artskyddsförordningen som arten är fridlyst enligt.</w:t>
-      </w:r>
-    </w:p>
-    <w:p>
-      <w:r>
-        <w:t>De påträffade naturvårdsarterna är ett tydligt kvitto på att detta rör sig om en skog med höga naturvärden. I Figur 1 visas en karta över det avverkningsanmälda området, där samtliga fyndplatser för naturvårdsarter som finns registrerade på Artportalen har markerats.</w:t>
+        <w:t xml:space="preserve"> I Figur 1 visas fyndplatser för naturvårdsarter i området, som finns registrerade på Artportalen.</w:t>
       </w:r>
     </w:p>
     <w:p>
@@ -50,7 +25,7 @@
       <w:r>
         <w:drawing>
           <wp:inline xmlns:a="http://schemas.openxmlformats.org/drawingml/2006/main" xmlns:pic="http://schemas.openxmlformats.org/drawingml/2006/picture">
-            <wp:extent cx="5486400" cy="5513961"/>
+            <wp:extent cx="5486400" cy="5353932"/>
             <wp:docPr id="1" name="Picture 1"/>
             <wp:cNvGraphicFramePr>
               <a:graphicFrameLocks noChangeAspect="1"/>
@@ -71,7 +46,7 @@
                   <pic:spPr>
                     <a:xfrm>
                       <a:off x="0" y="0"/>
-                      <a:ext cx="5486400" cy="5513961"/>
+                      <a:ext cx="5486400" cy="5353932"/>
                     </a:xfrm>
                     <a:prstGeom prst="rect"/>
                   </pic:spPr>
@@ -85,9 +60,117 @@
     <w:p>
       <w:pPr>
         <w:pStyle w:val="Caption"/>
+        <w:spacing w:after="240"/>
       </w:pPr>
       <w:r>
-        <w:t>Figur 1. Fyndplatser för naturvårdsarter i det avverkningsanmälda området (röd linje). Markörer utan svart kant är placerade på fyndplatsen. Markörer med svart kant är placerade vid sidan av fyndplatsen och har ett svart streck som visar fyndplatsens exakta position. Kartans mittpunktskoordinat är N 7083538, E 772276 i SWEREF 99 TM.</w:t>
+        <w:t>Figur 1. Fyndplatser för naturvårdsarter i och inom 13 meter från avverkningsanmälan (röd linje). Inom parentes anges rödlistekategorier, S för signalarter, Tför typiska arter och fridlysningsparagrafer i artskyddsförordningen.Markörer utan svart kant är placerade på fyndplatsen. Markörer med svart kant är placerade vid sidan av fyndplatsen och har ett svart streck som visar fyndplatsens exakta position. Kartans mittpunktskoordinat är N 7083538, E 772276 i SWEREF 99 TM.</w:t>
+      </w:r>
+    </w:p>
+    <w:p>
+      <w:r>
+        <w:t>Vi begär härmed att Skogsstyrelsen fattar beslut enligt miljöbalken som säkerställer att skogens höga naturvärden bevaras samt att EU-lagstiftning efterlevs och att artskyddsbrott förhindras.</w:t>
+      </w:r>
+    </w:p>
+    <w:p>
+      <w:r>
+        <w:t>Vi begär vidare att Skogsstyrelsen säkerställer att inga skador eller försämringar av naturtypens bevarandestatus i området tillåts ske. Se Rådets direktiv 92/43/EEG samt ickeförsämringskravet i EU:s naturrestaureringsförordning (EU 2024/1991).</w:t>
+      </w:r>
+    </w:p>
+    <w:p>
+      <w:r>
+        <w:t>Vi önskar även ta del av de ställningstaganden och beslut som myndigheten meddelar till följd av aktuell avverkningsanmälan och föreningens inlaga (se 34 § förvaltningslagen).</w:t>
+      </w:r>
+    </w:p>
+    <w:p>
+      <w:r>
+        <w:t>Nedan beskrivs fynd av naturvårdsarter och fridlysta arter som gjorts i det avverkningsanmälda området. I BILAGA 1 finns artfakta om fridlysta arter.</w:t>
+      </w:r>
+    </w:p>
+    <w:p>
+      <w:pPr>
+        <w:pStyle w:val="Heading1"/>
+      </w:pPr>
+      <w:r>
+        <w:t>Naturvårdsarter</w:t>
+      </w:r>
+    </w:p>
+    <w:p>
+      <w:r>
+        <w:t>I och inom 13 meter från avverkningsanmälan har följande 17 naturvårdsarter hittats: stjärtand (EN, §4), goliatmusseron (VU, T), smalfotad taggsvamp (VU), dropptaggsvamp (NT, T), fjällig taggsvamp s.str. (NT), grantaggsvamp (NT), gravand (NT, §4), göktyta (NT, §4), motaggsvamp (NT, T), sandrottryffel (NT), skräntärna (NT, §4), strandskata (NT, §4), talltagel (NT, T), talltaggsvamp (NT), grovticka (S, T), nästlav (S, T) och järpe (T, §4). Av dessa är 14 rödlistade. För rödlistade arter har rödlistekategorin angivits inom parentes. Arter som är signalarter enligt Skogsstyrelsen har markerats med (S). Typiska arter inom Natura 2000 som är kopplade till skogsekosystem har markerats med (T). För fridlysta arter anges även paragrafen i Artskyddsförordningen som arten är fridlyst enligt.</w:t>
+      </w:r>
+    </w:p>
+    <w:p>
+      <w:r>
+        <w:t>De påträffade naturvårdsarterna är ett tydligt kvitto på att det rör sig om en skog med höga naturvärden.</w:t>
+      </w:r>
+    </w:p>
+    <w:p>
+      <w:pPr>
+        <w:pStyle w:val="Heading2"/>
+      </w:pPr>
+      <w:r>
+        <w:t>Fridlysta arter</w:t>
+      </w:r>
+    </w:p>
+    <w:p>
+      <w:r>
+        <w:t>Följande fridlysta arter har sina livsmiljöer och växtplatser i den avverkningsanmälda skogen: stjärtand (EN, §4), gravand (NT, §4), göktyta (NT, §4), skräntärna (NT, §4), strandskata (NT, §4) och järpe (T, §4).</w:t>
+      </w:r>
+    </w:p>
+    <w:p>
+      <w:r>
+        <w:t xml:space="preserve">Observera att medlemsländerna är skyldiga att agera i enlighet med EU:s fågeldirektiv där det uttryckligen står att direktivet gäller för fåglar samt för deras ägg, bon och </w:t>
+      </w:r>
+      <w:r>
+        <w:rPr>
+          <w:b/>
+        </w:rPr>
+        <w:t xml:space="preserve">livsmiljöer </w:t>
+      </w:r>
+      <w:r>
+        <w:t>(artikel 1). Vidare att de åtgärder som vidtas inte får leda till en försämring av den nuvarande situationen beträffande bevarandet av de fågelarter som avses i artikel 1 (artikel 13). Fågeldirektivet är styrande för tillsynsansvariga myndigheters ärendehantering, ställningstaganden och beslutsfattande.</w:t>
+      </w:r>
+    </w:p>
+    <w:p>
+      <w:r>
+        <w:rPr>
+          <w:b/>
+        </w:rPr>
+        <w:t>Järpe (§4)</w:t>
+      </w:r>
+      <w:r>
+        <w:t xml:space="preserve">, som är upptagen i bilaga 1 och 2 EU:s fågeldirektiv, är mycket stationär inom sitt revir som är minst 25 hektar stort. Livsmiljöerna utgörs av tät barrskog med inblandning av lövträd och en väl utvecklad flerskiktad struktur med bärris och yngre eller undertryckta, täta granar i ett lägre skikt, ofta utmed bäckar och åar inne i den skyddande granskogen. Den överlever inte om dess livsmiljö kalavverkas och är även känslig för röjning, gallring och avverkning där unga granar och lövträd inte sparas i tillräcklig omfattning. Arten finns i sammanhängande grandominerad skog över hela Sverige men förekomsterna är betydligt glesare i Götaland än i övriga landet. Järpe är typisk art för </w:t>
+      </w:r>
+      <w:r>
+        <w:rPr>
+          <w:i/>
+        </w:rPr>
+        <w:t xml:space="preserve">9010 Taiga, 9080 Lövsumpskog </w:t>
+      </w:r>
+      <w:r>
+        <w:t xml:space="preserve">och </w:t>
+      </w:r>
+      <w:r>
+        <w:rPr>
+          <w:i/>
+        </w:rPr>
+        <w:t xml:space="preserve">9740 Skogsbevuxen myr </w:t>
+      </w:r>
+      <w:r>
+        <w:t>(SLU Artdatabanken, 2026).</w:t>
+      </w:r>
+    </w:p>
+    <w:p>
+      <w:r>
+        <w:t>I BILAGA 1 finns mer detaljerad information om ekologi samt krav på livsmiljö hos fridlysta arter.</w:t>
+      </w:r>
+    </w:p>
+    <w:p>
+      <w:pPr>
+        <w:pStyle w:val="Heading2"/>
+      </w:pPr>
+      <w:r>
+        <w:t>Övriga naturvårdsarter</w:t>
       </w:r>
     </w:p>
     <w:p>
@@ -228,6 +311,26 @@
         <w:rPr>
           <w:b/>
         </w:rPr>
+        <w:t>Talltagel (NT)</w:t>
+      </w:r>
+      <w:r>
+        <w:t xml:space="preserve"> är en boreal art som förekommer på tall i äldre, öppna tallskogar. Den påverkas negativt av brist på kontinuitetsskog och minskningstakten bedöms vara nära gränsvärdet för Sårbar (VU). Talltagel är typisk art för </w:t>
+      </w:r>
+      <w:r>
+        <w:rPr>
+          <w:i/>
+        </w:rPr>
+        <w:t>9010 Taiga</w:t>
+      </w:r>
+      <w:r>
+        <w:t xml:space="preserve"> (SLU Artdatabanken, 2026).</w:t>
+      </w:r>
+    </w:p>
+    <w:p>
+      <w:r>
+        <w:rPr>
+          <w:b/>
+        </w:rPr>
         <w:t xml:space="preserve">Talltaggsvamp (NT) </w:t>
       </w:r>
       <w:r>
@@ -239,60 +342,71 @@
         <w:pStyle w:val="Heading1"/>
       </w:pPr>
       <w:r>
-        <w:t>Fridlysta arter</w:t>
+        <w:t>Typiska arter och EU:s art- och habitatdirektiv</w:t>
       </w:r>
     </w:p>
     <w:p>
       <w:r>
-        <w:t>Följande fridlysta arter har sina livsmiljöer och växtplatser i den avverkningsanmälda skogen: järpe (NT, §4) och göktyta (§4).</w:t>
+        <w:t>Typiska arter används för att lokalisera områden med gynnsam bevarandestatus för de naturtyper som är listade i EU:s art- och habitatdirektiv. Ett exempel är Västlig taiga (EU-kod 9010) som saknar gynnsam bevarandestatus och minskar starkt som naturtyp i Sverige. Naturvårdsverket skriver i sin vägledning för Västlig taiga att dylika miljöer förutsätter normalt att skogarna skyddas långsiktigt, eftersom skogsbruk inte är förenligt med bevarande av naturtypen i gynnsamt tillstånd (Naturvårdsverket, 2011).</w:t>
       </w:r>
     </w:p>
     <w:p>
       <w:r>
-        <w:t xml:space="preserve">Observera att medlemsländerna är skyldiga att agera i enlighet med EU:s fågeldirektiv där det uttryckligen står att direktivet gäller för fåglar samt för deras ägg, bon och </w:t>
+        <w:t>Följande typiska arter har sina livsmiljöer och växtplatser i den avverkningsanmälda skogen: goliatmusseron (VU, T), dropptaggsvamp (NT, T), motaggsvamp (NT, T), talltagel (NT, T), grovticka (S, T), nästlav (S, T) och järpe (T, §4).</w:t>
+      </w:r>
+    </w:p>
+    <w:p>
+      <w:r>
+        <w:t>Enligt Sveriges Artikel 17 rapportering 2013 och 2019 till EU, har naturtypen Västlig taiga (9010) dålig bevarandestatus med negativ trend inom Sveriges boreala region. Skogsbruksåtgärder som avverkning, röjning och gallring pekas ut som några av de främst bidragande orsakerna till naturtypens dåliga status och negativa trend (SLU Artdatabanken, 2019). I EU:s uppföljning av tillståndet för naturtyperna i Skandinavien 2013 – 2018 framgår det att i den boreala regionen är tillståndet så dåligt för Västlig taiga (9010) att habitatet löper allvarlig risk att försvinna regionalt (EEA, 2022). Det allvarliga läget för den biologiska mångfalden i skogen framhålls även i Skogsstyren rapport 2026/07:</w:t>
+      </w:r>
+    </w:p>
+    <w:p>
+      <w:r>
+        <w:rPr>
+          <w:i/>
+        </w:rPr>
+        <w:t>"All avverkning av kända skogliga värdekärnor och sannolika kontinuitetsskogar behöver upphöra för att fylla bristen om 1,56 miljoner hektar bevarad livsmiljötyp. På grund av begränsade kvarvarande arealer av värdekärnor, naturskogar och kontinuitetsskogar leder fortsatt förlust av dessa till en påtaglig risk för långsiktigt negativa effekter för biologisk mångfald i skogslandskapet. Att de återstående arealerna bevaras och ges ett långsiktigt skydd bedöms därför vara av avgörande betydelse."</w:t>
+      </w:r>
+      <w:r>
+        <w:t xml:space="preserve"> (Skogsstyrelsen, 2026).</w:t>
+      </w:r>
+    </w:p>
+    <w:p>
+      <w:r>
+        <w:t>Trots detta har statusen för Västlig taiga ändrats till otillräcklig i stället för dålig i den senaste Artikel 17 rapporteringen 2025. Av Naturvårdsverkets rapport framgår det dock att de ändrade statusbedömningarna jämfört med rapporteringen 2019 inte beror på faktiska miljöförändringar. Ändringarna är av teknisk karaktär och främst en följd av resultaten från genomförda regeringsuppdrag och beslut inför rapporteringen 2025. Det är alltså politisk styrning i stället för faktiska förhållanden i naturen som ändrat på naturtypernas status i rapporteringen, vilket rimmar dåligt med såväl art- och habitatdirektivets syften och mål som med naturrestaureringsförordningen. I praktiken har dock Sveriges nya sätt att rapportera bevarandestatus till EU inte någon betydelse eftersom Naturvårdsverkets rapportering 2025 visar att Västlig taiga</w:t>
       </w:r>
       <w:r>
         <w:rPr>
           <w:b/>
         </w:rPr>
-        <w:t xml:space="preserve">livsmiljöer </w:t>
+        <w:t xml:space="preserve"> </w:t>
       </w:r>
       <w:r>
-        <w:t>(artikel 1). Vidare att de åtgärder som vidtas inte får leda till en försämring av den nuvarande situationen beträffande bevarandet av de fågelarter som avses i artikel 1 (artikel 13). Fågeldirektivet är styrande för tillsynsansvariga myndigheters ärendehantering, ställningstaganden och beslutsfattande.</w:t>
+        <w:t>inte har gynnsam bevarandestatus.</w:t>
       </w:r>
     </w:p>
     <w:p>
       <w:r>
-        <w:rPr>
-          <w:b/>
-        </w:rPr>
-        <w:t>Järpe (§4)</w:t>
-      </w:r>
-      <w:r>
-        <w:t xml:space="preserve">, som är upptagen i bilaga 1 och 2 EU:s fågeldirektiv, är mycket stationär inom sitt revir som är minst 25 hektar stort. Livsmiljöerna utgörs av tät barrskog med inblandning av lövträd och en väl utvecklad flerskiktad struktur med bärris och yngre eller undertryckta, täta granar i ett lägre skikt, ofta utmed bäckar och åar inne i den skyddande granskogen. Den överlever inte om dess livsmiljö kalavverkas och är även känslig för röjning, gallring och avverkning där unga granar och lövträd inte sparas i tillräcklig omfattning. Arten finns i sammanhängande grandominerad skog över hela Sverige men förekomsterna är betydligt glesare i Götaland än i övriga landet. Järpe är typisk art för </w:t>
-      </w:r>
-      <w:r>
-        <w:rPr>
-          <w:i/>
-        </w:rPr>
-        <w:t xml:space="preserve">9010 Taiga, 9080 Lövsumpskog </w:t>
-      </w:r>
-      <w:r>
-        <w:t xml:space="preserve">och </w:t>
-      </w:r>
-      <w:r>
-        <w:rPr>
-          <w:i/>
-        </w:rPr>
-        <w:t xml:space="preserve">9740 Skogsbevuxen myr </w:t>
-      </w:r>
-      <w:r>
-        <w:t>(SLU Artdatabanken, 2026).</w:t>
+        <w:t>Åtgärder som vidtas i enlighet med art- och habitatdirektivet ska enligt Artikel 2 syfta till att bibehålla eller återställa en gynnsam bevarandestatus hos livsmiljöer samt arter och vilda djur och växter av gemenskapsintresse. Enligt prejudikat från EU-domstolen ska en skogsbruksverksamhet utföras på ett sådant sätt som utgör ett förebyggande och hållbart skogsbruk för att betraktas som förenlig med bevarandekraven i direktivet (se EU-domstolens dom i de förenade målen C 473-19 och C 474-19).</w:t>
       </w:r>
     </w:p>
     <w:p>
       <w:r>
-        <w:t>I BILAGA 1 finns mer detaljerad information om ekologi samt krav på livsmiljö hos fridlysta arter.</w:t>
+        <w:t xml:space="preserve">Av artikel 1.e samma direktiv framgår att en livsmiljös bevarandestatus anses " gynnsam" när — dess naturliga utbredningsområde och de ytor den täcker inom detta område är stabila eller ökande, och — den särskilda struktur och de särskilda funktioner som är nödvändiga för att den skall kunna bibehållas på lång sikt finns, och sannolikt kommer att finnas under en överskådlig framtid, och — bevarandestatusen hos dess </w:t>
+      </w:r>
+      <w:r>
+        <w:rPr>
+          <w:b/>
+        </w:rPr>
+        <w:t>typiska arter</w:t>
+      </w:r>
+      <w:r>
+        <w:t xml:space="preserve"> är gynnsam enligt definitionen i artikel 1.i.</w:t>
+      </w:r>
+    </w:p>
+    <w:p>
+      <w:r>
+        <w:t>EU-direktiv är bindande för EU:s medlemsländer varvid det ankommer på Skogsstyrelsen som nationell tillsynsmyndighet att beakta syftet med EU:s art- och habitatdirektiv vid prövningen av en skogsbruksverksamhet, se Rådets direktiv 92/43/EEG. Se ytterligare information om EU:s livsmiljödirektiv i bilaga 2.</w:t>
       </w:r>
     </w:p>
     <w:p>
@@ -366,6 +480,254 @@
         <w:t>SLU Artdatabanken, Uppsala</w:t>
       </w:r>
     </w:p>
+    <w:p>
+      <w:r>
+        <w:br w:type="page"/>
+      </w:r>
+    </w:p>
+    <w:p>
+      <w:pPr>
+        <w:pStyle w:val="Title"/>
+      </w:pPr>
+      <w:r>
+        <w:t>BILAGA 2 – EU:s art- och habitatdirektiv, fågeldirektiv och naturrestaureringsförordning</w:t>
+      </w:r>
+    </w:p>
+    <w:p>
+      <w:pPr>
+        <w:pStyle w:val="Heading2"/>
+      </w:pPr>
+      <w:r>
+        <w:t>Förenlighet med EU-direktiv</w:t>
+      </w:r>
+    </w:p>
+    <w:p>
+      <w:r>
+        <w:t>EU-direktiv är bindande för EU:s medlemsländer varvid det ankommer på Skogsstyrelsen som nationell tillsynsmyndighet att beakta syftet med EU:s art- och habitatdirektiv respektive fågeldirektiv vid prövningen av en skogsbruksverksamhet, se Rådets direktiv 92/43/EEG samt 2009/147/EG. Nationella regler som omfattas av ett EU-direktiv ska enligt fast rättspraxis tolkas i enlighet med direktivet, vilket medför en skyldighet för myndigheten att tolka bestämmelser i nationell rätt i ljuset av direktivets ordalydelse, sammanhang och de mål som eftersträvas med direktivet (se EU-domstolens dom i mål C 477/19).</w:t>
+      </w:r>
+    </w:p>
+    <w:p>
+      <w:r>
+        <w:t>EU:s medlemsstater åläggs i Artikel 3 i fågeldirektivet generella skyldigheter avseende skydd, bevarande och återställande av tillräckligt stora och varierande livsmiljöer för de fågelarter som omfattas av direktivet. Medlemsstaterna ska vidta de åtgärder som är nödvändiga för att bibehålla populationen av fågelarterna på en nivå som svarar särskilt mot ekologiska, vetenskapliga och kulturella behov, eller återupprätta populationen av dessa arter till en sådan nivå (se Europaparlamentets och rådets direktiv 2009/147/EG).</w:t>
+      </w:r>
+    </w:p>
+    <w:p>
+      <w:r>
+        <w:t>Åtgärder som vidtas i enlighet med art- och habitatdirektivet (92/43/EEG) ska enligt Artikel 2 syfta till att bibehålla eller återställa en gynnsam bevarandestatus hos livsmiljöer samt arter och vilda djur och växter av gemenskapsintresse. Enligt prejudikat från EU-domstolen ska en skogsbruksverksamhet utföras på ett sådant sätt som utgör ett förebyggande och hållbart skogsbruk för att betraktas som förenlig med bevarandekraven i direktivet (se EU-domstolens dom i de förenade målen C 473-19 och C 474-19).</w:t>
+      </w:r>
+    </w:p>
+    <w:p>
+      <w:r>
+        <w:t xml:space="preserve">Av artikel 1.e samma direktiv framgår att en livsmiljös bevarandestatus anses " gynnsam" när — dess naturliga utbredningsområde och de ytor den täcker inom detta område är stabila eller ökande, och — den särskilda struktur och de särskilda funktioner som är nödvändiga för att den skall kunna bibehållas på lång sikt finns, och sannolikt kommer att finnas under en överskådlig framtid, och — bevarandestatusen hos dess </w:t>
+      </w:r>
+      <w:r>
+        <w:rPr>
+          <w:b/>
+        </w:rPr>
+        <w:t>typiska arter</w:t>
+      </w:r>
+      <w:r>
+        <w:t xml:space="preserve"> är gynnsam enligt definitionen i artikel 1.i. Typiska arter används för att lokalisera områden med gynnsam bevarandestatus för de naturtyper som ingår i EU:s art- och habitatdirektiv.</w:t>
+      </w:r>
+    </w:p>
+    <w:p>
+      <w:r>
+        <w:t>Västlig taiga (EU-kod 9010) saknar gynnsam bevarandestatus och minskar starkt som naturtyp i Sverige. Naturvårdsverket skriver i sin vägledning för västlig taiga att dylika miljöer förutsätter normalt att skogarna skyddas långsiktigt, eftersom skogsbruk inte är förenligt med bevarande av naturtypen i gynnsamt tillstånd (Naturvårdsverket, 2011). Enligt Sveriges Artikel 17 rapportering 2013 och 2019 till EU, har naturtypen Västlig taiga (9010) dålig bevarandestatus med negativ trend inom Sveriges boreala region. Skogsbruksåtgärder som avverkning, röjning och gallring pekas ut som några av de främst bidragande orsakerna till naturtypens dåliga status och negativa trend (SLU Artdatabanken, 2019). I EU:s uppföljning av tillståndet för naturtyperna i Skandinavien 2013 – 2018 framgår det att i den boreala regionen är tillståndet så dåligt för Västlig taiga (9010) att habitatet löper allvarlig risk att försvinna regionalt (EEA, 2022). Det allvarliga läget för den biologiska mångfalden i skogen framhålls även i Skogsstyren rapport 2026/07:</w:t>
+      </w:r>
+    </w:p>
+    <w:p>
+      <w:r>
+        <w:rPr>
+          <w:i/>
+        </w:rPr>
+        <w:t>"All avverkning av kända skogliga värdekärnor och sannolika kontinuitetsskogar behöver upphöra för att fylla bristen om 1,56 miljoner hektar bevarad livsmiljötyp. På grund av begränsade kvarvarande arealer av värdekärnor, naturskogar och kontinuitetsskogar leder fortsatt förlust av dessa till en påtaglig risk för långsiktigt negativa effekter för biologisk mångfald i skogslandskapet. Att de återstående arealerna bevaras och ges ett långsiktigt skydd bedöms därför vara av avgörande betydelse."</w:t>
+      </w:r>
+      <w:r>
+        <w:t xml:space="preserve"> (Skogsstyrelsen, 2026).</w:t>
+      </w:r>
+    </w:p>
+    <w:p>
+      <w:pPr>
+        <w:pStyle w:val="Caption"/>
+      </w:pPr>
+      <w:r>
+        <w:drawing>
+          <wp:inline xmlns:a="http://schemas.openxmlformats.org/drawingml/2006/main" xmlns:pic="http://schemas.openxmlformats.org/drawingml/2006/picture">
+            <wp:extent cx="5486400" cy="2905862"/>
+            <wp:docPr id="2" name="Picture 2"/>
+            <wp:cNvGraphicFramePr>
+              <a:graphicFrameLocks noChangeAspect="1"/>
+            </wp:cNvGraphicFramePr>
+            <a:graphic>
+              <a:graphicData uri="http://schemas.openxmlformats.org/drawingml/2006/picture">
+                <pic:pic>
+                  <pic:nvPicPr>
+                    <pic:cNvPr id="0" name="uppföljning av västlig taiga.jpeg"/>
+                    <pic:cNvPicPr/>
+                  </pic:nvPicPr>
+                  <pic:blipFill>
+                    <a:blip r:embed="rId17"/>
+                    <a:stretch>
+                      <a:fillRect/>
+                    </a:stretch>
+                  </pic:blipFill>
+                  <pic:spPr>
+                    <a:xfrm>
+                      <a:off x="0" y="0"/>
+                      <a:ext cx="5486400" cy="2905862"/>
+                    </a:xfrm>
+                    <a:prstGeom prst="rect"/>
+                  </pic:spPr>
+                </pic:pic>
+              </a:graphicData>
+            </a:graphic>
+          </wp:inline>
+        </w:drawing>
+      </w:r>
+    </w:p>
+    <w:p>
+      <w:pPr>
+        <w:pStyle w:val="Caption"/>
+      </w:pPr>
+      <w:r>
+        <w:t>EU:s uppföljning av tillståndet för naturtypen Västlig taiga 9010 i Skandinavien 2013 - 2018. Av kartan framgår det att i den boreala regionen är tillståndet så dåligt (röd färg) att habitatet löper allvarlig risk att försvinna regionalt. Källa: European Environment Agency. https:// eunis.eea.europoa.eu/habitats/10176.</w:t>
+      </w:r>
+    </w:p>
+    <w:p>
+      <w:r>
+        <w:t>Trots det allvarliga läget har statusen för Västlig taiga ändrats till otillräcklig i stället för dålig i den senaste Artikel 17 rapporteringen 2025. Av Naturvårdsverkets rapport framgår det dock att de ändrade statusbedömningarna jämfört med rapporteringen 2019 inte beror på faktiska miljöförändringar. Ändringarna är av teknisk karaktär och främst en följd av resultaten från genomförda regeringsuppdrag och beslut inför rapporteringen 2025. Det är alltså politisk styrning i stället för faktiska förhållanden i naturen som ändrat på naturtypernas status i rapporteringen, vilket rimmar dåligt med såväl art- och habitatdirektivets syften och mål som med naturrestaureringsförordningen. I praktiken har dock Sveriges nya sätt att rapportera bevarandestatus till EU inte någon betydelse eftersom Naturvårdsverkets rapportering 2025 visar att Västlig taiga inte har gynnsam bevarandestatus.</w:t>
+      </w:r>
+    </w:p>
+    <w:p>
+      <w:pPr>
+        <w:pStyle w:val="Heading2"/>
+      </w:pPr>
+      <w:r>
+        <w:t>EU:s naturrestaureringsförordning</w:t>
+      </w:r>
+    </w:p>
+    <w:p>
+      <w:r>
+        <w:t>Enligt EU:s naturrestaureringsförordning (EU 2024/1991) ska minst 20 % av landområden och minst 20 % av havsarealen vara restaurerad senast 2030, samt alla ekosystem som är i behov av restaurering senast 2050. Det framgår också av förordningen att det är viktigt att livsmiljötyperna inte försämras innan eller efter att restaureringar genomförts, se exempelvis punkt 37 förordningen.</w:t>
+      </w:r>
+    </w:p>
+    <w:p>
+      <w:r>
+        <w:t>”</w:t>
+      </w:r>
+      <w:r>
+        <w:rPr>
+          <w:i/>
+        </w:rPr>
+        <w:t>Det är viktigt att medlemsstaterna vidtar åtgärder som syftar till att säkerställa att tillståndet för områden som täcks av livsmiljötyper som omfattas av denna förordning och som omfattas av restaureringsåtgärder uppvisar en kontinuerlig förbättring till dess att de uppnår ett gott tillstånd, och att medlemsstaterna vidtar åtgärder som syftar till att säkerställa att dessa livsmiljötyper, när de har uppnått ett gott tillstånd, inte försämras avsevärt, så att det långsiktiga bibehållandet eller uppnåendet av gott tillstånd inte äventyras. (..) Det är också viktigt att medlemsstaterna anstränger sig för att förhindra avsevärd försämring av områden som täcks av sådana livsmiljötyper som antingen redan är i gott skick eller som inte är i gott skick men ännu inte omfattas av restaureringsåtgärder.”</w:t>
+      </w:r>
+    </w:p>
+    <w:p>
+      <w:r>
+        <w:rPr>
+          <w:b/>
+          <w:i/>
+        </w:rPr>
+        <w:t>Artikel 4(12):</w:t>
+      </w:r>
+    </w:p>
+    <w:p>
+      <w:r>
+        <w:rPr>
+          <w:i/>
+        </w:rPr>
+        <w:t>Utan att det påverkar tillämpningen av direktiv 92/43/EEG ska medlemsstaterna, senast den dag då deras nationella restaureringsplaner offentliggörs i enlighet med artikel 17.6 i denna förordning, eftersträva att genomföra de åtgärder som krävs för att förhindra avsevärd försämring av områden där de livsmiljötyper som förtecknas i bilaga I till denna förordning förekommer och som är i gott tillstånd eller som krävs för att uppnå de restaureringsmål som anges i punkt 17 i den här artikeln.</w:t>
+      </w:r>
+    </w:p>
+    <w:p>
+      <w:r>
+        <w:rPr>
+          <w:b/>
+          <w:i/>
+        </w:rPr>
+        <w:t>Artikel 4 (17).   Medlemsstaterna ska säkerställa</w:t>
+      </w:r>
+    </w:p>
+    <w:p>
+      <w:r>
+        <w:rPr>
+          <w:i/>
+        </w:rPr>
+        <w:t>a) en ökning av arealen i gott tillstånd för de livsmiljötyper som förtecknas i bilaga I till dess att minst 90 % är i gott tillstånd och till dess att den gynnsamma referensarealen för varje livsmiljötyp i varje biogeografisk region inom den berörda medlemsstaten har uppnåtts.</w:t>
+      </w:r>
+    </w:p>
+    <w:p>
+      <w:r>
+        <w:t>Referenser</w:t>
+      </w:r>
+    </w:p>
+    <w:p>
+      <w:r>
+        <w:t xml:space="preserve">EEA European Environment Agency, 2022. </w:t>
+      </w:r>
+      <w:r>
+        <w:rPr>
+          <w:i/>
+        </w:rPr>
+        <w:t xml:space="preserve">Western taiga – Conservation status 2013-2018. </w:t>
+      </w:r>
+      <w:r>
+        <w:t>https:// eunis.eea.europoa.eu/habitats/10176.</w:t>
+      </w:r>
+    </w:p>
+    <w:p>
+      <w:r>
+        <w:t>EU-domstolens dom av den 2 juli 2020 i målet C 477/19 (Europeisk hamster) p. 23.</w:t>
+      </w:r>
+    </w:p>
+    <w:p>
+      <w:r>
+        <w:t>EU-domstolens dom av den 4 mars 2021 i de förenade målen C 473-19 och C 474-19 (Skydda skogen) p. 70 och 76.</w:t>
+      </w:r>
+    </w:p>
+    <w:p>
+      <w:r>
+        <w:t>Europaparlamentets och rådets direktiv 2009/147/EG av den 30 november 2009 om bevarande av vilda fåglar.</w:t>
+      </w:r>
+    </w:p>
+    <w:p>
+      <w:r>
+        <w:t>EUROPAPARLAMENTETS OCH RÅDETS FÖRORDNING (EU) 2024/1991 av den 24 juni 2024 om restaurering av natur och om ändring av förordning (EU) 2022/869.</w:t>
+      </w:r>
+    </w:p>
+    <w:p>
+      <w:r>
+        <w:t>Rådets direktiv 92/43/EEG av den 21 mj 1992 om bevarande av livsmiljöer samt vilda djur och växter.</w:t>
+      </w:r>
+    </w:p>
+    <w:p>
+      <w:r>
+        <w:t xml:space="preserve">Skogsstyrelsen, 2026. </w:t>
+      </w:r>
+      <w:r>
+        <w:rPr>
+          <w:i/>
+        </w:rPr>
+        <w:t>Biologisk mångfald i skogen.</w:t>
+      </w:r>
+      <w:r>
+        <w:t xml:space="preserve"> Rapport 2026/07.</w:t>
+      </w:r>
+    </w:p>
+    <w:p>
+      <w:r>
+        <w:t xml:space="preserve">SLU Artdatabanken, 2019. </w:t>
+      </w:r>
+      <w:r>
+        <w:rPr>
+          <w:i/>
+        </w:rPr>
+        <w:t>Sveriges arter och naturtyper i EU:s art- och habitatdirektiv.</w:t>
+      </w:r>
+      <w:r>
+        <w:t xml:space="preserve"> Resultat från rapportering 2019 till EU av bevarandestatus 2013-2018.</w:t>
+      </w:r>
+    </w:p>
     <w:sectPr>
       <w:headerReference w:type="even" r:id="rId8"/>
       <w:headerReference w:type="default" r:id="rId9"/>
@@ -384,7 +746,7 @@
 </file>
 
 <file path=word/endnotes.xml><?xml version="1.0" encoding="utf-8"?>
-<w:endnotes xmlns:wpc="http://schemas.microsoft.com/office/word/2010/wordprocessingCanvas" xmlns:cx="http://schemas.microsoft.com/office/drawing/2014/chartex" xmlns:cx1="http://schemas.microsoft.com/office/drawing/2015/9/8/chartex" xmlns:cx2="http://schemas.microsoft.com/office/drawing/2015/10/21/chartex" xmlns:cx3="http://schemas.microsoft.com/office/drawing/2016/5/9/chartex" xmlns:cx4="http://schemas.microsoft.com/office/drawing/2016/5/10/chartex" xmlns:cx5="http://schemas.microsoft.com/office/drawing/2016/5/11/chartex" xmlns:cx6="http://schemas.microsoft.com/office/drawing/2016/5/12/chartex" xmlns:cx7="http://schemas.microsoft.com/office/drawing/2016/5/13/chartex" xmlns:cx8="http://schemas.microsoft.com/office/drawing/2016/5/14/chartex" xmlns:mc="http://schemas.openxmlformats.org/markup-compatibility/2006" xmlns:aink="http://schemas.microsoft.com/office/drawing/2016/ink" xmlns:am3d="http://schemas.microsoft.com/office/drawing/2017/model3d" xmlns:o="urn:schemas-microsoft-com:office:office" xmlns:oel="http://schemas.microsoft.com/office/2019/extlst" xmlns:r="http://schemas.openxmlformats.org/officeDocument/2006/relationships" xmlns:m="http://schemas.openxmlformats.org/officeDocument/2006/math" xmlns:v="urn:schemas-microsoft-com:vml" xmlns:wp14="http://schemas.microsoft.com/office/word/2010/wordprocessingDrawing" xmlns:wp="http://schemas.openxmlformats.org/drawingml/2006/wordprocessingDrawing" xmlns:w10="urn:schemas-microsoft-com:office:word" xmlns:w="http://schemas.openxmlformats.org/wordprocessingml/2006/main" xmlns:w14="http://schemas.microsoft.com/office/word/2010/wordml" xmlns:w15="http://schemas.microsoft.com/office/word/2012/wordml" xmlns:w16cex="http://schemas.microsoft.com/office/word/2018/wordml/cex" xmlns:w16cid="http://schemas.microsoft.com/office/word/2016/wordml/cid" xmlns:w16="http://schemas.microsoft.com/office/word/2018/wordml" xmlns:w16sdtdh="http://schemas.microsoft.com/office/word/2020/wordml/sdtdatahash" xmlns:w16se="http://schemas.microsoft.com/office/word/2015/wordml/symex" xmlns:wpg="http://schemas.microsoft.com/office/word/2010/wordprocessingGroup" xmlns:wpi="http://schemas.microsoft.com/office/word/2010/wordprocessingInk" xmlns:wne="http://schemas.microsoft.com/office/word/2006/wordml" xmlns:wps="http://schemas.microsoft.com/office/word/2010/wordprocessingShape" mc:Ignorable="w14 w15 w16se w16cid w16 w16cex w16sdtdh wp14">
+<w:endnotes xmlns:wpc="http://schemas.microsoft.com/office/word/2010/wordprocessingCanvas" xmlns:cx="http://schemas.microsoft.com/office/drawing/2014/chartex" xmlns:cx1="http://schemas.microsoft.com/office/drawing/2015/9/8/chartex" xmlns:cx2="http://schemas.microsoft.com/office/drawing/2015/10/21/chartex" xmlns:cx3="http://schemas.microsoft.com/office/drawing/2016/5/9/chartex" xmlns:cx4="http://schemas.microsoft.com/office/drawing/2016/5/10/chartex" xmlns:cx5="http://schemas.microsoft.com/office/drawing/2016/5/11/chartex" xmlns:cx6="http://schemas.microsoft.com/office/drawing/2016/5/12/chartex" xmlns:cx7="http://schemas.microsoft.com/office/drawing/2016/5/13/chartex" xmlns:cx8="http://schemas.microsoft.com/office/drawing/2016/5/14/chartex" xmlns:mc="http://schemas.openxmlformats.org/markup-compatibility/2006" xmlns:aink="http://schemas.microsoft.com/office/drawing/2016/ink" xmlns:am3d="http://schemas.microsoft.com/office/drawing/2017/model3d" xmlns:o="urn:schemas-microsoft-com:office:office" xmlns:oel="http://schemas.microsoft.com/office/2019/extlst" xmlns:r="http://schemas.openxmlformats.org/officeDocument/2006/relationships" xmlns:m="http://schemas.openxmlformats.org/officeDocument/2006/math" xmlns:v="urn:schemas-microsoft-com:vml" xmlns:wp14="http://schemas.microsoft.com/office/word/2010/wordprocessingDrawing" xmlns:wp="http://schemas.openxmlformats.org/drawingml/2006/wordprocessingDrawing" xmlns:w10="urn:schemas-microsoft-com:office:word" xmlns:w="http://schemas.openxmlformats.org/wordprocessingml/2006/main" xmlns:w14="http://schemas.microsoft.com/office/word/2010/wordml" xmlns:w15="http://schemas.microsoft.com/office/word/2012/wordml" xmlns:w16cex="http://schemas.microsoft.com/office/word/2018/wordml/cex" xmlns:w16cid="http://schemas.microsoft.com/office/word/2016/wordml/cid" xmlns:w16="http://schemas.microsoft.com/office/word/2018/wordml" xmlns:w16du="http://schemas.microsoft.com/office/word/2023/wordml/word16du" xmlns:w16sdtdh="http://schemas.microsoft.com/office/word/2020/wordml/sdtdatahash" xmlns:w16sdtfl="http://schemas.microsoft.com/office/word/2024/wordml/sdtformatlock" xmlns:w16se="http://schemas.microsoft.com/office/word/2015/wordml/symex" xmlns:wpg="http://schemas.microsoft.com/office/word/2010/wordprocessingGroup" xmlns:wpi="http://schemas.microsoft.com/office/word/2010/wordprocessingInk" xmlns:wne="http://schemas.microsoft.com/office/word/2006/wordml" xmlns:wps="http://schemas.microsoft.com/office/word/2010/wordprocessingShape" mc:Ignorable="w14 w15 w16se w16cid w16 w16cex w16sdtdh w16sdtfl w16du wp14">
   <w:endnote w:type="separator" w:id="-1">
     <w:p>
       <w:pPr>
@@ -409,7 +771,7 @@
 </file>
 
 <file path=word/footer1.xml><?xml version="1.0" encoding="utf-8"?>
-<w:ftr xmlns:wpc="http://schemas.microsoft.com/office/word/2010/wordprocessingCanvas" xmlns:cx="http://schemas.microsoft.com/office/drawing/2014/chartex" xmlns:cx1="http://schemas.microsoft.com/office/drawing/2015/9/8/chartex" xmlns:cx2="http://schemas.microsoft.com/office/drawing/2015/10/21/chartex" xmlns:cx3="http://schemas.microsoft.com/office/drawing/2016/5/9/chartex" xmlns:cx4="http://schemas.microsoft.com/office/drawing/2016/5/10/chartex" xmlns:cx5="http://schemas.microsoft.com/office/drawing/2016/5/11/chartex" xmlns:cx6="http://schemas.microsoft.com/office/drawing/2016/5/12/chartex" xmlns:cx7="http://schemas.microsoft.com/office/drawing/2016/5/13/chartex" xmlns:cx8="http://schemas.microsoft.com/office/drawing/2016/5/14/chartex" xmlns:mc="http://schemas.openxmlformats.org/markup-compatibility/2006" xmlns:aink="http://schemas.microsoft.com/office/drawing/2016/ink" xmlns:am3d="http://schemas.microsoft.com/office/drawing/2017/model3d" xmlns:o="urn:schemas-microsoft-com:office:office" xmlns:oel="http://schemas.microsoft.com/office/2019/extlst" xmlns:r="http://schemas.openxmlformats.org/officeDocument/2006/relationships" xmlns:m="http://schemas.openxmlformats.org/officeDocument/2006/math" xmlns:v="urn:schemas-microsoft-com:vml" xmlns:wp14="http://schemas.microsoft.com/office/word/2010/wordprocessingDrawing" xmlns:wp="http://schemas.openxmlformats.org/drawingml/2006/wordprocessingDrawing" xmlns:w10="urn:schemas-microsoft-com:office:word" xmlns:w="http://schemas.openxmlformats.org/wordprocessingml/2006/main" xmlns:w14="http://schemas.microsoft.com/office/word/2010/wordml" xmlns:w15="http://schemas.microsoft.com/office/word/2012/wordml" xmlns:w16cex="http://schemas.microsoft.com/office/word/2018/wordml/cex" xmlns:w16cid="http://schemas.microsoft.com/office/word/2016/wordml/cid" xmlns:w16="http://schemas.microsoft.com/office/word/2018/wordml" xmlns:w16sdtdh="http://schemas.microsoft.com/office/word/2020/wordml/sdtdatahash" xmlns:w16se="http://schemas.microsoft.com/office/word/2015/wordml/symex" xmlns:wpg="http://schemas.microsoft.com/office/word/2010/wordprocessingGroup" xmlns:wpi="http://schemas.microsoft.com/office/word/2010/wordprocessingInk" xmlns:wne="http://schemas.microsoft.com/office/word/2006/wordml" xmlns:wps="http://schemas.microsoft.com/office/word/2010/wordprocessingShape" mc:Ignorable="w14 w15 w16se w16cid w16 w16cex w16sdtdh wp14">
+<w:ftr xmlns:wpc="http://schemas.microsoft.com/office/word/2010/wordprocessingCanvas" xmlns:cx="http://schemas.microsoft.com/office/drawing/2014/chartex" xmlns:cx1="http://schemas.microsoft.com/office/drawing/2015/9/8/chartex" xmlns:cx2="http://schemas.microsoft.com/office/drawing/2015/10/21/chartex" xmlns:cx3="http://schemas.microsoft.com/office/drawing/2016/5/9/chartex" xmlns:cx4="http://schemas.microsoft.com/office/drawing/2016/5/10/chartex" xmlns:cx5="http://schemas.microsoft.com/office/drawing/2016/5/11/chartex" xmlns:cx6="http://schemas.microsoft.com/office/drawing/2016/5/12/chartex" xmlns:cx7="http://schemas.microsoft.com/office/drawing/2016/5/13/chartex" xmlns:cx8="http://schemas.microsoft.com/office/drawing/2016/5/14/chartex" xmlns:mc="http://schemas.openxmlformats.org/markup-compatibility/2006" xmlns:aink="http://schemas.microsoft.com/office/drawing/2016/ink" xmlns:am3d="http://schemas.microsoft.com/office/drawing/2017/model3d" xmlns:o="urn:schemas-microsoft-com:office:office" xmlns:oel="http://schemas.microsoft.com/office/2019/extlst" xmlns:r="http://schemas.openxmlformats.org/officeDocument/2006/relationships" xmlns:m="http://schemas.openxmlformats.org/officeDocument/2006/math" xmlns:v="urn:schemas-microsoft-com:vml" xmlns:wp14="http://schemas.microsoft.com/office/word/2010/wordprocessingDrawing" xmlns:wp="http://schemas.openxmlformats.org/drawingml/2006/wordprocessingDrawing" xmlns:w10="urn:schemas-microsoft-com:office:word" xmlns:w="http://schemas.openxmlformats.org/wordprocessingml/2006/main" xmlns:w14="http://schemas.microsoft.com/office/word/2010/wordml" xmlns:w15="http://schemas.microsoft.com/office/word/2012/wordml" xmlns:w16cex="http://schemas.microsoft.com/office/word/2018/wordml/cex" xmlns:w16cid="http://schemas.microsoft.com/office/word/2016/wordml/cid" xmlns:w16="http://schemas.microsoft.com/office/word/2018/wordml" xmlns:w16du="http://schemas.microsoft.com/office/word/2023/wordml/word16du" xmlns:w16sdtdh="http://schemas.microsoft.com/office/word/2020/wordml/sdtdatahash" xmlns:w16sdtfl="http://schemas.microsoft.com/office/word/2024/wordml/sdtformatlock" xmlns:w16se="http://schemas.microsoft.com/office/word/2015/wordml/symex" xmlns:wpg="http://schemas.microsoft.com/office/word/2010/wordprocessingGroup" xmlns:wpi="http://schemas.microsoft.com/office/word/2010/wordprocessingInk" xmlns:wne="http://schemas.microsoft.com/office/word/2006/wordml" xmlns:wps="http://schemas.microsoft.com/office/word/2010/wordprocessingShape" mc:Ignorable="w14 w15 w16se w16cid w16 w16cex w16sdtdh w16sdtfl w16du wp14">
   <w:p>
     <w:pPr>
       <w:pStyle w:val="Footer"/>
@@ -419,7 +781,7 @@
 </file>
 
 <file path=word/footer2.xml><?xml version="1.0" encoding="utf-8"?>
-<w:ftr xmlns:wpc="http://schemas.microsoft.com/office/word/2010/wordprocessingCanvas" xmlns:cx="http://schemas.microsoft.com/office/drawing/2014/chartex" xmlns:cx1="http://schemas.microsoft.com/office/drawing/2015/9/8/chartex" xmlns:cx2="http://schemas.microsoft.com/office/drawing/2015/10/21/chartex" xmlns:cx3="http://schemas.microsoft.com/office/drawing/2016/5/9/chartex" xmlns:cx4="http://schemas.microsoft.com/office/drawing/2016/5/10/chartex" xmlns:cx5="http://schemas.microsoft.com/office/drawing/2016/5/11/chartex" xmlns:cx6="http://schemas.microsoft.com/office/drawing/2016/5/12/chartex" xmlns:cx7="http://schemas.microsoft.com/office/drawing/2016/5/13/chartex" xmlns:cx8="http://schemas.microsoft.com/office/drawing/2016/5/14/chartex" xmlns:mc="http://schemas.openxmlformats.org/markup-compatibility/2006" xmlns:aink="http://schemas.microsoft.com/office/drawing/2016/ink" xmlns:am3d="http://schemas.microsoft.com/office/drawing/2017/model3d" xmlns:o="urn:schemas-microsoft-com:office:office" xmlns:oel="http://schemas.microsoft.com/office/2019/extlst" xmlns:r="http://schemas.openxmlformats.org/officeDocument/2006/relationships" xmlns:m="http://schemas.openxmlformats.org/officeDocument/2006/math" xmlns:v="urn:schemas-microsoft-com:vml" xmlns:wp14="http://schemas.microsoft.com/office/word/2010/wordprocessingDrawing" xmlns:wp="http://schemas.openxmlformats.org/drawingml/2006/wordprocessingDrawing" xmlns:w10="urn:schemas-microsoft-com:office:word" xmlns:w="http://schemas.openxmlformats.org/wordprocessingml/2006/main" xmlns:w14="http://schemas.microsoft.com/office/word/2010/wordml" xmlns:w15="http://schemas.microsoft.com/office/word/2012/wordml" xmlns:w16cex="http://schemas.microsoft.com/office/word/2018/wordml/cex" xmlns:w16cid="http://schemas.microsoft.com/office/word/2016/wordml/cid" xmlns:w16="http://schemas.microsoft.com/office/word/2018/wordml" xmlns:w16sdtdh="http://schemas.microsoft.com/office/word/2020/wordml/sdtdatahash" xmlns:w16se="http://schemas.microsoft.com/office/word/2015/wordml/symex" xmlns:wpg="http://schemas.microsoft.com/office/word/2010/wordprocessingGroup" xmlns:wpi="http://schemas.microsoft.com/office/word/2010/wordprocessingInk" xmlns:wne="http://schemas.microsoft.com/office/word/2006/wordml" xmlns:wps="http://schemas.microsoft.com/office/word/2010/wordprocessingShape" mc:Ignorable="w14 w15 w16se w16cid w16 w16cex w16sdtdh wp14">
+<w:ftr xmlns:wpc="http://schemas.microsoft.com/office/word/2010/wordprocessingCanvas" xmlns:cx="http://schemas.microsoft.com/office/drawing/2014/chartex" xmlns:cx1="http://schemas.microsoft.com/office/drawing/2015/9/8/chartex" xmlns:cx2="http://schemas.microsoft.com/office/drawing/2015/10/21/chartex" xmlns:cx3="http://schemas.microsoft.com/office/drawing/2016/5/9/chartex" xmlns:cx4="http://schemas.microsoft.com/office/drawing/2016/5/10/chartex" xmlns:cx5="http://schemas.microsoft.com/office/drawing/2016/5/11/chartex" xmlns:cx6="http://schemas.microsoft.com/office/drawing/2016/5/12/chartex" xmlns:cx7="http://schemas.microsoft.com/office/drawing/2016/5/13/chartex" xmlns:cx8="http://schemas.microsoft.com/office/drawing/2016/5/14/chartex" xmlns:mc="http://schemas.openxmlformats.org/markup-compatibility/2006" xmlns:aink="http://schemas.microsoft.com/office/drawing/2016/ink" xmlns:am3d="http://schemas.microsoft.com/office/drawing/2017/model3d" xmlns:o="urn:schemas-microsoft-com:office:office" xmlns:oel="http://schemas.microsoft.com/office/2019/extlst" xmlns:r="http://schemas.openxmlformats.org/officeDocument/2006/relationships" xmlns:m="http://schemas.openxmlformats.org/officeDocument/2006/math" xmlns:v="urn:schemas-microsoft-com:vml" xmlns:wp14="http://schemas.microsoft.com/office/word/2010/wordprocessingDrawing" xmlns:wp="http://schemas.openxmlformats.org/drawingml/2006/wordprocessingDrawing" xmlns:w10="urn:schemas-microsoft-com:office:word" xmlns:w="http://schemas.openxmlformats.org/wordprocessingml/2006/main" xmlns:w14="http://schemas.microsoft.com/office/word/2010/wordml" xmlns:w15="http://schemas.microsoft.com/office/word/2012/wordml" xmlns:w16cex="http://schemas.microsoft.com/office/word/2018/wordml/cex" xmlns:w16cid="http://schemas.microsoft.com/office/word/2016/wordml/cid" xmlns:w16="http://schemas.microsoft.com/office/word/2018/wordml" xmlns:w16du="http://schemas.microsoft.com/office/word/2023/wordml/word16du" xmlns:w16sdtdh="http://schemas.microsoft.com/office/word/2020/wordml/sdtdatahash" xmlns:w16sdtfl="http://schemas.microsoft.com/office/word/2024/wordml/sdtformatlock" xmlns:w16se="http://schemas.microsoft.com/office/word/2015/wordml/symex" xmlns:wpg="http://schemas.microsoft.com/office/word/2010/wordprocessingGroup" xmlns:wpi="http://schemas.microsoft.com/office/word/2010/wordprocessingInk" xmlns:wne="http://schemas.microsoft.com/office/word/2006/wordml" xmlns:wps="http://schemas.microsoft.com/office/word/2010/wordprocessingShape" mc:Ignorable="w14 w15 w16se w16cid w16 w16cex w16sdtdh w16sdtfl w16du wp14">
   <w:p>
     <w:pPr>
       <w:pStyle w:val="Footer"/>
@@ -429,7 +791,7 @@
 </file>
 
 <file path=word/footer3.xml><?xml version="1.0" encoding="utf-8"?>
-<w:ftr xmlns:wpc="http://schemas.microsoft.com/office/word/2010/wordprocessingCanvas" xmlns:cx="http://schemas.microsoft.com/office/drawing/2014/chartex" xmlns:cx1="http://schemas.microsoft.com/office/drawing/2015/9/8/chartex" xmlns:cx2="http://schemas.microsoft.com/office/drawing/2015/10/21/chartex" xmlns:cx3="http://schemas.microsoft.com/office/drawing/2016/5/9/chartex" xmlns:cx4="http://schemas.microsoft.com/office/drawing/2016/5/10/chartex" xmlns:cx5="http://schemas.microsoft.com/office/drawing/2016/5/11/chartex" xmlns:cx6="http://schemas.microsoft.com/office/drawing/2016/5/12/chartex" xmlns:cx7="http://schemas.microsoft.com/office/drawing/2016/5/13/chartex" xmlns:cx8="http://schemas.microsoft.com/office/drawing/2016/5/14/chartex" xmlns:mc="http://schemas.openxmlformats.org/markup-compatibility/2006" xmlns:aink="http://schemas.microsoft.com/office/drawing/2016/ink" xmlns:am3d="http://schemas.microsoft.com/office/drawing/2017/model3d" xmlns:o="urn:schemas-microsoft-com:office:office" xmlns:oel="http://schemas.microsoft.com/office/2019/extlst" xmlns:r="http://schemas.openxmlformats.org/officeDocument/2006/relationships" xmlns:m="http://schemas.openxmlformats.org/officeDocument/2006/math" xmlns:v="urn:schemas-microsoft-com:vml" xmlns:wp14="http://schemas.microsoft.com/office/word/2010/wordprocessingDrawing" xmlns:wp="http://schemas.openxmlformats.org/drawingml/2006/wordprocessingDrawing" xmlns:w10="urn:schemas-microsoft-com:office:word" xmlns:w="http://schemas.openxmlformats.org/wordprocessingml/2006/main" xmlns:w14="http://schemas.microsoft.com/office/word/2010/wordml" xmlns:w15="http://schemas.microsoft.com/office/word/2012/wordml" xmlns:w16cex="http://schemas.microsoft.com/office/word/2018/wordml/cex" xmlns:w16cid="http://schemas.microsoft.com/office/word/2016/wordml/cid" xmlns:w16="http://schemas.microsoft.com/office/word/2018/wordml" xmlns:w16sdtdh="http://schemas.microsoft.com/office/word/2020/wordml/sdtdatahash" xmlns:w16se="http://schemas.microsoft.com/office/word/2015/wordml/symex" xmlns:wpg="http://schemas.microsoft.com/office/word/2010/wordprocessingGroup" xmlns:wpi="http://schemas.microsoft.com/office/word/2010/wordprocessingInk" xmlns:wne="http://schemas.microsoft.com/office/word/2006/wordml" xmlns:wps="http://schemas.microsoft.com/office/word/2010/wordprocessingShape" mc:Ignorable="w14 w15 w16se w16cid w16 w16cex w16sdtdh wp14">
+<w:ftr xmlns:wpc="http://schemas.microsoft.com/office/word/2010/wordprocessingCanvas" xmlns:cx="http://schemas.microsoft.com/office/drawing/2014/chartex" xmlns:cx1="http://schemas.microsoft.com/office/drawing/2015/9/8/chartex" xmlns:cx2="http://schemas.microsoft.com/office/drawing/2015/10/21/chartex" xmlns:cx3="http://schemas.microsoft.com/office/drawing/2016/5/9/chartex" xmlns:cx4="http://schemas.microsoft.com/office/drawing/2016/5/10/chartex" xmlns:cx5="http://schemas.microsoft.com/office/drawing/2016/5/11/chartex" xmlns:cx6="http://schemas.microsoft.com/office/drawing/2016/5/12/chartex" xmlns:cx7="http://schemas.microsoft.com/office/drawing/2016/5/13/chartex" xmlns:cx8="http://schemas.microsoft.com/office/drawing/2016/5/14/chartex" xmlns:mc="http://schemas.openxmlformats.org/markup-compatibility/2006" xmlns:aink="http://schemas.microsoft.com/office/drawing/2016/ink" xmlns:am3d="http://schemas.microsoft.com/office/drawing/2017/model3d" xmlns:o="urn:schemas-microsoft-com:office:office" xmlns:oel="http://schemas.microsoft.com/office/2019/extlst" xmlns:r="http://schemas.openxmlformats.org/officeDocument/2006/relationships" xmlns:m="http://schemas.openxmlformats.org/officeDocument/2006/math" xmlns:v="urn:schemas-microsoft-com:vml" xmlns:wp14="http://schemas.microsoft.com/office/word/2010/wordprocessingDrawing" xmlns:wp="http://schemas.openxmlformats.org/drawingml/2006/wordprocessingDrawing" xmlns:w10="urn:schemas-microsoft-com:office:word" xmlns:w="http://schemas.openxmlformats.org/wordprocessingml/2006/main" xmlns:w14="http://schemas.microsoft.com/office/word/2010/wordml" xmlns:w15="http://schemas.microsoft.com/office/word/2012/wordml" xmlns:w16cex="http://schemas.microsoft.com/office/word/2018/wordml/cex" xmlns:w16cid="http://schemas.microsoft.com/office/word/2016/wordml/cid" xmlns:w16="http://schemas.microsoft.com/office/word/2018/wordml" xmlns:w16du="http://schemas.microsoft.com/office/word/2023/wordml/word16du" xmlns:w16sdtdh="http://schemas.microsoft.com/office/word/2020/wordml/sdtdatahash" xmlns:w16sdtfl="http://schemas.microsoft.com/office/word/2024/wordml/sdtformatlock" xmlns:w16se="http://schemas.microsoft.com/office/word/2015/wordml/symex" xmlns:wpg="http://schemas.microsoft.com/office/word/2010/wordprocessingGroup" xmlns:wpi="http://schemas.microsoft.com/office/word/2010/wordprocessingInk" xmlns:wne="http://schemas.microsoft.com/office/word/2006/wordml" xmlns:wps="http://schemas.microsoft.com/office/word/2010/wordprocessingShape" mc:Ignorable="w14 w15 w16se w16cid w16 w16cex w16sdtdh w16sdtfl w16du wp14">
   <w:p>
     <w:pPr>
       <w:pStyle w:val="Footer"/>
@@ -439,7 +801,7 @@
 </file>
 
 <file path=word/footnotes.xml><?xml version="1.0" encoding="utf-8"?>
-<w:footnotes xmlns:wpc="http://schemas.microsoft.com/office/word/2010/wordprocessingCanvas" xmlns:cx="http://schemas.microsoft.com/office/drawing/2014/chartex" xmlns:cx1="http://schemas.microsoft.com/office/drawing/2015/9/8/chartex" xmlns:cx2="http://schemas.microsoft.com/office/drawing/2015/10/21/chartex" xmlns:cx3="http://schemas.microsoft.com/office/drawing/2016/5/9/chartex" xmlns:cx4="http://schemas.microsoft.com/office/drawing/2016/5/10/chartex" xmlns:cx5="http://schemas.microsoft.com/office/drawing/2016/5/11/chartex" xmlns:cx6="http://schemas.microsoft.com/office/drawing/2016/5/12/chartex" xmlns:cx7="http://schemas.microsoft.com/office/drawing/2016/5/13/chartex" xmlns:cx8="http://schemas.microsoft.com/office/drawing/2016/5/14/chartex" xmlns:mc="http://schemas.openxmlformats.org/markup-compatibility/2006" xmlns:aink="http://schemas.microsoft.com/office/drawing/2016/ink" xmlns:am3d="http://schemas.microsoft.com/office/drawing/2017/model3d" xmlns:o="urn:schemas-microsoft-com:office:office" xmlns:oel="http://schemas.microsoft.com/office/2019/extlst" xmlns:r="http://schemas.openxmlformats.org/officeDocument/2006/relationships" xmlns:m="http://schemas.openxmlformats.org/officeDocument/2006/math" xmlns:v="urn:schemas-microsoft-com:vml" xmlns:wp14="http://schemas.microsoft.com/office/word/2010/wordprocessingDrawing" xmlns:wp="http://schemas.openxmlformats.org/drawingml/2006/wordprocessingDrawing" xmlns:w10="urn:schemas-microsoft-com:office:word" xmlns:w="http://schemas.openxmlformats.org/wordprocessingml/2006/main" xmlns:w14="http://schemas.microsoft.com/office/word/2010/wordml" xmlns:w15="http://schemas.microsoft.com/office/word/2012/wordml" xmlns:w16cex="http://schemas.microsoft.com/office/word/2018/wordml/cex" xmlns:w16cid="http://schemas.microsoft.com/office/word/2016/wordml/cid" xmlns:w16="http://schemas.microsoft.com/office/word/2018/wordml" xmlns:w16sdtdh="http://schemas.microsoft.com/office/word/2020/wordml/sdtdatahash" xmlns:w16se="http://schemas.microsoft.com/office/word/2015/wordml/symex" xmlns:wpg="http://schemas.microsoft.com/office/word/2010/wordprocessingGroup" xmlns:wpi="http://schemas.microsoft.com/office/word/2010/wordprocessingInk" xmlns:wne="http://schemas.microsoft.com/office/word/2006/wordml" xmlns:wps="http://schemas.microsoft.com/office/word/2010/wordprocessingShape" mc:Ignorable="w14 w15 w16se w16cid w16 w16cex w16sdtdh wp14">
+<w:footnotes xmlns:wpc="http://schemas.microsoft.com/office/word/2010/wordprocessingCanvas" xmlns:cx="http://schemas.microsoft.com/office/drawing/2014/chartex" xmlns:cx1="http://schemas.microsoft.com/office/drawing/2015/9/8/chartex" xmlns:cx2="http://schemas.microsoft.com/office/drawing/2015/10/21/chartex" xmlns:cx3="http://schemas.microsoft.com/office/drawing/2016/5/9/chartex" xmlns:cx4="http://schemas.microsoft.com/office/drawing/2016/5/10/chartex" xmlns:cx5="http://schemas.microsoft.com/office/drawing/2016/5/11/chartex" xmlns:cx6="http://schemas.microsoft.com/office/drawing/2016/5/12/chartex" xmlns:cx7="http://schemas.microsoft.com/office/drawing/2016/5/13/chartex" xmlns:cx8="http://schemas.microsoft.com/office/drawing/2016/5/14/chartex" xmlns:mc="http://schemas.openxmlformats.org/markup-compatibility/2006" xmlns:aink="http://schemas.microsoft.com/office/drawing/2016/ink" xmlns:am3d="http://schemas.microsoft.com/office/drawing/2017/model3d" xmlns:o="urn:schemas-microsoft-com:office:office" xmlns:oel="http://schemas.microsoft.com/office/2019/extlst" xmlns:r="http://schemas.openxmlformats.org/officeDocument/2006/relationships" xmlns:m="http://schemas.openxmlformats.org/officeDocument/2006/math" xmlns:v="urn:schemas-microsoft-com:vml" xmlns:wp14="http://schemas.microsoft.com/office/word/2010/wordprocessingDrawing" xmlns:wp="http://schemas.openxmlformats.org/drawingml/2006/wordprocessingDrawing" xmlns:w10="urn:schemas-microsoft-com:office:word" xmlns:w="http://schemas.openxmlformats.org/wordprocessingml/2006/main" xmlns:w14="http://schemas.microsoft.com/office/word/2010/wordml" xmlns:w15="http://schemas.microsoft.com/office/word/2012/wordml" xmlns:w16cex="http://schemas.microsoft.com/office/word/2018/wordml/cex" xmlns:w16cid="http://schemas.microsoft.com/office/word/2016/wordml/cid" xmlns:w16="http://schemas.microsoft.com/office/word/2018/wordml" xmlns:w16du="http://schemas.microsoft.com/office/word/2023/wordml/word16du" xmlns:w16sdtdh="http://schemas.microsoft.com/office/word/2020/wordml/sdtdatahash" xmlns:w16sdtfl="http://schemas.microsoft.com/office/word/2024/wordml/sdtformatlock" xmlns:w16se="http://schemas.microsoft.com/office/word/2015/wordml/symex" xmlns:wpg="http://schemas.microsoft.com/office/word/2010/wordprocessingGroup" xmlns:wpi="http://schemas.microsoft.com/office/word/2010/wordprocessingInk" xmlns:wne="http://schemas.microsoft.com/office/word/2006/wordml" xmlns:wps="http://schemas.microsoft.com/office/word/2010/wordprocessingShape" mc:Ignorable="w14 w15 w16se w16cid w16 w16cex w16sdtdh w16sdtfl w16du wp14">
   <w:footnote w:type="separator" w:id="-1">
     <w:p>
       <w:pPr>
@@ -464,7 +826,7 @@
 </file>
 
 <file path=word/header1.xml><?xml version="1.0" encoding="utf-8"?>
-<w:hdr xmlns:wpc="http://schemas.microsoft.com/office/word/2010/wordprocessingCanvas" xmlns:cx="http://schemas.microsoft.com/office/drawing/2014/chartex" xmlns:cx1="http://schemas.microsoft.com/office/drawing/2015/9/8/chartex" xmlns:cx2="http://schemas.microsoft.com/office/drawing/2015/10/21/chartex" xmlns:cx3="http://schemas.microsoft.com/office/drawing/2016/5/9/chartex" xmlns:cx4="http://schemas.microsoft.com/office/drawing/2016/5/10/chartex" xmlns:cx5="http://schemas.microsoft.com/office/drawing/2016/5/11/chartex" xmlns:cx6="http://schemas.microsoft.com/office/drawing/2016/5/12/chartex" xmlns:cx7="http://schemas.microsoft.com/office/drawing/2016/5/13/chartex" xmlns:cx8="http://schemas.microsoft.com/office/drawing/2016/5/14/chartex" xmlns:mc="http://schemas.openxmlformats.org/markup-compatibility/2006" xmlns:aink="http://schemas.microsoft.com/office/drawing/2016/ink" xmlns:am3d="http://schemas.microsoft.com/office/drawing/2017/model3d" xmlns:o="urn:schemas-microsoft-com:office:office" xmlns:oel="http://schemas.microsoft.com/office/2019/extlst" xmlns:r="http://schemas.openxmlformats.org/officeDocument/2006/relationships" xmlns:m="http://schemas.openxmlformats.org/officeDocument/2006/math" xmlns:v="urn:schemas-microsoft-com:vml" xmlns:wp14="http://schemas.microsoft.com/office/word/2010/wordprocessingDrawing" xmlns:wp="http://schemas.openxmlformats.org/drawingml/2006/wordprocessingDrawing" xmlns:w10="urn:schemas-microsoft-com:office:word" xmlns:w="http://schemas.openxmlformats.org/wordprocessingml/2006/main" xmlns:w14="http://schemas.microsoft.com/office/word/2010/wordml" xmlns:w15="http://schemas.microsoft.com/office/word/2012/wordml" xmlns:w16cex="http://schemas.microsoft.com/office/word/2018/wordml/cex" xmlns:w16cid="http://schemas.microsoft.com/office/word/2016/wordml/cid" xmlns:w16="http://schemas.microsoft.com/office/word/2018/wordml" xmlns:w16sdtdh="http://schemas.microsoft.com/office/word/2020/wordml/sdtdatahash" xmlns:w16se="http://schemas.microsoft.com/office/word/2015/wordml/symex" xmlns:wpg="http://schemas.microsoft.com/office/word/2010/wordprocessingGroup" xmlns:wpi="http://schemas.microsoft.com/office/word/2010/wordprocessingInk" xmlns:wne="http://schemas.microsoft.com/office/word/2006/wordml" xmlns:wps="http://schemas.microsoft.com/office/word/2010/wordprocessingShape" mc:Ignorable="w14 w15 w16se w16cid w16 w16cex w16sdtdh wp14">
+<w:hdr xmlns:wpc="http://schemas.microsoft.com/office/word/2010/wordprocessingCanvas" xmlns:cx="http://schemas.microsoft.com/office/drawing/2014/chartex" xmlns:cx1="http://schemas.microsoft.com/office/drawing/2015/9/8/chartex" xmlns:cx2="http://schemas.microsoft.com/office/drawing/2015/10/21/chartex" xmlns:cx3="http://schemas.microsoft.com/office/drawing/2016/5/9/chartex" xmlns:cx4="http://schemas.microsoft.com/office/drawing/2016/5/10/chartex" xmlns:cx5="http://schemas.microsoft.com/office/drawing/2016/5/11/chartex" xmlns:cx6="http://schemas.microsoft.com/office/drawing/2016/5/12/chartex" xmlns:cx7="http://schemas.microsoft.com/office/drawing/2016/5/13/chartex" xmlns:cx8="http://schemas.microsoft.com/office/drawing/2016/5/14/chartex" xmlns:mc="http://schemas.openxmlformats.org/markup-compatibility/2006" xmlns:aink="http://schemas.microsoft.com/office/drawing/2016/ink" xmlns:am3d="http://schemas.microsoft.com/office/drawing/2017/model3d" xmlns:o="urn:schemas-microsoft-com:office:office" xmlns:oel="http://schemas.microsoft.com/office/2019/extlst" xmlns:r="http://schemas.openxmlformats.org/officeDocument/2006/relationships" xmlns:m="http://schemas.openxmlformats.org/officeDocument/2006/math" xmlns:v="urn:schemas-microsoft-com:vml" xmlns:wp14="http://schemas.microsoft.com/office/word/2010/wordprocessingDrawing" xmlns:wp="http://schemas.openxmlformats.org/drawingml/2006/wordprocessingDrawing" xmlns:w10="urn:schemas-microsoft-com:office:word" xmlns:w="http://schemas.openxmlformats.org/wordprocessingml/2006/main" xmlns:w14="http://schemas.microsoft.com/office/word/2010/wordml" xmlns:w15="http://schemas.microsoft.com/office/word/2012/wordml" xmlns:w16cex="http://schemas.microsoft.com/office/word/2018/wordml/cex" xmlns:w16cid="http://schemas.microsoft.com/office/word/2016/wordml/cid" xmlns:w16="http://schemas.microsoft.com/office/word/2018/wordml" xmlns:w16du="http://schemas.microsoft.com/office/word/2023/wordml/word16du" xmlns:w16sdtdh="http://schemas.microsoft.com/office/word/2020/wordml/sdtdatahash" xmlns:w16sdtfl="http://schemas.microsoft.com/office/word/2024/wordml/sdtformatlock" xmlns:w16se="http://schemas.microsoft.com/office/word/2015/wordml/symex" xmlns:wpg="http://schemas.microsoft.com/office/word/2010/wordprocessingGroup" xmlns:wpi="http://schemas.microsoft.com/office/word/2010/wordprocessingInk" xmlns:wne="http://schemas.microsoft.com/office/word/2006/wordml" xmlns:wps="http://schemas.microsoft.com/office/word/2010/wordprocessingShape" mc:Ignorable="w14 w15 w16se w16cid w16 w16cex w16sdtdh w16sdtfl w16du wp14">
   <w:p>
     <w:pPr>
       <w:pStyle w:val="Header"/>
@@ -474,7 +836,7 @@
 </file>
 
 <file path=word/header2.xml><?xml version="1.0" encoding="utf-8"?>
-<w:hdr xmlns:wpc="http://schemas.microsoft.com/office/word/2010/wordprocessingCanvas" xmlns:cx="http://schemas.microsoft.com/office/drawing/2014/chartex" xmlns:cx1="http://schemas.microsoft.com/office/drawing/2015/9/8/chartex" xmlns:cx2="http://schemas.microsoft.com/office/drawing/2015/10/21/chartex" xmlns:cx3="http://schemas.microsoft.com/office/drawing/2016/5/9/chartex" xmlns:cx4="http://schemas.microsoft.com/office/drawing/2016/5/10/chartex" xmlns:cx5="http://schemas.microsoft.com/office/drawing/2016/5/11/chartex" xmlns:cx6="http://schemas.microsoft.com/office/drawing/2016/5/12/chartex" xmlns:cx7="http://schemas.microsoft.com/office/drawing/2016/5/13/chartex" xmlns:cx8="http://schemas.microsoft.com/office/drawing/2016/5/14/chartex" xmlns:mc="http://schemas.openxmlformats.org/markup-compatibility/2006" xmlns:aink="http://schemas.microsoft.com/office/drawing/2016/ink" xmlns:am3d="http://schemas.microsoft.com/office/drawing/2017/model3d" xmlns:o="urn:schemas-microsoft-com:office:office" xmlns:oel="http://schemas.microsoft.com/office/2019/extlst" xmlns:r="http://schemas.openxmlformats.org/officeDocument/2006/relationships" xmlns:m="http://schemas.openxmlformats.org/officeDocument/2006/math" xmlns:v="urn:schemas-microsoft-com:vml" xmlns:wp14="http://schemas.microsoft.com/office/word/2010/wordprocessingDrawing" xmlns:wp="http://schemas.openxmlformats.org/drawingml/2006/wordprocessingDrawing" xmlns:w10="urn:schemas-microsoft-com:office:word" xmlns:w="http://schemas.openxmlformats.org/wordprocessingml/2006/main" xmlns:w14="http://schemas.microsoft.com/office/word/2010/wordml" xmlns:w15="http://schemas.microsoft.com/office/word/2012/wordml" xmlns:w16cex="http://schemas.microsoft.com/office/word/2018/wordml/cex" xmlns:w16cid="http://schemas.microsoft.com/office/word/2016/wordml/cid" xmlns:w16="http://schemas.microsoft.com/office/word/2018/wordml" xmlns:w16sdtdh="http://schemas.microsoft.com/office/word/2020/wordml/sdtdatahash" xmlns:w16se="http://schemas.microsoft.com/office/word/2015/wordml/symex" xmlns:wpg="http://schemas.microsoft.com/office/word/2010/wordprocessingGroup" xmlns:wpi="http://schemas.microsoft.com/office/word/2010/wordprocessingInk" xmlns:wne="http://schemas.microsoft.com/office/word/2006/wordml" xmlns:wps="http://schemas.microsoft.com/office/word/2010/wordprocessingShape" mc:Ignorable="w14 w15 w16se w16cid w16 w16cex w16sdtdh wp14">
+<w:hdr xmlns:wpc="http://schemas.microsoft.com/office/word/2010/wordprocessingCanvas" xmlns:cx="http://schemas.microsoft.com/office/drawing/2014/chartex" xmlns:cx1="http://schemas.microsoft.com/office/drawing/2015/9/8/chartex" xmlns:cx2="http://schemas.microsoft.com/office/drawing/2015/10/21/chartex" xmlns:cx3="http://schemas.microsoft.com/office/drawing/2016/5/9/chartex" xmlns:cx4="http://schemas.microsoft.com/office/drawing/2016/5/10/chartex" xmlns:cx5="http://schemas.microsoft.com/office/drawing/2016/5/11/chartex" xmlns:cx6="http://schemas.microsoft.com/office/drawing/2016/5/12/chartex" xmlns:cx7="http://schemas.microsoft.com/office/drawing/2016/5/13/chartex" xmlns:cx8="http://schemas.microsoft.com/office/drawing/2016/5/14/chartex" xmlns:mc="http://schemas.openxmlformats.org/markup-compatibility/2006" xmlns:aink="http://schemas.microsoft.com/office/drawing/2016/ink" xmlns:am3d="http://schemas.microsoft.com/office/drawing/2017/model3d" xmlns:o="urn:schemas-microsoft-com:office:office" xmlns:oel="http://schemas.microsoft.com/office/2019/extlst" xmlns:r="http://schemas.openxmlformats.org/officeDocument/2006/relationships" xmlns:m="http://schemas.openxmlformats.org/officeDocument/2006/math" xmlns:v="urn:schemas-microsoft-com:vml" xmlns:wp14="http://schemas.microsoft.com/office/word/2010/wordprocessingDrawing" xmlns:wp="http://schemas.openxmlformats.org/drawingml/2006/wordprocessingDrawing" xmlns:w10="urn:schemas-microsoft-com:office:word" xmlns:w="http://schemas.openxmlformats.org/wordprocessingml/2006/main" xmlns:w14="http://schemas.microsoft.com/office/word/2010/wordml" xmlns:w15="http://schemas.microsoft.com/office/word/2012/wordml" xmlns:w16cex="http://schemas.microsoft.com/office/word/2018/wordml/cex" xmlns:w16cid="http://schemas.microsoft.com/office/word/2016/wordml/cid" xmlns:w16="http://schemas.microsoft.com/office/word/2018/wordml" xmlns:w16du="http://schemas.microsoft.com/office/word/2023/wordml/word16du" xmlns:w16sdtdh="http://schemas.microsoft.com/office/word/2020/wordml/sdtdatahash" xmlns:w16sdtfl="http://schemas.microsoft.com/office/word/2024/wordml/sdtformatlock" xmlns:w16se="http://schemas.microsoft.com/office/word/2015/wordml/symex" xmlns:wpg="http://schemas.microsoft.com/office/word/2010/wordprocessingGroup" xmlns:wpi="http://schemas.microsoft.com/office/word/2010/wordprocessingInk" xmlns:wne="http://schemas.microsoft.com/office/word/2006/wordml" xmlns:wps="http://schemas.microsoft.com/office/word/2010/wordprocessingShape" mc:Ignorable="w14 w15 w16se w16cid w16 w16cex w16sdtdh w16sdtfl w16du wp14">
   <w:p>
     <w:pPr>
       <w:pStyle w:val="Header"/>
@@ -485,7 +847,7 @@
 </file>
 
 <file path=word/header3.xml><?xml version="1.0" encoding="utf-8"?>
-<w:hdr xmlns:wpc="http://schemas.microsoft.com/office/word/2010/wordprocessingCanvas" xmlns:cx="http://schemas.microsoft.com/office/drawing/2014/chartex" xmlns:cx1="http://schemas.microsoft.com/office/drawing/2015/9/8/chartex" xmlns:cx2="http://schemas.microsoft.com/office/drawing/2015/10/21/chartex" xmlns:cx3="http://schemas.microsoft.com/office/drawing/2016/5/9/chartex" xmlns:cx4="http://schemas.microsoft.com/office/drawing/2016/5/10/chartex" xmlns:cx5="http://schemas.microsoft.com/office/drawing/2016/5/11/chartex" xmlns:cx6="http://schemas.microsoft.com/office/drawing/2016/5/12/chartex" xmlns:cx7="http://schemas.microsoft.com/office/drawing/2016/5/13/chartex" xmlns:cx8="http://schemas.microsoft.com/office/drawing/2016/5/14/chartex" xmlns:mc="http://schemas.openxmlformats.org/markup-compatibility/2006" xmlns:aink="http://schemas.microsoft.com/office/drawing/2016/ink" xmlns:am3d="http://schemas.microsoft.com/office/drawing/2017/model3d" xmlns:o="urn:schemas-microsoft-com:office:office" xmlns:oel="http://schemas.microsoft.com/office/2019/extlst" xmlns:r="http://schemas.openxmlformats.org/officeDocument/2006/relationships" xmlns:m="http://schemas.openxmlformats.org/officeDocument/2006/math" xmlns:v="urn:schemas-microsoft-com:vml" xmlns:wp14="http://schemas.microsoft.com/office/word/2010/wordprocessingDrawing" xmlns:wp="http://schemas.openxmlformats.org/drawingml/2006/wordprocessingDrawing" xmlns:w10="urn:schemas-microsoft-com:office:word" xmlns:w="http://schemas.openxmlformats.org/wordprocessingml/2006/main" xmlns:w14="http://schemas.microsoft.com/office/word/2010/wordml" xmlns:w15="http://schemas.microsoft.com/office/word/2012/wordml" xmlns:w16cex="http://schemas.microsoft.com/office/word/2018/wordml/cex" xmlns:w16cid="http://schemas.microsoft.com/office/word/2016/wordml/cid" xmlns:w16="http://schemas.microsoft.com/office/word/2018/wordml" xmlns:w16sdtdh="http://schemas.microsoft.com/office/word/2020/wordml/sdtdatahash" xmlns:w16se="http://schemas.microsoft.com/office/word/2015/wordml/symex" xmlns:wpg="http://schemas.microsoft.com/office/word/2010/wordprocessingGroup" xmlns:wpi="http://schemas.microsoft.com/office/word/2010/wordprocessingInk" xmlns:wne="http://schemas.microsoft.com/office/word/2006/wordml" xmlns:wps="http://schemas.microsoft.com/office/word/2010/wordprocessingShape" mc:Ignorable="w14 w15 w16se w16cid w16 w16cex w16sdtdh wp14">
+<w:hdr xmlns:wpc="http://schemas.microsoft.com/office/word/2010/wordprocessingCanvas" xmlns:cx="http://schemas.microsoft.com/office/drawing/2014/chartex" xmlns:cx1="http://schemas.microsoft.com/office/drawing/2015/9/8/chartex" xmlns:cx2="http://schemas.microsoft.com/office/drawing/2015/10/21/chartex" xmlns:cx3="http://schemas.microsoft.com/office/drawing/2016/5/9/chartex" xmlns:cx4="http://schemas.microsoft.com/office/drawing/2016/5/10/chartex" xmlns:cx5="http://schemas.microsoft.com/office/drawing/2016/5/11/chartex" xmlns:cx6="http://schemas.microsoft.com/office/drawing/2016/5/12/chartex" xmlns:cx7="http://schemas.microsoft.com/office/drawing/2016/5/13/chartex" xmlns:cx8="http://schemas.microsoft.com/office/drawing/2016/5/14/chartex" xmlns:mc="http://schemas.openxmlformats.org/markup-compatibility/2006" xmlns:aink="http://schemas.microsoft.com/office/drawing/2016/ink" xmlns:am3d="http://schemas.microsoft.com/office/drawing/2017/model3d" xmlns:o="urn:schemas-microsoft-com:office:office" xmlns:oel="http://schemas.microsoft.com/office/2019/extlst" xmlns:r="http://schemas.openxmlformats.org/officeDocument/2006/relationships" xmlns:m="http://schemas.openxmlformats.org/officeDocument/2006/math" xmlns:v="urn:schemas-microsoft-com:vml" xmlns:wp14="http://schemas.microsoft.com/office/word/2010/wordprocessingDrawing" xmlns:wp="http://schemas.openxmlformats.org/drawingml/2006/wordprocessingDrawing" xmlns:w10="urn:schemas-microsoft-com:office:word" xmlns:w="http://schemas.openxmlformats.org/wordprocessingml/2006/main" xmlns:w14="http://schemas.microsoft.com/office/word/2010/wordml" xmlns:w15="http://schemas.microsoft.com/office/word/2012/wordml" xmlns:w16cex="http://schemas.microsoft.com/office/word/2018/wordml/cex" xmlns:w16cid="http://schemas.microsoft.com/office/word/2016/wordml/cid" xmlns:w16="http://schemas.microsoft.com/office/word/2018/wordml" xmlns:w16du="http://schemas.microsoft.com/office/word/2023/wordml/word16du" xmlns:w16sdtdh="http://schemas.microsoft.com/office/word/2020/wordml/sdtdatahash" xmlns:w16sdtfl="http://schemas.microsoft.com/office/word/2024/wordml/sdtformatlock" xmlns:w16se="http://schemas.microsoft.com/office/word/2015/wordml/symex" xmlns:wpg="http://schemas.microsoft.com/office/word/2010/wordprocessingGroup" xmlns:wpi="http://schemas.microsoft.com/office/word/2010/wordprocessingInk" xmlns:wne="http://schemas.microsoft.com/office/word/2006/wordml" xmlns:wps="http://schemas.microsoft.com/office/word/2010/wordprocessingShape" mc:Ignorable="w14 w15 w16se w16cid w16 w16cex w16sdtdh w16sdtfl w16du wp14">
   <w:p>
     <w:pPr>
       <w:pStyle w:val="Header"/>
@@ -494,7 +856,7 @@
     <w:r>
       <w:tab/>
       <w:tab/>
-      <w:t>2026-06-17</w:t>
+      <w:t>2026-06-18</w:t>
       <w:br/>
       <w:br/>
     </w:r>
@@ -507,7 +869,7 @@
 </file>
 
 <file path=word/numbering.xml><?xml version="1.0" encoding="utf-8"?>
-<w:numbering xmlns:wpc="http://schemas.microsoft.com/office/word/2010/wordprocessingCanvas" xmlns:cx="http://schemas.microsoft.com/office/drawing/2014/chartex" xmlns:cx1="http://schemas.microsoft.com/office/drawing/2015/9/8/chartex" xmlns:cx2="http://schemas.microsoft.com/office/drawing/2015/10/21/chartex" xmlns:cx3="http://schemas.microsoft.com/office/drawing/2016/5/9/chartex" xmlns:cx4="http://schemas.microsoft.com/office/drawing/2016/5/10/chartex" xmlns:cx5="http://schemas.microsoft.com/office/drawing/2016/5/11/chartex" xmlns:cx6="http://schemas.microsoft.com/office/drawing/2016/5/12/chartex" xmlns:cx7="http://schemas.microsoft.com/office/drawing/2016/5/13/chartex" xmlns:cx8="http://schemas.microsoft.com/office/drawing/2016/5/14/chartex" xmlns:mc="http://schemas.openxmlformats.org/markup-compatibility/2006" xmlns:aink="http://schemas.microsoft.com/office/drawing/2016/ink" xmlns:am3d="http://schemas.microsoft.com/office/drawing/2017/model3d" xmlns:o="urn:schemas-microsoft-com:office:office" xmlns:oel="http://schemas.microsoft.com/office/2019/extlst" xmlns:r="http://schemas.openxmlformats.org/officeDocument/2006/relationships" xmlns:m="http://schemas.openxmlformats.org/officeDocument/2006/math" xmlns:v="urn:schemas-microsoft-com:vml" xmlns:wp14="http://schemas.microsoft.com/office/word/2010/wordprocessingDrawing" xmlns:wp="http://schemas.openxmlformats.org/drawingml/2006/wordprocessingDrawing" xmlns:w10="urn:schemas-microsoft-com:office:word" xmlns:w="http://schemas.openxmlformats.org/wordprocessingml/2006/main" xmlns:w14="http://schemas.microsoft.com/office/word/2010/wordml" xmlns:w15="http://schemas.microsoft.com/office/word/2012/wordml" xmlns:w16cex="http://schemas.microsoft.com/office/word/2018/wordml/cex" xmlns:w16cid="http://schemas.microsoft.com/office/word/2016/wordml/cid" xmlns:w16="http://schemas.microsoft.com/office/word/2018/wordml" xmlns:w16sdtdh="http://schemas.microsoft.com/office/word/2020/wordml/sdtdatahash" xmlns:w16se="http://schemas.microsoft.com/office/word/2015/wordml/symex" xmlns:wpg="http://schemas.microsoft.com/office/word/2010/wordprocessingGroup" xmlns:wpi="http://schemas.microsoft.com/office/word/2010/wordprocessingInk" xmlns:wne="http://schemas.microsoft.com/office/word/2006/wordml" xmlns:wps="http://schemas.microsoft.com/office/word/2010/wordprocessingShape" mc:Ignorable="w14 w15 w16se w16cid w16 w16cex w16sdtdh wp14">
+<w:numbering xmlns:wpc="http://schemas.microsoft.com/office/word/2010/wordprocessingCanvas" xmlns:cx="http://schemas.microsoft.com/office/drawing/2014/chartex" xmlns:cx1="http://schemas.microsoft.com/office/drawing/2015/9/8/chartex" xmlns:cx2="http://schemas.microsoft.com/office/drawing/2015/10/21/chartex" xmlns:cx3="http://schemas.microsoft.com/office/drawing/2016/5/9/chartex" xmlns:cx4="http://schemas.microsoft.com/office/drawing/2016/5/10/chartex" xmlns:cx5="http://schemas.microsoft.com/office/drawing/2016/5/11/chartex" xmlns:cx6="http://schemas.microsoft.com/office/drawing/2016/5/12/chartex" xmlns:cx7="http://schemas.microsoft.com/office/drawing/2016/5/13/chartex" xmlns:cx8="http://schemas.microsoft.com/office/drawing/2016/5/14/chartex" xmlns:mc="http://schemas.openxmlformats.org/markup-compatibility/2006" xmlns:aink="http://schemas.microsoft.com/office/drawing/2016/ink" xmlns:am3d="http://schemas.microsoft.com/office/drawing/2017/model3d" xmlns:o="urn:schemas-microsoft-com:office:office" xmlns:oel="http://schemas.microsoft.com/office/2019/extlst" xmlns:r="http://schemas.openxmlformats.org/officeDocument/2006/relationships" xmlns:m="http://schemas.openxmlformats.org/officeDocument/2006/math" xmlns:v="urn:schemas-microsoft-com:vml" xmlns:wp14="http://schemas.microsoft.com/office/word/2010/wordprocessingDrawing" xmlns:wp="http://schemas.openxmlformats.org/drawingml/2006/wordprocessingDrawing" xmlns:w10="urn:schemas-microsoft-com:office:word" xmlns:w="http://schemas.openxmlformats.org/wordprocessingml/2006/main" xmlns:w14="http://schemas.microsoft.com/office/word/2010/wordml" xmlns:w15="http://schemas.microsoft.com/office/word/2012/wordml" xmlns:w16cex="http://schemas.microsoft.com/office/word/2018/wordml/cex" xmlns:w16cid="http://schemas.microsoft.com/office/word/2016/wordml/cid" xmlns:w16="http://schemas.microsoft.com/office/word/2018/wordml" xmlns:w16du="http://schemas.microsoft.com/office/word/2023/wordml/word16du" xmlns:w16sdtdh="http://schemas.microsoft.com/office/word/2020/wordml/sdtdatahash" xmlns:w16sdtfl="http://schemas.microsoft.com/office/word/2024/wordml/sdtformatlock" xmlns:w16se="http://schemas.microsoft.com/office/word/2015/wordml/symex" xmlns:wpg="http://schemas.microsoft.com/office/word/2010/wordprocessingGroup" xmlns:wpi="http://schemas.microsoft.com/office/word/2010/wordprocessingInk" xmlns:wne="http://schemas.microsoft.com/office/word/2006/wordml" xmlns:wps="http://schemas.microsoft.com/office/word/2010/wordprocessingShape" mc:Ignorable="w14 w15 w16se w16cid w16 w16cex w16sdtdh w16sdtfl w16du wp14">
   <w:abstractNum w:abstractNumId="0" w15:restartNumberingAfterBreak="0">
     <w:nsid w:val="FFFFFF7C"/>
     <w:multiLevelType w:val="singleLevel"/>
@@ -710,7 +1072,7 @@
 </file>
 
 <file path=word/styles.xml><?xml version="1.0" encoding="utf-8"?>
-<w:styles xmlns:mc="http://schemas.openxmlformats.org/markup-compatibility/2006" xmlns:r="http://schemas.openxmlformats.org/officeDocument/2006/relationships" xmlns:w="http://schemas.openxmlformats.org/wordprocessingml/2006/main" xmlns:w14="http://schemas.microsoft.com/office/word/2010/wordml" xmlns:w15="http://schemas.microsoft.com/office/word/2012/wordml" xmlns:w16cex="http://schemas.microsoft.com/office/word/2018/wordml/cex" xmlns:w16cid="http://schemas.microsoft.com/office/word/2016/wordml/cid" xmlns:w16="http://schemas.microsoft.com/office/word/2018/wordml" xmlns:w16sdtdh="http://schemas.microsoft.com/office/word/2020/wordml/sdtdatahash" xmlns:w16se="http://schemas.microsoft.com/office/word/2015/wordml/symex" mc:Ignorable="w14 w15 w16se w16cid w16 w16cex w16sdtdh">
+<w:styles xmlns:mc="http://schemas.openxmlformats.org/markup-compatibility/2006" xmlns:r="http://schemas.openxmlformats.org/officeDocument/2006/relationships" xmlns:w="http://schemas.openxmlformats.org/wordprocessingml/2006/main" xmlns:w14="http://schemas.microsoft.com/office/word/2010/wordml" xmlns:w15="http://schemas.microsoft.com/office/word/2012/wordml" xmlns:w16cex="http://schemas.microsoft.com/office/word/2018/wordml/cex" xmlns:w16cid="http://schemas.microsoft.com/office/word/2016/wordml/cid" xmlns:w16="http://schemas.microsoft.com/office/word/2018/wordml" xmlns:w16du="http://schemas.microsoft.com/office/word/2023/wordml/word16du" xmlns:w16sdtdh="http://schemas.microsoft.com/office/word/2020/wordml/sdtdatahash" xmlns:w16sdtfl="http://schemas.microsoft.com/office/word/2024/wordml/sdtformatlock" xmlns:w16se="http://schemas.microsoft.com/office/word/2015/wordml/symex" mc:Ignorable="w14 w15 w16se w16cid w16 w16cex w16sdtdh w16sdtfl w16du">
   <w:docDefaults>
     <w:rPrDefault>
       <w:rPr>
@@ -1468,7 +1830,7 @@
     <w:link w:val="TitleChar"/>
     <w:uiPriority w:val="10"/>
     <w:qFormat/>
-    <w:rsid w:val="007106C8"/>
+    <w:rsid w:val="00E854FA"/>
     <w:pPr>
       <w:spacing w:after="300" w:line="240" w:lineRule="auto"/>
       <w:contextualSpacing/>
@@ -1478,7 +1840,7 @@
       <w:rFonts w:eastAsiaTheme="majorEastAsia" w:cstheme="majorBidi"/>
       <w:spacing w:val="5"/>
       <w:kern w:val="28"/>
-      <w:sz w:val="52"/>
+      <w:sz w:val="40"/>
       <w:szCs w:val="52"/>
       <w:lang w:val="sv-SE" w:eastAsia="en-US" w:bidi="ar-SA"/>
     </w:rPr>
@@ -1488,12 +1850,12 @@
     <w:basedOn w:val="DefaultParagraphFont"/>
     <w:link w:val="Title"/>
     <w:uiPriority w:val="10"/>
-    <w:rsid w:val="007106C8"/>
+    <w:rsid w:val="00E854FA"/>
     <w:rPr>
       <w:rFonts w:ascii="Times New Roman" w:eastAsiaTheme="majorEastAsia" w:hAnsi="Times New Roman" w:cstheme="majorBidi"/>
       <w:spacing w:val="5"/>
       <w:kern w:val="28"/>
-      <w:sz w:val="52"/>
+      <w:sz w:val="40"/>
       <w:szCs w:val="52"/>
       <w:lang w:val="sv-SE" w:eastAsia="en-US" w:bidi="ar-SA"/>
     </w:rPr>

--- a/tillsyn/A 2991-2026 tillsynsbegäran.docx
+++ b/tillsyn/A 2991-2026 tillsynsbegäran.docx
@@ -856,7 +856,7 @@
     <w:r>
       <w:tab/>
       <w:tab/>
-      <w:t>2026-06-18</w:t>
+      <w:t>2026-06-19</w:t>
       <w:br/>
       <w:br/>
     </w:r>

--- a/tillsyn/A 2991-2026 tillsynsbegäran.docx
+++ b/tillsyn/A 2991-2026 tillsynsbegäran.docx
@@ -856,7 +856,7 @@
     <w:r>
       <w:tab/>
       <w:tab/>
-      <w:t>2026-06-19</w:t>
+      <w:t>2026-06-20</w:t>
       <w:br/>
       <w:br/>
     </w:r>

--- a/tillsyn/A 2991-2026 tillsynsbegäran.docx
+++ b/tillsyn/A 2991-2026 tillsynsbegäran.docx
@@ -12,10 +12,7 @@
     </w:p>
     <w:p>
       <w:r>
-        <w:t>Detta dokument behandlar höga naturvärden i avverkningsanmälan A 2991-2026 i Umeå kommun som inkom 2026-01-16 och omfattar 35,3 ha.</w:t>
-      </w:r>
-      <w:r>
-        <w:t xml:space="preserve"> I Figur 1 visas fyndplatser för naturvårdsarter i området, som finns registrerade på Artportalen.</w:t>
+        <w:t>Denna tillsynsbegäran behandlar höga naturvärden i avverkningsanmälan A 2991-2026 i Umeå kommun som inkom 2026-01-16 och omfattar 35,3 ha.</w:t>
       </w:r>
     </w:p>
     <w:p>
@@ -63,7 +60,20 @@
         <w:spacing w:after="240"/>
       </w:pPr>
       <w:r>
-        <w:t>Figur 1. Fyndplatser för naturvårdsarter i och inom 13 meter från avverkningsanmälan (röd linje). Inom parentes anges rödlistekategorier, S för signalarter, Tför typiska arter och fridlysningsparagrafer i artskyddsförordningen.Markörer utan svart kant är placerade på fyndplatsen. Markörer med svart kant är placerade vid sidan av fyndplatsen och har ett svart streck som visar fyndplatsens exakta position. Kartans mittpunktskoordinat är N 7083538, E 772276 i SWEREF 99 TM.</w:t>
+        <w:t>Figur 1. Fyndplatser för naturvårdsarter i och inom 13 meter från avverkningsanmälan. Markörer utan svart kant är placerade på fyndplatsen. Markörer med svart kant är placerade vid sidan av fyndplatsen har ett svart streck som visar fyndplatsens exakta position. Kartans mittpunktskoordinat är N 7083538, E 772276 i SWEREF 99 TM.</w:t>
+      </w:r>
+    </w:p>
+    <w:p>
+      <w:r>
+        <w:t>I och inom 13 meter från avverkningsanmälan finns fynd av 17 naturvårdsarter, varav 14 är rödlistade, 6 är fridlysta, 7 är typiska (T) och 2 är signalarter (S): stjärtand (EN, §4), goliatmusseron (VU, T), smalfotad taggsvamp (VU), dropptaggsvamp (NT, T), fjällig taggsvamp s.str. (NT), grantaggsvamp (NT), gravand (NT, §4), göktyta (NT, §4), motaggsvamp (NT, T), sandrottryffel (NT), skräntärna (NT, §4), strandskata (NT, §4), talltagel (NT, T), talltaggsvamp (NT), grovticka (S, T), nästlav (S, T) och järpe (T, §4). Se Figur 1.</w:t>
+      </w:r>
+    </w:p>
+    <w:p>
+      <w:pPr>
+        <w:pStyle w:val="Heading1"/>
+      </w:pPr>
+      <w:r>
+        <w:t>Tillsynsbegäran</w:t>
       </w:r>
     </w:p>
     <w:p>
@@ -82,53 +92,16 @@
       </w:r>
     </w:p>
     <w:p>
-      <w:r>
-        <w:t>Nedan beskrivs fynd av naturvårdsarter och fridlysta arter som gjorts i det avverkningsanmälda området. I BILAGA 1 finns artfakta om fridlysta arter.</w:t>
-      </w:r>
-    </w:p>
-    <w:p>
       <w:pPr>
         <w:pStyle w:val="Heading1"/>
       </w:pPr>
       <w:r>
-        <w:t>Naturvårdsarter</w:t>
+        <w:t>Naturvårdsarter och fridlysta arter</w:t>
       </w:r>
     </w:p>
     <w:p>
       <w:r>
-        <w:t>I och inom 13 meter från avverkningsanmälan har följande 17 naturvårdsarter hittats: stjärtand (EN, §4), goliatmusseron (VU, T), smalfotad taggsvamp (VU), dropptaggsvamp (NT, T), fjällig taggsvamp s.str. (NT), grantaggsvamp (NT), gravand (NT, §4), göktyta (NT, §4), motaggsvamp (NT, T), sandrottryffel (NT), skräntärna (NT, §4), strandskata (NT, §4), talltagel (NT, T), talltaggsvamp (NT), grovticka (S, T), nästlav (S, T) och järpe (T, §4). Av dessa är 14 rödlistade. För rödlistade arter har rödlistekategorin angivits inom parentes. Arter som är signalarter enligt Skogsstyrelsen har markerats med (S). Typiska arter inom Natura 2000 som är kopplade till skogsekosystem har markerats med (T). För fridlysta arter anges även paragrafen i Artskyddsförordningen som arten är fridlyst enligt.</w:t>
-      </w:r>
-    </w:p>
-    <w:p>
-      <w:r>
-        <w:t>De påträffade naturvårdsarterna är ett tydligt kvitto på att det rör sig om en skog med höga naturvärden.</w:t>
-      </w:r>
-    </w:p>
-    <w:p>
-      <w:pPr>
-        <w:pStyle w:val="Heading2"/>
-      </w:pPr>
-      <w:r>
-        <w:t>Fridlysta arter</w:t>
-      </w:r>
-    </w:p>
-    <w:p>
-      <w:r>
-        <w:t>Följande fridlysta arter har sina livsmiljöer och växtplatser i den avverkningsanmälda skogen: stjärtand (EN, §4), gravand (NT, §4), göktyta (NT, §4), skräntärna (NT, §4), strandskata (NT, §4) och järpe (T, §4).</w:t>
-      </w:r>
-    </w:p>
-    <w:p>
-      <w:r>
-        <w:t xml:space="preserve">Observera att medlemsländerna är skyldiga att agera i enlighet med EU:s fågeldirektiv där det uttryckligen står att direktivet gäller för fåglar samt för deras ägg, bon och </w:t>
-      </w:r>
-      <w:r>
-        <w:rPr>
-          <w:b/>
-        </w:rPr>
-        <w:t xml:space="preserve">livsmiljöer </w:t>
-      </w:r>
-      <w:r>
-        <w:t>(artikel 1). Vidare att de åtgärder som vidtas inte får leda till en försämring av den nuvarande situationen beträffande bevarandet av de fågelarter som avses i artikel 1 (artikel 13). Fågeldirektivet är styrande för tillsynsansvariga myndigheters ärendehantering, ställningstaganden och beslutsfattande.</w:t>
+        <w:t>Nedan följer beskrivningar av de naturvårdsarter och fridlysta arter som har sina livsmiljöer och växtplatser i den avverkningsanmälda skogen. Se även ytterligare artfakta i BILAGA 1. De påträffade naturvårdsarterna är ett tydligt kvitto på att det rör sig om en skog med höga naturvärden.</w:t>
       </w:r>
     </w:p>
     <w:p>
@@ -136,41 +109,30 @@
         <w:rPr>
           <w:b/>
         </w:rPr>
-        <w:t>Järpe (§4)</w:t>
+        <w:t>Goliatmusseron (VU)</w:t>
       </w:r>
       <w:r>
-        <w:t xml:space="preserve">, som är upptagen i bilaga 1 och 2 EU:s fågeldirektiv, är mycket stationär inom sitt revir som är minst 25 hektar stort. Livsmiljöerna utgörs av tät barrskog med inblandning av lövträd och en väl utvecklad flerskiktad struktur med bärris och yngre eller undertryckta, täta granar i ett lägre skikt, ofta utmed bäckar och åar inne i den skyddande granskogen. Den överlever inte om dess livsmiljö kalavverkas och är även känslig för röjning, gallring och avverkning där unga granar och lövträd inte sparas i tillräcklig omfattning. Arten finns i sammanhängande grandominerad skog över hela Sverige men förekomsterna är betydligt glesare i Götaland än i övriga landet. Järpe är typisk art för </w:t>
+        <w:t xml:space="preserve"> är en mykorrhizasvamp knuten till gammal tall på sandig eller grusig mark, främst ljusöppna torra lavtallhedar där svampen växer bland renlavar och lingon. Mager, sandig och brandpräglad tallskog med lång trädkontinuitet bör undantas från trakthyggesbruk och inte kalavverkas. Goliatmusseron är placerad högst upp i Skogsstyrelsens värdepyramid för bedömning av skog med höga naturvärden och den är globalt rödlistad som sårbar (VU) vilket innebär att Sverige har ett internationellt ansvar för arten. Goliatmusseron är typisk art för </w:t>
       </w:r>
       <w:r>
         <w:rPr>
           <w:i/>
         </w:rPr>
-        <w:t xml:space="preserve">9010 Taiga, 9080 Lövsumpskog </w:t>
+        <w:t>9010 Taiga</w:t>
       </w:r>
       <w:r>
-        <w:t xml:space="preserve">och </w:t>
-      </w:r>
-      <w:r>
-        <w:rPr>
-          <w:i/>
-        </w:rPr>
-        <w:t xml:space="preserve">9740 Skogsbevuxen myr </w:t>
-      </w:r>
-      <w:r>
-        <w:t>(SLU Artdatabanken, 2026).</w:t>
+        <w:t xml:space="preserve"> (SLU Artdatabanken, 2024; Nitare &amp; Skogsstyrelsen, 2019; IUCN, 2020).</w:t>
       </w:r>
     </w:p>
     <w:p>
       <w:r>
-        <w:t>I BILAGA 1 finns mer detaljerad information om ekologi samt krav på livsmiljö hos fridlysta arter.</w:t>
+        <w:rPr>
+          <w:b/>
+        </w:rPr>
+        <w:t>Smalfotad taggsvamp (VU)</w:t>
       </w:r>
-    </w:p>
-    <w:p>
-      <w:pPr>
-        <w:pStyle w:val="Heading2"/>
-      </w:pPr>
       <w:r>
-        <w:t>Övriga naturvårdsarter</w:t>
+        <w:t>, rödlistad som sårbar, växer på marken under lågor eller fallna stubbar i brandpräglad torr tallskog med lång kontinuitet. Arten är starkt associerad till kolad ved från tallar som sannolikt varit med om flera historiska skogsbränder. Detta är en process som kan ta många hundra år och det tar således mycket lång tid att återskapa lämpliga substrat. Smalfotad taggsvamp är placerad i toppen av Skogsstyrelsens värdepyramid för bedömning av skog med höga naturvärden samt globalt rödlistad som sårbar (VU) vilket innebär att Sverige har ett internationellt ansvar för arten (IUCN Redlist, 2024; Nitare &amp; Skogsstyrelsen, 2019; SLU Artdatabanken, 2024).</w:t>
       </w:r>
     </w:p>
     <w:p>
@@ -209,50 +171,10 @@
         <w:rPr>
           <w:b/>
         </w:rPr>
-        <w:t>Goliatmusseron (VU)</w:t>
-      </w:r>
-      <w:r>
-        <w:t xml:space="preserve"> är en mykorrhizasvamp knuten till gammal tall på sandig eller grusig mark, främst ljusöppna torra lavtallhedar där svampen växer bland renlavar och lingon. Mager, sandig och brandpräglad tallskog med lång trädkontinuitet bör undantas från trakthyggesbruk och inte kalavverkas. Goliatmusseron är placerad högst upp i Skogsstyrelsens värdepyramid för bedömning av skog med höga naturvärden och den är globalt rödlistad som sårbar (VU) vilket innebär att Sverige har ett internationellt ansvar för arten. Goliatmusseron är typisk art för </w:t>
-      </w:r>
-      <w:r>
-        <w:rPr>
-          <w:i/>
-        </w:rPr>
-        <w:t>9010 Taiga</w:t>
-      </w:r>
-      <w:r>
-        <w:t xml:space="preserve"> (SLU Artdatabanken, 2024; Nitare &amp; Skogsstyrelsen, 2019; IUCN, 2020).</w:t>
-      </w:r>
-    </w:p>
-    <w:p>
-      <w:r>
-        <w:rPr>
-          <w:b/>
-        </w:rPr>
         <w:t xml:space="preserve">Grantaggsvamp (NT) </w:t>
       </w:r>
       <w:r>
         <w:t>påträffas främst i mossiga och örtrika äldre granskogar på kalkrik mark i något fuktiga lägen, och i norr även i mager tallskog med lång kontinuitet. Arten missgynnas generellt av trakthyggesbruket och en långsiktig tillgång till värdträd bör säkras genom att man undviker att avverka kända växtplatser (SLU Artdatabanken, 2024).</w:t>
-      </w:r>
-    </w:p>
-    <w:p>
-      <w:r>
-        <w:rPr>
-          <w:b/>
-        </w:rPr>
-        <w:t>Grovticka</w:t>
-      </w:r>
-      <w:r>
-        <w:t xml:space="preserve"> är i skogslandskapet främst knuten till naturskogsartad äldre barrskog. Den är där en värdefull ”gammelskogsindikator” och påträffas mest vid tallar som är över 200 år gamla.  Grovticka är typisk art för </w:t>
-      </w:r>
-      <w:r>
-        <w:rPr>
-          <w:i/>
-        </w:rPr>
-        <w:t xml:space="preserve">9060 Åsbarrskog </w:t>
-      </w:r>
-      <w:r>
-        <w:t>(Nitare &amp; Skogsstyrelsen, 2019; SLU Artdatabanken, 2025).</w:t>
       </w:r>
     </w:p>
     <w:p>
@@ -273,37 +195,6 @@
       </w:r>
       <w:r>
         <w:t xml:space="preserve"> (SLU Artdatabanken, 2024).</w:t>
-      </w:r>
-    </w:p>
-    <w:p>
-      <w:r>
-        <w:rPr>
-          <w:b/>
-        </w:rPr>
-        <w:t>Nästlav</w:t>
-      </w:r>
-      <w:r>
-        <w:t xml:space="preserve"> indikerar söder om den naturliga norrlandsgränsen äldre barrskogsområden med höga naturvärden där andra ovanliga nordliga barrskogsarter kan påträffas. Nästlav är typisk art för </w:t>
-      </w:r>
-      <w:r>
-        <w:rPr>
-          <w:i/>
-        </w:rPr>
-        <w:t xml:space="preserve">9010 Taiga </w:t>
-      </w:r>
-      <w:r>
-        <w:t>(Nitare &amp; Skogsstyrelsen, 2019; SLU Artdatabanken, 2025).</w:t>
-      </w:r>
-    </w:p>
-    <w:p>
-      <w:r>
-        <w:rPr>
-          <w:b/>
-        </w:rPr>
-        <w:t>Smalfotad taggsvamp (VU)</w:t>
-      </w:r>
-      <w:r>
-        <w:t>, rödlistad som sårbar, växer på marken under lågor eller fallna stubbar i brandpräglad torr tallskog med lång kontinuitet. Arten är starkt associerad till kolad ved från tallar som sannolikt varit med om flera historiska skogsbränder. Detta är en process som kan ta många hundra år och det tar således mycket lång tid att återskapa lämpliga substrat. Smalfotad taggsvamp är placerad i toppen av Skogsstyrelsens värdepyramid för bedömning av skog med höga naturvärden samt globalt rödlistad som sårbar (VU) vilket innebär att Sverige har ett internationellt ansvar för arten (IUCN Redlist, 2024; Nitare &amp; Skogsstyrelsen, 2019; SLU Artdatabanken, 2024).</w:t>
       </w:r>
     </w:p>
     <w:p>
@@ -335,6 +226,97 @@
       </w:r>
       <w:r>
         <w:t>förekommer främst i tallnaturskogar eller tallskogar av kontinuitetsskogskaraktär där den bildar mykorrhiza med tall. Särskilt frekvent är den i sandtallskogar med inslag av gamla träd, t.ex. på grusåsar, stränder och sandhedar. Arten hotas främst av skogsavverkning och tycks försvinna efter slutavverkning, markberedning och plantering. Talltaggsvamp är globalt rödlistad som nära hotad (NT) vilket innebär att Sverige har ett internationellt ansvar för arten (IUCN, 2025; SLU Artdatabanken, 2024).</w:t>
+      </w:r>
+    </w:p>
+    <w:p>
+      <w:r>
+        <w:rPr>
+          <w:b/>
+        </w:rPr>
+        <w:t>Grovticka</w:t>
+      </w:r>
+      <w:r>
+        <w:t xml:space="preserve"> är i skogslandskapet främst knuten till naturskogsartad äldre barrskog. Den är där en värdefull ”gammelskogsindikator” och påträffas mest vid tallar som är över 200 år gamla.  Grovticka är typisk art för </w:t>
+      </w:r>
+      <w:r>
+        <w:rPr>
+          <w:i/>
+        </w:rPr>
+        <w:t xml:space="preserve">9060 Åsbarrskog </w:t>
+      </w:r>
+      <w:r>
+        <w:t>(Nitare &amp; Skogsstyrelsen, 2019; SLU Artdatabanken, 2025).</w:t>
+      </w:r>
+    </w:p>
+    <w:p>
+      <w:r>
+        <w:rPr>
+          <w:b/>
+        </w:rPr>
+        <w:t>Nästlav</w:t>
+      </w:r>
+      <w:r>
+        <w:t xml:space="preserve"> indikerar söder om den naturliga norrlandsgränsen äldre barrskogsområden med höga naturvärden där andra ovanliga nordliga barrskogsarter kan påträffas. Nästlav är typisk art för </w:t>
+      </w:r>
+      <w:r>
+        <w:rPr>
+          <w:i/>
+        </w:rPr>
+        <w:t xml:space="preserve">9010 Taiga </w:t>
+      </w:r>
+      <w:r>
+        <w:t>(Nitare &amp; Skogsstyrelsen, 2019; SLU Artdatabanken, 2025).</w:t>
+      </w:r>
+    </w:p>
+    <w:p>
+      <w:r>
+        <w:rPr>
+          <w:b/>
+        </w:rPr>
+        <w:t>Järpe (§4)</w:t>
+      </w:r>
+      <w:r>
+        <w:t xml:space="preserve">, som är upptagen i bilaga 1 och 2 EU:s fågeldirektiv, är mycket stationär inom sitt revir som är minst 25 hektar stort. Livsmiljöerna utgörs av tät barrskog med inblandning av lövträd och en väl utvecklad flerskiktad struktur med bärris och yngre eller undertryckta, täta granar i ett lägre skikt, ofta utmed bäckar och åar inne i den skyddande granskogen. Den överlever inte om dess livsmiljö kalavverkas och är även känslig för röjning, gallring och avverkning där unga granar och lövträd inte sparas i tillräcklig omfattning. Arten finns i sammanhängande grandominerad skog över hela Sverige men förekomsterna är betydligt glesare i Götaland än i övriga landet. Järpe är typisk art för </w:t>
+      </w:r>
+      <w:r>
+        <w:rPr>
+          <w:i/>
+        </w:rPr>
+        <w:t xml:space="preserve">9010 Taiga, 9080 Lövsumpskog </w:t>
+      </w:r>
+      <w:r>
+        <w:t xml:space="preserve">och </w:t>
+      </w:r>
+      <w:r>
+        <w:rPr>
+          <w:i/>
+        </w:rPr>
+        <w:t xml:space="preserve">9740 Skogsbevuxen myr </w:t>
+      </w:r>
+      <w:r>
+        <w:t>(SLU Artdatabanken, 2026).</w:t>
+      </w:r>
+    </w:p>
+    <w:p>
+      <w:pPr>
+        <w:pStyle w:val="Heading1"/>
+      </w:pPr>
+      <w:r>
+        <w:t>EU:s fågeldirektiv</w:t>
+      </w:r>
+    </w:p>
+    <w:p>
+      <w:r>
+        <w:t xml:space="preserve">Europeiska unionens medlemsländer är skyldiga att agera i enlighet med EU:s fågeldirektiv där det uttryckligen står att direktivet gäller för fåglar samt för deras ägg, bon och </w:t>
+      </w:r>
+      <w:r>
+        <w:rPr>
+          <w:b/>
+        </w:rPr>
+        <w:t xml:space="preserve">livsmiljöer </w:t>
+      </w:r>
+      <w:r>
+        <w:t>(artikel 1). Vidare att de åtgärder som vidtas inte får leda till en försämring av den nuvarande situationen beträffande bevarandet av de fågelarter som avses i artikel 1 (artikel 13). Fågeldirektivet är styrande för tillsynsansvariga myndigheters ärendehantering, ställningstaganden och beslutsfattande.</w:t>
       </w:r>
     </w:p>
     <w:p>
@@ -856,7 +838,7 @@
     <w:r>
       <w:tab/>
       <w:tab/>
-      <w:t>2026-06-20</w:t>
+      <w:t>2026-06-21</w:t>
       <w:br/>
       <w:br/>
     </w:r>

--- a/tillsyn/A 2991-2026 tillsynsbegäran.docx
+++ b/tillsyn/A 2991-2026 tillsynsbegäran.docx
@@ -838,7 +838,7 @@
     <w:r>
       <w:tab/>
       <w:tab/>
-      <w:t>2026-06-21</w:t>
+      <w:t>2026-06-22</w:t>
       <w:br/>
       <w:br/>
     </w:r>

--- a/tillsyn/A 2991-2026 tillsynsbegäran.docx
+++ b/tillsyn/A 2991-2026 tillsynsbegäran.docx
@@ -838,7 +838,7 @@
     <w:r>
       <w:tab/>
       <w:tab/>
-      <w:t>2026-06-22</w:t>
+      <w:t>2026-06-23</w:t>
       <w:br/>
       <w:br/>
     </w:r>

--- a/tillsyn/A 2991-2026 tillsynsbegäran.docx
+++ b/tillsyn/A 2991-2026 tillsynsbegäran.docx
@@ -838,7 +838,7 @@
     <w:r>
       <w:tab/>
       <w:tab/>
-      <w:t>2026-06-23</w:t>
+      <w:t>2026-06-24</w:t>
       <w:br/>
       <w:br/>
     </w:r>

--- a/tillsyn/A 2991-2026 tillsynsbegäran.docx
+++ b/tillsyn/A 2991-2026 tillsynsbegäran.docx
@@ -838,7 +838,7 @@
     <w:r>
       <w:tab/>
       <w:tab/>
-      <w:t>2026-06-24</w:t>
+      <w:t>2026-06-25</w:t>
       <w:br/>
       <w:br/>
     </w:r>

--- a/tillsyn/A 2991-2026 tillsynsbegäran.docx
+++ b/tillsyn/A 2991-2026 tillsynsbegäran.docx
@@ -838,7 +838,7 @@
     <w:r>
       <w:tab/>
       <w:tab/>
-      <w:t>2026-06-25</w:t>
+      <w:t>2026-06-26</w:t>
       <w:br/>
       <w:br/>
     </w:r>

--- a/tillsyn/A 2991-2026 tillsynsbegäran.docx
+++ b/tillsyn/A 2991-2026 tillsynsbegäran.docx
@@ -838,7 +838,7 @@
     <w:r>
       <w:tab/>
       <w:tab/>
-      <w:t>2026-06-26</w:t>
+      <w:t>2026-06-27</w:t>
       <w:br/>
       <w:br/>
     </w:r>

--- a/tillsyn/A 2991-2026 tillsynsbegäran.docx
+++ b/tillsyn/A 2991-2026 tillsynsbegäran.docx
@@ -65,7 +65,7 @@
     </w:p>
     <w:p>
       <w:r>
-        <w:t>I och inom 13 meter från avverkningsanmälan finns fynd av 17 naturvårdsarter, varav 14 är rödlistade, 6 är fridlysta, 7 är typiska (T) och 2 är signalarter (S): stjärtand (EN, §4), goliatmusseron (VU, T), smalfotad taggsvamp (VU), dropptaggsvamp (NT, T), fjällig taggsvamp s.str. (NT), grantaggsvamp (NT), gravand (NT, §4), göktyta (NT, §4), motaggsvamp (NT, T), sandrottryffel (NT), skräntärna (NT, §4), strandskata (NT, §4), talltagel (NT, T), talltaggsvamp (NT), grovticka (S, T), nästlav (S, T) och järpe (T, §4). Se Figur 1.</w:t>
+        <w:t>I och inom 13 meter från avverkningsanmälan finns fynd av 18 naturvårdsarter, varav 14 är rödlistade, 7 är fridlysta, 8 är typiska (T) och 2 är signalarter (S): stjärtand (EN, §4), goliatmusseron (VU, T), smalfotad taggsvamp (VU), dropptaggsvamp (NT, T), fjällig taggsvamp s.str. (NT), grantaggsvamp (NT), gravand (NT, §4), göktyta (NT, §4), motaggsvamp (NT, T), sandrottryffel (NT), skräntärna (NT, §4), strandskata (NT, §4), talltagel (NT, T), talltaggsvamp (NT), grovticka (S, T), nästlav (S, T), järpe (T, §4) och nattskärra (T, §4). Se Figur 1.</w:t>
       </w:r>
     </w:p>
     <w:p>
@@ -298,6 +298,26 @@
       </w:r>
     </w:p>
     <w:p>
+      <w:r>
+        <w:rPr>
+          <w:b/>
+        </w:rPr>
+        <w:t>Nattskärra (§4)</w:t>
+      </w:r>
+      <w:r>
+        <w:t xml:space="preserve"> hör i ett historiskt perspektiv hemma i utmarkernas glesa, betade skogar, på ljunghedar och brandfält, tallmoar och i anslutning till torra naturbetesmarker i gränsen mot skogen. Numera påträffas arten i första hand i glesa tallskogar på hällmarker, sandfält och kring högmossar. Uppträder ofta i anslutning till hyggen. Hemområdet för häckande nattskärror är enligt brittiska studier 50–200 hektar, men det förekommer att nattskärror flyger över 5 kilometer för att födosöka i särskilt insektsrika miljöer. Nattskärra är fridlyst enligt 4§ artskyddsförordningen, omfattas av bilaga 1 EU:s fågeldirektiv och är typisk art för </w:t>
+      </w:r>
+      <w:r>
+        <w:rPr>
+          <w:i/>
+        </w:rPr>
+        <w:t>9010 Taiga</w:t>
+      </w:r>
+      <w:r>
+        <w:t xml:space="preserve"> (Skogsstyrelsen, 2016; SLU Artdatabanken, 2025).</w:t>
+      </w:r>
+    </w:p>
+    <w:p>
       <w:pPr>
         <w:pStyle w:val="Heading1"/>
       </w:pPr>
@@ -334,7 +354,7 @@
     </w:p>
     <w:p>
       <w:r>
-        <w:t>Följande typiska arter har sina livsmiljöer och växtplatser i den avverkningsanmälda skogen: goliatmusseron (VU, T), dropptaggsvamp (NT, T), motaggsvamp (NT, T), talltagel (NT, T), grovticka (S, T), nästlav (S, T) och järpe (T, §4).</w:t>
+        <w:t>Följande typiska arter har sina livsmiljöer och växtplatser i den avverkningsanmälda skogen: goliatmusseron (VU, T), dropptaggsvamp (NT, T), motaggsvamp (NT, T), talltagel (NT, T), grovticka (S, T), nästlav (S, T), järpe (T, §4) och nattskärra (T, §4).</w:t>
       </w:r>
     </w:p>
     <w:p>
@@ -838,7 +858,7 @@
     <w:r>
       <w:tab/>
       <w:tab/>
-      <w:t>2026-06-27</w:t>
+      <w:t>2026-06-28</w:t>
       <w:br/>
       <w:br/>
     </w:r>

--- a/tillsyn/A 2991-2026 tillsynsbegäran.docx
+++ b/tillsyn/A 2991-2026 tillsynsbegäran.docx
@@ -858,7 +858,7 @@
     <w:r>
       <w:tab/>
       <w:tab/>
-      <w:t>2026-06-28</w:t>
+      <w:t>2026-06-29</w:t>
       <w:br/>
       <w:br/>
     </w:r>

--- a/tillsyn/A 2991-2026 tillsynsbegäran.docx
+++ b/tillsyn/A 2991-2026 tillsynsbegäran.docx
@@ -858,7 +858,7 @@
     <w:r>
       <w:tab/>
       <w:tab/>
-      <w:t>2026-06-29</w:t>
+      <w:t>2026-06-30</w:t>
       <w:br/>
       <w:br/>
     </w:r>

--- a/tillsyn/A 2991-2026 tillsynsbegäran.docx
+++ b/tillsyn/A 2991-2026 tillsynsbegäran.docx
@@ -858,7 +858,7 @@
     <w:r>
       <w:tab/>
       <w:tab/>
-      <w:t>2026-06-30</w:t>
+      <w:t>2026-07-01</w:t>
       <w:br/>
       <w:br/>
     </w:r>

--- a/tillsyn/A 2991-2026 tillsynsbegäran.docx
+++ b/tillsyn/A 2991-2026 tillsynsbegäran.docx
@@ -65,7 +65,7 @@
     </w:p>
     <w:p>
       <w:r>
-        <w:t>I och inom 13 meter från avverkningsanmälan finns fynd av 18 naturvårdsarter, varav 14 är rödlistade, 7 är fridlysta, 8 är typiska (T) och 2 är signalarter (S): stjärtand (EN, §4), goliatmusseron (VU, T), smalfotad taggsvamp (VU), dropptaggsvamp (NT, T), fjällig taggsvamp s.str. (NT), grantaggsvamp (NT), gravand (NT, §4), göktyta (NT, §4), motaggsvamp (NT, T), sandrottryffel (NT), skräntärna (NT, §4), strandskata (NT, §4), talltagel (NT, T), talltaggsvamp (NT), grovticka (S, T), nästlav (S, T), järpe (T, §4) och nattskärra (T, §4). Se Figur 1.</w:t>
+        <w:t>I och inom 13 meter från avverkningsanmälan finns fynd av 23 naturvårdsarter, varav 17 är rödlistade, 12 är fridlysta, 10 är typiska (T) och 2 är signalarter (S): hornuggla (EN, §4), stjärtand (EN, §4), goliatmusseron (VU, T), smalfotad taggsvamp (VU), dropptaggsvamp (NT, T), fjällig taggsvamp s.str. (NT), grantaggsvamp (NT), gravand (NT, §4), göktyta (NT, §4), motaggsvamp (NT, T), sandrottryffel (NT), skräntärna (NT, §4), sparvuggla (NT, §4), strandskata (NT, §4), talltagel (NT, T), talltaggsvamp (NT), talltita (NT, §4), grovticka (S, T), nästlav (S, T), järpe (T, §4), nattskärra (T, §4), tofsmes (T, §4) och videsparv (T, §4). Se Figur 1.</w:t>
       </w:r>
     </w:p>
     <w:p>
@@ -202,6 +202,17 @@
         <w:rPr>
           <w:b/>
         </w:rPr>
+        <w:t>Sparvuggla (NT, §4)</w:t>
+      </w:r>
+      <w:r>
+        <w:t xml:space="preserve"> är fridlyst enligt 4§ artskyddsförordningen och omfattas av bilaga 1 EU:s fågeldirektiv. Den har minskat med 15 (5–25) % under de senaste 15 åren och minskningstakten för den svenska populationen bedöms vara nära gränsvärdet för Sårbar (VU).  Sparvugglan häckar i naturskog samt i klassisk bondeskog och förekommer främst i större skogsområden som domineras av barrblandskog med stort inslag av asp, björk och andra lövträd. Den behöver relativt stora skogsområden och saknas helt i mindre skogar och isolerade dungar. Reviren är i storleksordningen upp till 200 hektar. Sparvugglan missgynnas av överföring av variationsrika bondeskogar till ensartade produktionsskogar. Särskilt avverkning av lövträdsrika kantzoner och igenplantering av gamla inägor (SLU Artdatabanken, 2026; Skogsstyrelsen, 2016).</w:t>
+      </w:r>
+    </w:p>
+    <w:p>
+      <w:r>
+        <w:rPr>
+          <w:b/>
+        </w:rPr>
         <w:t>Talltagel (NT)</w:t>
       </w:r>
       <w:r>
@@ -233,6 +244,17 @@
         <w:rPr>
           <w:b/>
         </w:rPr>
+        <w:t>Talltita (NT, §4)</w:t>
+      </w:r>
+      <w:r>
+        <w:t>, rödlistad som nära hotad och prioriterad art i Skogsvårdslagen, har häckningsrevir i anmälan. Arten har minskat kraftigt de senaste 30 åren och minskningstakten innevarande 10-årsperiod beräknas till 20 (10–30) %. Talltitan är synnerligen trogen sitt cirka 15 hektar stora revir och är beroende av flerskiktade olikåldriga skogar för att kunna föda upp sina ungar. Talltitan försvinner om dess livsmiljö kalavverkas (Eggers &amp; Low, 2014; Ekman, 1979; Griesser et al, 2007; Klein, 2020; Siffczyk et al, 2003; SLU Artdatabanken, 2021).</w:t>
+      </w:r>
+    </w:p>
+    <w:p>
+      <w:r>
+        <w:rPr>
+          <w:b/>
+        </w:rPr>
         <w:t>Grovticka</w:t>
       </w:r>
       <w:r>
@@ -315,6 +337,46 @@
       </w:r>
       <w:r>
         <w:t xml:space="preserve"> (Skogsstyrelsen, 2016; SLU Artdatabanken, 2025).</w:t>
+      </w:r>
+    </w:p>
+    <w:p>
+      <w:r>
+        <w:rPr>
+          <w:b/>
+        </w:rPr>
+        <w:t>Tofsmes (§4)</w:t>
+      </w:r>
+      <w:r>
+        <w:t xml:space="preserve"> häckar i barr- och blandskog, främst i tallskog. Tofsmes är typisk art för </w:t>
+      </w:r>
+      <w:r>
+        <w:rPr>
+          <w:i/>
+        </w:rPr>
+        <w:t xml:space="preserve">9010 Taiga </w:t>
+      </w:r>
+      <w:r>
+        <w:t>(SLU Artdatabanken, 2025).</w:t>
+      </w:r>
+    </w:p>
+    <w:p>
+      <w:r>
+        <w:rPr>
+          <w:b/>
+        </w:rPr>
+        <w:t>Videsparv (§4)</w:t>
+      </w:r>
+      <w:r>
+        <w:t xml:space="preserve"> är fridlyst enligt 4§ artskyddsförordningen och globalt rödlistad som nära hotad (NT) vilket innebär att Sverige har ett internationellt ansvar för arten. Videsparven är en sumpskogsart och den viktigaste häckningsbiotopen utgörs av lövrik sumpgranskog med ett rikt fältskikt av olika starr- och fräkenarter samt riklig förekomst av olika låga ris. Reviren är små till medelstora, från under en hektar till några hektar. Videsparven missgynnas av avverkning av sumpskog, dikning och dikesrensning samt andra åtgärder som påverkar fuktiga till blöta impediment. Videsparv är typisk art för </w:t>
+      </w:r>
+      <w:r>
+        <w:rPr>
+          <w:i/>
+        </w:rPr>
+        <w:t>9740 Skogsbevuxen myr</w:t>
+      </w:r>
+      <w:r>
+        <w:t xml:space="preserve"> (SLU Artdatabanken, 2026; IUCN, 2025; Skogsstyrelsen, 2016).</w:t>
       </w:r>
     </w:p>
     <w:p>
@@ -354,7 +416,7 @@
     </w:p>
     <w:p>
       <w:r>
-        <w:t>Följande typiska arter har sina livsmiljöer och växtplatser i den avverkningsanmälda skogen: goliatmusseron (VU, T), dropptaggsvamp (NT, T), motaggsvamp (NT, T), talltagel (NT, T), grovticka (S, T), nästlav (S, T), järpe (T, §4) och nattskärra (T, §4).</w:t>
+        <w:t>Följande typiska arter har sina livsmiljöer och växtplatser i den avverkningsanmälda skogen: goliatmusseron (VU, T), dropptaggsvamp (NT, T), motaggsvamp (NT, T), talltagel (NT, T), grovticka (S, T), nästlav (S, T), järpe (T, §4), nattskärra (T, §4), tofsmes (T, §4) och videsparv (T, §4).</w:t>
       </w:r>
     </w:p>
     <w:p>
@@ -429,35 +491,17 @@
         <w:pStyle w:val="Heading1"/>
       </w:pPr>
       <w:r>
-        <w:t>Järpe – ekologi samt krav på livsmiljön</w:t>
+        <w:t>Sparvuggla – ekologi samt krav på livsmiljön</w:t>
       </w:r>
     </w:p>
     <w:p>
       <w:r>
-        <w:t>Järpe är fridlyst enligt 4§ artskyddsförordningen och upptagen i bilaga 1 och 2 EU:s fågeldirektiv. Den finns i sammanhängande grandominerad skog över hela Sverige men förekomsterna är betydligt glesare i Götaland än i övriga landet. Järpen har sina livsmiljöer i tät barrskog med inblandning av lövträd och en väl utvecklad flerskiktad struktur med bärris och yngre eller undertryckta, täta granar i ett lägre skikt, ofta utmed bäckar och åar inne i den skyddande granskogen (SLU Artdatabanken, 2026).</w:t>
+        <w:t>Sparvuggla (NT, §4) är fridlyst enligt 4§ artskyddsförordningen och omfattas av bilaga 1 EU:s fågeldirektiv. Den har minskat med 15 (5–25) % under de senaste 15 åren och minskningstakten för den svenska populationen bedöms vara nära gränsvärdet för Sårbar (VU) (SLU Artdatabanken 2026).</w:t>
       </w:r>
     </w:p>
     <w:p>
       <w:r>
-        <w:t xml:space="preserve">Arten behöver lämpliga skogsbestånd om sammanlagt minst 25 hektar. Den är mycket stationär inom sitt revir och när ett par etablerat sig stannar de så länge miljön är intakt. Den undviker öppen mark och förﬂyttar sig sällan över större öppna myrar eller åkermark, och är därför känslig för fragmentering. Järpen överlever inte om dess livsmiljö kalavverkas och är även känslig för röjning, gallring och avverkning där unga granar och lövträd inte sparas i tillräcklig omfattning.  Järpe är typisk art för </w:t>
-      </w:r>
-      <w:r>
-        <w:rPr>
-          <w:i/>
-        </w:rPr>
-        <w:t>9010 Taiga, 9740 Skogsbevuxen myr</w:t>
-      </w:r>
-      <w:r>
-        <w:t xml:space="preserve"> och </w:t>
-      </w:r>
-      <w:r>
-        <w:rPr>
-          <w:i/>
-        </w:rPr>
-        <w:t>9080 Lövsumpskog</w:t>
-      </w:r>
-      <w:r>
-        <w:t xml:space="preserve"> (SLU Artdatabanken, 2026).</w:t>
+        <w:t>Sparvugglan häckar i naturskog samt i klassisk bondeskog och förekommer främst i större skogsområden som domineras av barrblandskog med stort inslag av asp, björk och andra lövträd. Den behöver relativt stora skogsområden och saknas helt i mindre skogar och isolerade dungar. Reviren är i storleksordningen upp till 200 hektar. Sparvugglan missgynnas av överföring av variationsrika bondeskogar till ensartade produktionsskogar – särskilt avverkning av lövträdsrika kantzoner och igenplantering av gamla inägor (Skogsstyrelsen, 2016).</w:t>
       </w:r>
     </w:p>
     <w:p>
@@ -465,7 +509,273 @@
         <w:pStyle w:val="Heading2"/>
       </w:pPr>
       <w:r>
+        <w:t>Referenser – sparvuggla</w:t>
+      </w:r>
+    </w:p>
+    <w:p>
+      <w:r>
+        <w:t xml:space="preserve">Skogsstyrelsen, 2016. </w:t>
+      </w:r>
+      <w:r>
+        <w:rPr>
+          <w:i/>
+        </w:rPr>
+        <w:t>Vägledning för hänsyn till sparvuggla.</w:t>
+      </w:r>
+    </w:p>
+    <w:p>
+      <w:r>
+        <w:t xml:space="preserve">SLU Artdatabanken, 2026. </w:t>
+      </w:r>
+      <w:r>
+        <w:rPr>
+          <w:i/>
+        </w:rPr>
+        <w:t xml:space="preserve">Artfaktablad. Naturvård – artfakta. </w:t>
+      </w:r>
+      <w:r>
+        <w:t>SLU Artdatabanken, Uppsala.</w:t>
+      </w:r>
+    </w:p>
+    <w:p>
+      <w:pPr>
+        <w:pStyle w:val="Heading1"/>
+      </w:pPr>
+      <w:r>
+        <w:t>Talltita – ekologi samt krav på livsmiljön</w:t>
+      </w:r>
+    </w:p>
+    <w:p>
+      <w:r>
+        <w:t>Talltita är rödlistad som NT, fridlyst och prioriterad art i Skogsvårdslagen. Den omfattas av EU:s fågeldirektiv. Arten har minskat kraftigt de senaste 30 åren och minskningstakten innevarande 10-årsperiod beräknas till 20 (10–30) % (SLU Artdatabanken, 2022).</w:t>
+      </w:r>
+    </w:p>
+    <w:p>
+      <w:r>
+        <w:t>Talltita föredrar större sammanhängande barrskogar, och finns såväl i tallskog som granskog och i lövblandad barrskog. Skogens struktur är viktig och ska helst vara flerskiktad med riklig underväxt av mindre granar, björk och andra lövträd och buskar. Tillgång på murknande högstubbar är särskilt viktig, eftersom talltitan helst själv hackar ut sitt bohål (SLU Artdatabanken, 2022).</w:t>
+      </w:r>
+    </w:p>
+    <w:p>
+      <w:r>
+        <w:t>Det finns flera studier som visar att talltita är känslig för gallring och inte överlever när dess livsmiljö kalavverkas (Eggers and Low, 2014; Griesser et al., 2007; Klein, 2020). Talltitans revir är förhållandevis stora, 10–20 hektar och arten missgynnas när skogen fragmenteras. Kalavverkning av större delar av reviret innebär att det överges (Artdatabanken, 2021).</w:t>
+      </w:r>
+    </w:p>
+    <w:p>
+      <w:r>
+        <w:t>Talltitan är synnerligen trogen sitt revir så länge paret lever och biotopen förblir intakt. Paret stannar i sitt revir året om. En förlust av ett revir har därför en stor inverkan på den lokala populationen och trakthyggesbruket anses vara orsak till den svenska populationens kraftiga minskning. Talltiteparets revirtrohet innebär att närhelst under året man observerar en adult talltita så ingår denna plats i reviret (Siffczyk et al., 2003; Ekman, 1979).</w:t>
+      </w:r>
+    </w:p>
+    <w:p>
+      <w:pPr>
+        <w:pStyle w:val="Heading2"/>
+      </w:pPr>
+      <w:r>
+        <w:t>Referenser – talltita</w:t>
+      </w:r>
+    </w:p>
+    <w:p>
+      <w:r>
+        <w:t xml:space="preserve">Eggers, S., Low, M., 2014. </w:t>
+      </w:r>
+      <w:r>
+        <w:rPr>
+          <w:i/>
+        </w:rPr>
+        <w:t xml:space="preserve">Differential demographic responses of sympatric Parids to vegetation management in boreal forest. </w:t>
+      </w:r>
+      <w:r>
+        <w:t>For. Ecol. Manage. 319, 169–175.</w:t>
+      </w:r>
+    </w:p>
+    <w:p>
+      <w:r>
+        <w:t xml:space="preserve">Ekman, J., 1979. </w:t>
+      </w:r>
+      <w:r>
+        <w:rPr>
+          <w:i/>
+        </w:rPr>
+        <w:t xml:space="preserve">Coherence, composition and territories of winter social groups of the Willow Tit Parus montanus and the Crested Tit P. cristatus. </w:t>
+      </w:r>
+      <w:r>
+        <w:t>Ornis Scandinavica, 10, pp 56–68</w:t>
+      </w:r>
+    </w:p>
+    <w:p>
+      <w:r>
+        <w:t xml:space="preserve">Griesser, M., Nystrand, M., Eggers, S., Ekman, J., 2007. </w:t>
+      </w:r>
+      <w:r>
+        <w:rPr>
+          <w:i/>
+        </w:rPr>
+        <w:t xml:space="preserve">Impact of forestry practices on fitness correlates and population productivity in an open-nesting bird species. </w:t>
+      </w:r>
+      <w:r>
+        <w:t>Conserv. Biol. 21, 767–774. https://doi.org/10.1111/j.1523- 1739.2007.00675.x</w:t>
+      </w:r>
+    </w:p>
+    <w:p>
+      <w:r>
+        <w:t xml:space="preserve">Klein, J., 2020. </w:t>
+      </w:r>
+      <w:r>
+        <w:rPr>
+          <w:i/>
+        </w:rPr>
+        <w:t xml:space="preserve">The forgotten forest – On thinning, retention, and biodiversity in the boreal forest. </w:t>
+      </w:r>
+      <w:r>
+        <w:t>Doctoral Thesis No. 2020:50</w:t>
+      </w:r>
+    </w:p>
+    <w:p>
+      <w:r>
+        <w:t xml:space="preserve">Siffczyk, C., Brotons, L., Kangas, K., Orell, M., 2003. </w:t>
+      </w:r>
+      <w:r>
+        <w:rPr>
+          <w:i/>
+        </w:rPr>
+        <w:t xml:space="preserve">Home range size of willow tits. </w:t>
+      </w:r>
+      <w:r>
+        <w:t>Oecologica, 136, 635–642 (2003)</w:t>
+      </w:r>
+    </w:p>
+    <w:p>
+      <w:r>
+        <w:t xml:space="preserve">SLU Artdatabanken, 2021. </w:t>
+      </w:r>
+      <w:r>
+        <w:rPr>
+          <w:i/>
+        </w:rPr>
+        <w:t xml:space="preserve">Artfaktablad. Naturvård – artfakta. </w:t>
+      </w:r>
+      <w:r>
+        <w:t>SLU Artdatabanken, Uppsala</w:t>
+      </w:r>
+    </w:p>
+    <w:p>
+      <w:pPr>
+        <w:pStyle w:val="Heading1"/>
+      </w:pPr>
+      <w:r>
+        <w:t>Järpe – ekologi samt krav på livsmiljön</w:t>
+      </w:r>
+    </w:p>
+    <w:p>
+      <w:r>
+        <w:t>Järpe är fridlyst enligt 4§ artskyddsförordningen och upptagen i bilaga 1 och 2 EU:s fågeldirektiv. Den finns i sammanhängande grandominerad skog över hela Sverige men förekomsterna är betydligt glesare i Götaland än i övriga landet. Järpen har sina livsmiljöer i tät barrskog med inblandning av lövträd och en väl utvecklad flerskiktad struktur med bärris och yngre eller undertryckta, täta granar i ett lägre skikt, ofta utmed bäckar och åar inne i den skyddande granskogen (SLU Artdatabanken, 2026).</w:t>
+      </w:r>
+    </w:p>
+    <w:p>
+      <w:r>
+        <w:t xml:space="preserve">Arten behöver lämpliga skogsbestånd om sammanlagt minst 25 hektar. Den är mycket stationär inom sitt revir och när ett par etablerat sig stannar de så länge miljön är intakt. Den undviker öppen mark och förﬂyttar sig sällan över större öppna myrar eller åkermark, och är därför känslig för fragmentering. Järpen överlever inte om dess livsmiljö kalavverkas och är även känslig för röjning, gallring och avverkning där unga granar och lövträd inte sparas i tillräcklig omfattning.  Järpe är typisk art för </w:t>
+      </w:r>
+      <w:r>
+        <w:rPr>
+          <w:i/>
+        </w:rPr>
+        <w:t>9010 Taiga, 9740 Skogsbevuxen myr</w:t>
+      </w:r>
+      <w:r>
+        <w:t xml:space="preserve"> och </w:t>
+      </w:r>
+      <w:r>
+        <w:rPr>
+          <w:i/>
+        </w:rPr>
+        <w:t>9080 Lövsumpskog</w:t>
+      </w:r>
+      <w:r>
+        <w:t xml:space="preserve"> (SLU Artdatabanken, 2026).</w:t>
+      </w:r>
+    </w:p>
+    <w:p>
+      <w:pPr>
+        <w:pStyle w:val="Heading2"/>
+      </w:pPr>
+      <w:r>
         <w:t>Referenser – järpe</w:t>
+      </w:r>
+    </w:p>
+    <w:p>
+      <w:r>
+        <w:t xml:space="preserve">SLU Artdatabanken, 2026. </w:t>
+      </w:r>
+      <w:r>
+        <w:rPr>
+          <w:i/>
+        </w:rPr>
+        <w:t xml:space="preserve">Artfaktablad. Naturvård – artfakta. </w:t>
+      </w:r>
+      <w:r>
+        <w:t>SLU Artdatabanken, Uppsala</w:t>
+      </w:r>
+    </w:p>
+    <w:p>
+      <w:pPr>
+        <w:pStyle w:val="Heading1"/>
+      </w:pPr>
+      <w:r>
+        <w:t>Videsparv – ekologi samt krav på livsmiljön</w:t>
+      </w:r>
+    </w:p>
+    <w:p>
+      <w:r>
+        <w:t>Videsparv (§4) är starkt knuten till sumpskogar och den viktigaste häckningsbiotopen är lövrik sumpgranskog, men kan i mer sällsynta fall även utgöras av ren barrskogsmiljö. En mycket typisk häckningslokal kan beskrivas som ett lövrikt skogskärr med ett rikt fältskikt av starr- och fräkenarter. Ett typiskt karaktärsdrag är vidare förekomst av rejält fuktig, stortuvig mark med vattenfyllda höljor. Viktiga häckningsmiljöer är sumpskog längs vattendrag, myr- och kärrkanter, stränder vid sjöar och granskog på hängmyrar. Reviren är små till medelstora, från under en hektar till några hektar (SLU Artdatabanken, 2026; Skogsstyrelsen, 2016).</w:t>
+      </w:r>
+    </w:p>
+    <w:p>
+      <w:r>
+        <w:t xml:space="preserve">Videsparven missgynnas av avverkning av sumpskog, dikning och dikesrensning samt andra åtgärder som påverkar fuktiga till blöta impediment. Ordentligt fuktiga skogsmiljöer har på grund av årtionden av skogsdikning minskat i areal och utbredning vilket i viss mån kan ha påverkat artens häckningsmöjligheter. Videsparv är typisk art för </w:t>
+      </w:r>
+      <w:r>
+        <w:rPr>
+          <w:i/>
+        </w:rPr>
+        <w:t>9740 Skogsbevuxen myr</w:t>
+      </w:r>
+      <w:r>
+        <w:t>, fridlyst enligt 4§ artskyddsförordningen och globalt rödlistad som nära hotad (NT) vilket innebär att Sverige har ett internationellt ansvar för arten (SLU Artdatabanken, 2026; IUCN, 2025; Skogsstyrelsen, 2016).</w:t>
+      </w:r>
+    </w:p>
+    <w:p>
+      <w:pPr>
+        <w:pStyle w:val="Heading2"/>
+      </w:pPr>
+      <w:r>
+        <w:t>Referenser – videsparv</w:t>
+      </w:r>
+    </w:p>
+    <w:p>
+      <w:r>
+        <w:t xml:space="preserve">IUCN, 2025. </w:t>
+      </w:r>
+      <w:r>
+        <w:rPr>
+          <w:i/>
+        </w:rPr>
+        <w:t>Emberiza rustica</w:t>
+      </w:r>
+      <w:r>
+        <w:t>. The IUCN Red List of Threatened Species.</w:t>
+      </w:r>
+    </w:p>
+    <w:p>
+      <w:r>
+        <w:t xml:space="preserve">Skogsstyrelsen, 2016. </w:t>
+      </w:r>
+      <w:r>
+        <w:rPr>
+          <w:i/>
+        </w:rPr>
+        <w:t xml:space="preserve">Vägledning för hänsyn till videsparv. </w:t>
+      </w:r>
+      <w:r>
+        <w:t>Vägledningar och kunskapsstöd artskydd – Skogsstyrelsen</w:t>
       </w:r>
     </w:p>
     <w:p>
@@ -858,7 +1168,7 @@
     <w:r>
       <w:tab/>
       <w:tab/>
-      <w:t>2026-07-01</w:t>
+      <w:t>2026-07-02</w:t>
       <w:br/>
       <w:br/>
     </w:r>

--- a/tillsyn/A 2991-2026 tillsynsbegäran.docx
+++ b/tillsyn/A 2991-2026 tillsynsbegäran.docx
@@ -1577,7 +1577,7 @@
     <w:r>
       <w:tab/>
       <w:tab/>
-      <w:t>2026-07-13</w:t>
+      <w:t>2026-07-14</w:t>
       <w:br/>
       <w:br/>
     </w:r>

--- a/tillsyn/A 2991-2026 tillsynsbegäran.docx
+++ b/tillsyn/A 2991-2026 tillsynsbegäran.docx
@@ -1577,7 +1577,7 @@
     <w:r>
       <w:tab/>
       <w:tab/>
-      <w:t>2026-07-14</w:t>
+      <w:t>2026-07-15</w:t>
       <w:br/>
       <w:br/>
     </w:r>

--- a/tillsyn/A 2991-2026 tillsynsbegäran.docx
+++ b/tillsyn/A 2991-2026 tillsynsbegäran.docx
@@ -1577,7 +1577,7 @@
     <w:r>
       <w:tab/>
       <w:tab/>
-      <w:t>2026-07-15</w:t>
+      <w:t>2026-07-16</w:t>
       <w:br/>
       <w:br/>
     </w:r>

--- a/tillsyn/A 2991-2026 tillsynsbegäran.docx
+++ b/tillsyn/A 2991-2026 tillsynsbegäran.docx
@@ -1577,7 +1577,7 @@
     <w:r>
       <w:tab/>
       <w:tab/>
-      <w:t>2026-07-16</w:t>
+      <w:t>2026-07-17</w:t>
       <w:br/>
       <w:br/>
     </w:r>

--- a/tillsyn/A 2991-2026 tillsynsbegäran.docx
+++ b/tillsyn/A 2991-2026 tillsynsbegäran.docx
@@ -1577,7 +1577,7 @@
     <w:r>
       <w:tab/>
       <w:tab/>
-      <w:t>2026-07-17</w:t>
+      <w:t>2026-07-18</w:t>
       <w:br/>
       <w:br/>
     </w:r>

--- a/tillsyn/A 2991-2026 tillsynsbegäran.docx
+++ b/tillsyn/A 2991-2026 tillsynsbegäran.docx
@@ -1577,7 +1577,7 @@
     <w:r>
       <w:tab/>
       <w:tab/>
-      <w:t>2026-07-18</w:t>
+      <w:t>2026-07-19</w:t>
       <w:br/>
       <w:br/>
     </w:r>

--- a/tillsyn/A 2991-2026 tillsynsbegäran.docx
+++ b/tillsyn/A 2991-2026 tillsynsbegäran.docx
@@ -1577,7 +1577,7 @@
     <w:r>
       <w:tab/>
       <w:tab/>
-      <w:t>2026-07-19</w:t>
+      <w:t>2026-07-20</w:t>
       <w:br/>
       <w:br/>
     </w:r>

--- a/tillsyn/A 2991-2026 tillsynsbegäran.docx
+++ b/tillsyn/A 2991-2026 tillsynsbegäran.docx
@@ -1577,7 +1577,7 @@
     <w:r>
       <w:tab/>
       <w:tab/>
-      <w:t>2026-07-20</w:t>
+      <w:t>2026-07-21</w:t>
       <w:br/>
       <w:br/>
     </w:r>

--- a/tillsyn/A 2991-2026 tillsynsbegäran.docx
+++ b/tillsyn/A 2991-2026 tillsynsbegäran.docx
@@ -1577,7 +1577,7 @@
     <w:r>
       <w:tab/>
       <w:tab/>
-      <w:t>2026-07-21</w:t>
+      <w:t>2026-07-22</w:t>
       <w:br/>
       <w:br/>
     </w:r>

--- a/tillsyn/A 2991-2026 tillsynsbegäran.docx
+++ b/tillsyn/A 2991-2026 tillsynsbegäran.docx
@@ -1577,7 +1577,7 @@
     <w:r>
       <w:tab/>
       <w:tab/>
-      <w:t>2026-07-22</w:t>
+      <w:t>2026-07-23</w:t>
       <w:br/>
       <w:br/>
     </w:r>

--- a/tillsyn/A 2991-2026 tillsynsbegäran.docx
+++ b/tillsyn/A 2991-2026 tillsynsbegäran.docx
@@ -1577,7 +1577,7 @@
     <w:r>
       <w:tab/>
       <w:tab/>
-      <w:t>2026-07-23</w:t>
+      <w:t>2026-07-24</w:t>
       <w:br/>
       <w:br/>
     </w:r>

--- a/tillsyn/A 2991-2026 tillsynsbegäran.docx
+++ b/tillsyn/A 2991-2026 tillsynsbegäran.docx
@@ -1577,7 +1577,7 @@
     <w:r>
       <w:tab/>
       <w:tab/>
-      <w:t>2026-07-24</w:t>
+      <w:t>2026-07-25</w:t>
       <w:br/>
       <w:br/>
     </w:r>

--- a/tillsyn/A 2991-2026 tillsynsbegäran.docx
+++ b/tillsyn/A 2991-2026 tillsynsbegäran.docx
@@ -1577,7 +1577,7 @@
     <w:r>
       <w:tab/>
       <w:tab/>
-      <w:t>2026-07-25</w:t>
+      <w:t>2026-07-26</w:t>
       <w:br/>
       <w:br/>
     </w:r>

--- a/tillsyn/A 2991-2026 tillsynsbegäran.docx
+++ b/tillsyn/A 2991-2026 tillsynsbegäran.docx
@@ -1577,7 +1577,7 @@
     <w:r>
       <w:tab/>
       <w:tab/>
-      <w:t>2026-07-26</w:t>
+      <w:t>2026-07-27</w:t>
       <w:br/>
       <w:br/>
     </w:r>

--- a/tillsyn/A 2991-2026 tillsynsbegäran.docx
+++ b/tillsyn/A 2991-2026 tillsynsbegäran.docx
@@ -1577,7 +1577,7 @@
     <w:r>
       <w:tab/>
       <w:tab/>
-      <w:t>2026-07-27</w:t>
+      <w:t>2026-07-28</w:t>
       <w:br/>
       <w:br/>
     </w:r>

--- a/tillsyn/A 2991-2026 tillsynsbegäran.docx
+++ b/tillsyn/A 2991-2026 tillsynsbegäran.docx
@@ -1577,7 +1577,7 @@
     <w:r>
       <w:tab/>
       <w:tab/>
-      <w:t>2026-07-28</w:t>
+      <w:t>2026-07-29</w:t>
       <w:br/>
       <w:br/>
     </w:r>

--- a/tillsyn/A 2991-2026 tillsynsbegäran.docx
+++ b/tillsyn/A 2991-2026 tillsynsbegäran.docx
@@ -1577,7 +1577,7 @@
     <w:r>
       <w:tab/>
       <w:tab/>
-      <w:t>2026-07-29</w:t>
+      <w:t>2026-07-30</w:t>
       <w:br/>
       <w:br/>
     </w:r>

--- a/tillsyn/A 2991-2026 tillsynsbegäran.docx
+++ b/tillsyn/A 2991-2026 tillsynsbegäran.docx
@@ -1577,7 +1577,7 @@
     <w:r>
       <w:tab/>
       <w:tab/>
-      <w:t>2026-07-30</w:t>
+      <w:t>2026-07-31</w:t>
       <w:br/>
       <w:br/>
     </w:r>

--- a/tillsyn/A 2991-2026 tillsynsbegäran.docx
+++ b/tillsyn/A 2991-2026 tillsynsbegäran.docx
@@ -1577,7 +1577,7 @@
     <w:r>
       <w:tab/>
       <w:tab/>
-      <w:t>2026-07-31</w:t>
+      <w:t>2026-08-01</w:t>
       <w:br/>
       <w:br/>
     </w:r>

--- a/tillsyn/A 2991-2026 tillsynsbegäran.docx
+++ b/tillsyn/A 2991-2026 tillsynsbegäran.docx
@@ -1577,7 +1577,7 @@
     <w:r>
       <w:tab/>
       <w:tab/>
-      <w:t>2026-08-01</w:t>
+      <w:t>2026-08-02</w:t>
       <w:br/>
       <w:br/>
     </w:r>

--- a/tillsyn/A 2991-2026 tillsynsbegäran.docx
+++ b/tillsyn/A 2991-2026 tillsynsbegäran.docx
@@ -1577,7 +1577,7 @@
     <w:r>
       <w:tab/>
       <w:tab/>
-      <w:t>2026-08-02</w:t>
+      <w:t>2026-08-03</w:t>
       <w:br/>
       <w:br/>
     </w:r>

--- a/tillsyn/A 2991-2026 tillsynsbegäran.docx
+++ b/tillsyn/A 2991-2026 tillsynsbegäran.docx
@@ -1577,7 +1577,7 @@
     <w:r>
       <w:tab/>
       <w:tab/>
-      <w:t>2026-08-03</w:t>
+      <w:t>2026-08-05</w:t>
       <w:br/>
       <w:br/>
     </w:r>

--- a/tillsyn/A 2991-2026 tillsynsbegäran.docx
+++ b/tillsyn/A 2991-2026 tillsynsbegäran.docx
@@ -1577,7 +1577,7 @@
     <w:r>
       <w:tab/>
       <w:tab/>
-      <w:t>2026-08-05</w:t>
+      <w:t>2026-08-07</w:t>
       <w:br/>
       <w:br/>
     </w:r>

--- a/tillsyn/A 2991-2026 tillsynsbegäran.docx
+++ b/tillsyn/A 2991-2026 tillsynsbegäran.docx
@@ -1577,7 +1577,7 @@
     <w:r>
       <w:tab/>
       <w:tab/>
-      <w:t>2026-08-07</w:t>
+      <w:t>2026-08-08</w:t>
       <w:br/>
       <w:br/>
     </w:r>

--- a/tillsyn/A 2991-2026 tillsynsbegäran.docx
+++ b/tillsyn/A 2991-2026 tillsynsbegäran.docx
@@ -60,7 +60,7 @@
         <w:spacing w:after="240"/>
       </w:pPr>
       <w:r>
-        <w:t>Figur 1. Fyndplatser för naturvårdsarter i och inom 13 meter från avverkningsanmälan. Markörer utan svart kant är placerade på fyndplatsen. Markörer med svart kant är placerade vid sidan av fyndplatsen har ett svart streck som visar fyndplatsens exakta position. Kartans mittpunktskoordinat är N 7083538, E 772276 i SWEREF 99 TM.</w:t>
+        <w:t>Figur 1. Fyndplatser för naturvårdsarter i och inom 13 meter från avverkningsanmälan. Markörer utan svart kant är placerade på fyndplatsen. Markörer med svart kant är placerade vid sidan av fyndplatsen och har ett svart streck som visar fyndplatsens exakta position. Kartans mittpunktskoordinat är N 7083538, E 772276 i SWEREF 99 TM.</w:t>
       </w:r>
     </w:p>
     <w:p>
@@ -1577,7 +1577,7 @@
     <w:r>
       <w:tab/>
       <w:tab/>
-      <w:t>2026-08-14</w:t>
+      <w:t>2026-08-15</w:t>
       <w:br/>
       <w:br/>
     </w:r>

--- a/tillsyn/A 2991-2026 tillsynsbegäran.docx
+++ b/tillsyn/A 2991-2026 tillsynsbegäran.docx
@@ -1577,7 +1577,7 @@
     <w:r>
       <w:tab/>
       <w:tab/>
-      <w:t>2026-08-15</w:t>
+      <w:t>2026-08-16</w:t>
       <w:br/>
       <w:br/>
     </w:r>

--- a/tillsyn/A 2991-2026 tillsynsbegäran.docx
+++ b/tillsyn/A 2991-2026 tillsynsbegäran.docx
@@ -1577,7 +1577,7 @@
     <w:r>
       <w:tab/>
       <w:tab/>
-      <w:t>2026-08-16</w:t>
+      <w:t>2026-08-17</w:t>
       <w:br/>
       <w:br/>
     </w:r>

--- a/tillsyn/A 2991-2026 tillsynsbegäran.docx
+++ b/tillsyn/A 2991-2026 tillsynsbegäran.docx
@@ -1577,7 +1577,7 @@
     <w:r>
       <w:tab/>
       <w:tab/>
-      <w:t>2026-08-17</w:t>
+      <w:t>2026-08-18</w:t>
       <w:br/>
       <w:br/>
     </w:r>

--- a/tillsyn/A 2991-2026 tillsynsbegäran.docx
+++ b/tillsyn/A 2991-2026 tillsynsbegäran.docx
@@ -1577,7 +1577,7 @@
     <w:r>
       <w:tab/>
       <w:tab/>
-      <w:t>2026-08-18</w:t>
+      <w:t>2026-08-19</w:t>
       <w:br/>
       <w:br/>
     </w:r>

--- a/tillsyn/A 2991-2026 tillsynsbegäran.docx
+++ b/tillsyn/A 2991-2026 tillsynsbegäran.docx
@@ -1577,7 +1577,7 @@
     <w:r>
       <w:tab/>
       <w:tab/>
-      <w:t>2026-08-19</w:t>
+      <w:t>2026-08-20</w:t>
       <w:br/>
       <w:br/>
     </w:r>

--- a/tillsyn/A 2991-2026 tillsynsbegäran.docx
+++ b/tillsyn/A 2991-2026 tillsynsbegäran.docx
@@ -65,7 +65,7 @@
     </w:p>
     <w:p>
       <w:r>
-        <w:t>I och inom 13 meter från avverkningsanmälan finns fynd av 28 naturvårdsarter, varav 20 är rödlistade, 14 är fridlysta, 15 är typiska (T) och 3 är signalarter (S): hornuggla (EN, §4), stjärtand (EN, §4), goliatmusseron (VU, T), smalfotad taggsvamp (VU), dropptaggsvamp (NT, T), fjällig taggsvamp s.str. (NT), grantaggsvamp (NT), gravand (NT, §4), göktyta (NT, §4), harticka (NT, T), motaggsvamp (NT, T), sandrottryffel (NT), skräntärna (NT, §4), sparvuggla (NT, §4), stjärntagging (NT, T), strandskata (NT, §4), talltagel (NT, T), talltaggsvamp (NT), talltita (NT, §4), tretåig hackspett (NT, T, §4), grovticka (S, T), nästlav (S, T), vedticka (S, T), järpe (T, §4), nattskärra (T, §4), spillkråka (T, §4), tofsmes (T, §4) och videsparv (T, §4). Se Figur 1.</w:t>
+        <w:t>I och inom 13 meter från avverkningsanmälan finns fynd av 29 naturvårdsarter, varav 20 är rödlistade, 15 är fridlysta, 16 är typiska (T) och 3 är signalarter (S): hornuggla (EN, §4), stjärtand (EN, §4), goliatmusseron (VU, T), smalfotad taggsvamp (VU), dropptaggsvamp (NT, T), fjällig taggsvamp s.str. (NT), grantaggsvamp (NT), gravand (NT, §4), göktyta (NT, §4), harticka (NT, T), motaggsvamp (NT, T), sandrottryffel (NT), skräntärna (NT, §4), sparvuggla (NT, §4), stjärntagging (NT, T), strandskata (NT, §4), talltagel (NT, T), talltaggsvamp (NT), talltita (NT, §4), tretåig hackspett (NT, T, §4), grovticka (S, T), nästlav (S, T), vedticka (S, T), bergfink (T, §4), järpe (T, §4), nattskärra (T, §4), spillkråka (T, §4), tofsmes (T, §4) och videsparv (T, §4). Se Figur 1.</w:t>
       </w:r>
     </w:p>
     <w:p>
@@ -402,6 +402,26 @@
         <w:rPr>
           <w:b/>
         </w:rPr>
+        <w:t>Bergfink (§4)</w:t>
+      </w:r>
+      <w:r>
+        <w:t xml:space="preserve"> häckar i barr- och blandskog samt i fjällbjörkskog. Den förekommer i Norrland, västra Dalarna och norra Värmland samt sparsamt till sällsynt vidare söderut till mellersta Värmland, norra Västmanland och södra Gästrikland. Bergfink är typisk art för </w:t>
+      </w:r>
+      <w:r>
+        <w:rPr>
+          <w:i/>
+        </w:rPr>
+        <w:t>9040 Fjällbjörkskog</w:t>
+      </w:r>
+      <w:r>
+        <w:t xml:space="preserve"> (SLU Artdatabanken, 2025).</w:t>
+      </w:r>
+    </w:p>
+    <w:p>
+      <w:r>
+        <w:rPr>
+          <w:b/>
+        </w:rPr>
         <w:t>Järpe (§4)</w:t>
       </w:r>
       <w:r>
@@ -552,7 +572,7 @@
     </w:p>
     <w:p>
       <w:r>
-        <w:t>Följande typiska arter har sina livsmiljöer och växtplatser i den avverkningsanmälda skogen: goliatmusseron (VU, T), dropptaggsvamp (NT, T), harticka (NT, T), motaggsvamp (NT, T), stjärntagging (NT, T), talltagel (NT, T), tretåig hackspett (NT, T, §4), grovticka (S, T), nästlav (S, T), vedticka (S, T), järpe (T, §4), nattskärra (T, §4), spillkråka (T, §4), tofsmes (T, §4) och videsparv (T, §4).</w:t>
+        <w:t>Följande typiska arter har sina livsmiljöer och växtplatser i den avverkningsanmälda skogen: goliatmusseron (VU, T), dropptaggsvamp (NT, T), harticka (NT, T), motaggsvamp (NT, T), stjärntagging (NT, T), talltagel (NT, T), tretåig hackspett (NT, T, §4), grovticka (S, T), nästlav (S, T), vedticka (S, T), bergfink (T, §4), järpe (T, §4), nattskärra (T, §4), spillkråka (T, §4), tofsmes (T, §4) och videsparv (T, §4).</w:t>
       </w:r>
     </w:p>
     <w:p>
@@ -1577,7 +1597,7 @@
     <w:r>
       <w:tab/>
       <w:tab/>
-      <w:t>2026-08-20</w:t>
+      <w:t>2026-08-21</w:t>
       <w:br/>
       <w:br/>
     </w:r>

--- a/tillsyn/A 2991-2026 tillsynsbegäran.docx
+++ b/tillsyn/A 2991-2026 tillsynsbegäran.docx
@@ -1597,7 +1597,7 @@
     <w:r>
       <w:tab/>
       <w:tab/>
-      <w:t>2026-08-21</w:t>
+      <w:t>2026-08-22</w:t>
       <w:br/>
       <w:br/>
     </w:r>

--- a/tillsyn/A 2991-2026 tillsynsbegäran.docx
+++ b/tillsyn/A 2991-2026 tillsynsbegäran.docx
@@ -1597,7 +1597,7 @@
     <w:r>
       <w:tab/>
       <w:tab/>
-      <w:t>2026-08-22</w:t>
+      <w:t>2026-08-23</w:t>
       <w:br/>
       <w:br/>
     </w:r>

--- a/tillsyn/A 2991-2026 tillsynsbegäran.docx
+++ b/tillsyn/A 2991-2026 tillsynsbegäran.docx
@@ -1597,7 +1597,7 @@
     <w:r>
       <w:tab/>
       <w:tab/>
-      <w:t>2026-08-23</w:t>
+      <w:t>2026-08-24</w:t>
       <w:br/>
       <w:br/>
     </w:r>

--- a/tillsyn/A 2991-2026 tillsynsbegäran.docx
+++ b/tillsyn/A 2991-2026 tillsynsbegäran.docx
@@ -1597,7 +1597,7 @@
     <w:r>
       <w:tab/>
       <w:tab/>
-      <w:t>2026-08-24</w:t>
+      <w:t>2026-08-25</w:t>
       <w:br/>
       <w:br/>
     </w:r>

--- a/tillsyn/A 2991-2026 tillsynsbegäran.docx
+++ b/tillsyn/A 2991-2026 tillsynsbegäran.docx
@@ -1597,7 +1597,7 @@
     <w:r>
       <w:tab/>
       <w:tab/>
-      <w:t>2026-08-25</w:t>
+      <w:t>2026-08-26</w:t>
       <w:br/>
       <w:br/>
     </w:r>

--- a/tillsyn/A 2991-2026 tillsynsbegäran.docx
+++ b/tillsyn/A 2991-2026 tillsynsbegäran.docx
@@ -1597,7 +1597,7 @@
     <w:r>
       <w:tab/>
       <w:tab/>
-      <w:t>2026-08-26</w:t>
+      <w:t>2026-08-27</w:t>
       <w:br/>
       <w:br/>
     </w:r>

--- a/tillsyn/A 2991-2026 tillsynsbegäran.docx
+++ b/tillsyn/A 2991-2026 tillsynsbegäran.docx
@@ -1597,7 +1597,7 @@
     <w:r>
       <w:tab/>
       <w:tab/>
-      <w:t>2026-08-27</w:t>
+      <w:t>2026-08-28</w:t>
       <w:br/>
       <w:br/>
     </w:r>

--- a/tillsyn/A 2991-2026 tillsynsbegäran.docx
+++ b/tillsyn/A 2991-2026 tillsynsbegäran.docx
@@ -1597,7 +1597,7 @@
     <w:r>
       <w:tab/>
       <w:tab/>
-      <w:t>2026-08-28</w:t>
+      <w:t>2026-08-29</w:t>
       <w:br/>
       <w:br/>
     </w:r>

--- a/tillsyn/A 2991-2026 tillsynsbegäran.docx
+++ b/tillsyn/A 2991-2026 tillsynsbegäran.docx
@@ -1597,7 +1597,7 @@
     <w:r>
       <w:tab/>
       <w:tab/>
-      <w:t>2026-08-29</w:t>
+      <w:t>2026-08-31</w:t>
       <w:br/>
       <w:br/>
     </w:r>

--- a/tillsyn/A 2991-2026 tillsynsbegäran.docx
+++ b/tillsyn/A 2991-2026 tillsynsbegäran.docx
@@ -1597,7 +1597,7 @@
     <w:r>
       <w:tab/>
       <w:tab/>
-      <w:t>2026-08-31</w:t>
+      <w:t>2026-09-01</w:t>
       <w:br/>
       <w:br/>
     </w:r>

--- a/tillsyn/A 2991-2026 tillsynsbegäran.docx
+++ b/tillsyn/A 2991-2026 tillsynsbegäran.docx
@@ -1597,7 +1597,7 @@
     <w:r>
       <w:tab/>
       <w:tab/>
-      <w:t>2026-09-01</w:t>
+      <w:t>2026-09-02</w:t>
       <w:br/>
       <w:br/>
     </w:r>

--- a/tillsyn/A 2991-2026 tillsynsbegäran.docx
+++ b/tillsyn/A 2991-2026 tillsynsbegäran.docx
@@ -1597,7 +1597,7 @@
     <w:r>
       <w:tab/>
       <w:tab/>
-      <w:t>2026-09-02</w:t>
+      <w:t>2026-09-03</w:t>
       <w:br/>
       <w:br/>
     </w:r>

--- a/tillsyn/A 2991-2026 tillsynsbegäran.docx
+++ b/tillsyn/A 2991-2026 tillsynsbegäran.docx
@@ -1597,7 +1597,7 @@
     <w:r>
       <w:tab/>
       <w:tab/>
-      <w:t>2026-09-03</w:t>
+      <w:t>2026-09-04</w:t>
       <w:br/>
       <w:br/>
     </w:r>

--- a/tillsyn/A 2991-2026 tillsynsbegäran.docx
+++ b/tillsyn/A 2991-2026 tillsynsbegäran.docx
@@ -1597,7 +1597,7 @@
     <w:r>
       <w:tab/>
       <w:tab/>
-      <w:t>2026-09-04</w:t>
+      <w:t>2026-09-05</w:t>
       <w:br/>
       <w:br/>
     </w:r>

--- a/tillsyn/A 2991-2026 tillsynsbegäran.docx
+++ b/tillsyn/A 2991-2026 tillsynsbegäran.docx
@@ -1597,7 +1597,7 @@
     <w:r>
       <w:tab/>
       <w:tab/>
-      <w:t>2026-09-05</w:t>
+      <w:t>2026-09-06</w:t>
       <w:br/>
       <w:br/>
     </w:r>

--- a/tillsyn/A 2991-2026 tillsynsbegäran.docx
+++ b/tillsyn/A 2991-2026 tillsynsbegäran.docx
@@ -1597,7 +1597,7 @@
     <w:r>
       <w:tab/>
       <w:tab/>
-      <w:t>2026-09-06</w:t>
+      <w:t>2026-09-07</w:t>
       <w:br/>
       <w:br/>
     </w:r>

--- a/tillsyn/A 2991-2026 tillsynsbegäran.docx
+++ b/tillsyn/A 2991-2026 tillsynsbegäran.docx
@@ -1597,7 +1597,7 @@
     <w:r>
       <w:tab/>
       <w:tab/>
-      <w:t>2026-09-07</w:t>
+      <w:t>2026-09-08</w:t>
       <w:br/>
       <w:br/>
     </w:r>

--- a/tillsyn/A 2991-2026 tillsynsbegäran.docx
+++ b/tillsyn/A 2991-2026 tillsynsbegäran.docx
@@ -1597,7 +1597,7 @@
     <w:r>
       <w:tab/>
       <w:tab/>
-      <w:t>2026-09-08</w:t>
+      <w:t>2026-09-09</w:t>
       <w:br/>
       <w:br/>
     </w:r>

--- a/tillsyn/A 2991-2026 tillsynsbegäran.docx
+++ b/tillsyn/A 2991-2026 tillsynsbegäran.docx
@@ -1597,7 +1597,7 @@
     <w:r>
       <w:tab/>
       <w:tab/>
-      <w:t>2026-09-09</w:t>
+      <w:t>2026-09-10</w:t>
       <w:br/>
       <w:br/>
     </w:r>

--- a/tillsyn/A 2991-2026 tillsynsbegäran.docx
+++ b/tillsyn/A 2991-2026 tillsynsbegäran.docx
@@ -1597,7 +1597,7 @@
     <w:r>
       <w:tab/>
       <w:tab/>
-      <w:t>2026-09-10</w:t>
+      <w:t>2026-09-11</w:t>
       <w:br/>
       <w:br/>
     </w:r>

--- a/tillsyn/A 2991-2026 tillsynsbegäran.docx
+++ b/tillsyn/A 2991-2026 tillsynsbegäran.docx
@@ -1597,7 +1597,7 @@
     <w:r>
       <w:tab/>
       <w:tab/>
-      <w:t>2026-09-11</w:t>
+      <w:t>2026-09-12</w:t>
       <w:br/>
       <w:br/>
     </w:r>
